--- a/notes.docx
+++ b/notes.docx
@@ -49,7 +49,7 @@
     </w:p>
     <w:p>
       <w:pPr>
-        <w:pStyle w:val="3"/>
+        <w:pStyle w:val="4"/>
         <w:keepNext w:val="0"/>
         <w:keepLines w:val="0"/>
         <w:widowControl/>
@@ -60,7 +60,7 @@
       </w:r>
       <w:r>
         <w:rPr>
-          <w:rStyle w:val="7"/>
+          <w:rStyle w:val="8"/>
         </w:rPr>
         <w:t>KeyError</w:t>
       </w:r>
@@ -70,7 +70,7 @@
     </w:p>
     <w:p>
       <w:pPr>
-        <w:pStyle w:val="9"/>
+        <w:pStyle w:val="10"/>
         <w:keepNext w:val="0"/>
         <w:keepLines w:val="0"/>
         <w:widowControl/>
@@ -81,7 +81,7 @@
       </w:r>
       <w:r>
         <w:rPr>
-          <w:rStyle w:val="10"/>
+          <w:rStyle w:val="11"/>
         </w:rPr>
         <w:t>completely different JSON structure</w:t>
       </w:r>
@@ -91,88 +91,88 @@
     </w:p>
     <w:p>
       <w:pPr>
-        <w:pStyle w:val="8"/>
-        <w:keepNext w:val="0"/>
-        <w:keepLines w:val="0"/>
-        <w:widowControl/>
-        <w:suppressLineNumbers w:val="0"/>
-        <w:rPr>
-          <w:rStyle w:val="7"/>
-        </w:rPr>
-      </w:pPr>
-      <w:r>
-        <w:rPr>
-          <w:rStyle w:val="7"/>
+        <w:pStyle w:val="9"/>
+        <w:keepNext w:val="0"/>
+        <w:keepLines w:val="0"/>
+        <w:widowControl/>
+        <w:suppressLineNumbers w:val="0"/>
+        <w:rPr>
+          <w:rStyle w:val="8"/>
+        </w:rPr>
+      </w:pPr>
+      <w:r>
+        <w:rPr>
+          <w:rStyle w:val="8"/>
         </w:rPr>
         <w:t># Valid user → has 'name', 'public_repos', 'followers'</w:t>
       </w:r>
     </w:p>
     <w:p>
       <w:pPr>
-        <w:pStyle w:val="8"/>
-        <w:keepNext w:val="0"/>
-        <w:keepLines w:val="0"/>
-        <w:widowControl/>
-        <w:suppressLineNumbers w:val="0"/>
-        <w:rPr>
-          <w:rStyle w:val="7"/>
-        </w:rPr>
-      </w:pPr>
-      <w:r>
-        <w:rPr>
-          <w:rStyle w:val="7"/>
+        <w:pStyle w:val="9"/>
+        <w:keepNext w:val="0"/>
+        <w:keepLines w:val="0"/>
+        <w:widowControl/>
+        <w:suppressLineNumbers w:val="0"/>
+        <w:rPr>
+          <w:rStyle w:val="8"/>
+        </w:rPr>
+      </w:pPr>
+      <w:r>
+        <w:rPr>
+          <w:rStyle w:val="8"/>
         </w:rPr>
         <w:t>{'login': 'PrathameshDevkar', 'name': None, 'public_repos': 36, ...}</w:t>
       </w:r>
     </w:p>
     <w:p>
       <w:pPr>
-        <w:pStyle w:val="8"/>
-        <w:keepNext w:val="0"/>
-        <w:keepLines w:val="0"/>
-        <w:widowControl/>
-        <w:suppressLineNumbers w:val="0"/>
-        <w:rPr>
-          <w:rStyle w:val="7"/>
-        </w:rPr>
-      </w:pPr>
-    </w:p>
-    <w:p>
-      <w:pPr>
-        <w:pStyle w:val="8"/>
-        <w:keepNext w:val="0"/>
-        <w:keepLines w:val="0"/>
-        <w:widowControl/>
-        <w:suppressLineNumbers w:val="0"/>
-        <w:rPr>
-          <w:rStyle w:val="7"/>
-        </w:rPr>
-      </w:pPr>
-      <w:r>
-        <w:rPr>
-          <w:rStyle w:val="7"/>
+        <w:pStyle w:val="9"/>
+        <w:keepNext w:val="0"/>
+        <w:keepLines w:val="0"/>
+        <w:widowControl/>
+        <w:suppressLineNumbers w:val="0"/>
+        <w:rPr>
+          <w:rStyle w:val="8"/>
+        </w:rPr>
+      </w:pPr>
+    </w:p>
+    <w:p>
+      <w:pPr>
+        <w:pStyle w:val="9"/>
+        <w:keepNext w:val="0"/>
+        <w:keepLines w:val="0"/>
+        <w:widowControl/>
+        <w:suppressLineNumbers w:val="0"/>
+        <w:rPr>
+          <w:rStyle w:val="8"/>
+        </w:rPr>
+      </w:pPr>
+      <w:r>
+        <w:rPr>
+          <w:rStyle w:val="8"/>
         </w:rPr>
         <w:t># Invalid user → completely different keys</w:t>
       </w:r>
     </w:p>
     <w:p>
       <w:pPr>
-        <w:pStyle w:val="8"/>
-        <w:keepNext w:val="0"/>
-        <w:keepLines w:val="0"/>
-        <w:widowControl/>
-        <w:suppressLineNumbers w:val="0"/>
-      </w:pPr>
-      <w:r>
-        <w:rPr>
-          <w:rStyle w:val="7"/>
+        <w:pStyle w:val="9"/>
+        <w:keepNext w:val="0"/>
+        <w:keepLines w:val="0"/>
+        <w:widowControl/>
+        <w:suppressLineNumbers w:val="0"/>
+      </w:pPr>
+      <w:r>
+        <w:rPr>
+          <w:rStyle w:val="8"/>
         </w:rPr>
         <w:t>{'message': 'Not Found', 'documentation_url': '...', 'status': '404'}</w:t>
       </w:r>
     </w:p>
     <w:p>
       <w:pPr>
-        <w:pStyle w:val="9"/>
+        <w:pStyle w:val="10"/>
         <w:keepNext w:val="0"/>
         <w:keepLines w:val="0"/>
         <w:widowControl/>
@@ -183,7 +183,7 @@
       </w:r>
       <w:r>
         <w:rPr>
-          <w:rStyle w:val="7"/>
+          <w:rStyle w:val="8"/>
         </w:rPr>
         <w:t>user['name']</w:t>
       </w:r>
@@ -192,7 +192,7 @@
       </w:r>
       <w:r>
         <w:rPr>
-          <w:rStyle w:val="10"/>
+          <w:rStyle w:val="11"/>
         </w:rPr>
         <w:t>always check the status code before reading the body</w:t>
       </w:r>
@@ -223,7 +223,7 @@
     </w:p>
     <w:p>
       <w:pPr>
-        <w:pStyle w:val="2"/>
+        <w:pStyle w:val="3"/>
         <w:keepNext w:val="0"/>
         <w:keepLines w:val="0"/>
         <w:widowControl/>
@@ -235,7 +235,7 @@
     </w:p>
     <w:p>
       <w:pPr>
-        <w:pStyle w:val="3"/>
+        <w:pStyle w:val="4"/>
         <w:keepNext w:val="0"/>
         <w:keepLines w:val="0"/>
         <w:widowControl/>
@@ -247,7 +247,7 @@
     </w:p>
     <w:p>
       <w:pPr>
-        <w:pStyle w:val="9"/>
+        <w:pStyle w:val="10"/>
         <w:keepNext w:val="0"/>
         <w:keepLines w:val="0"/>
         <w:widowControl/>
@@ -259,346 +259,346 @@
     </w:p>
     <w:p>
       <w:pPr>
-        <w:pStyle w:val="8"/>
-        <w:keepNext w:val="0"/>
-        <w:keepLines w:val="0"/>
-        <w:widowControl/>
-        <w:suppressLineNumbers w:val="0"/>
-        <w:rPr>
-          <w:rStyle w:val="7"/>
-        </w:rPr>
-      </w:pPr>
-      <w:r>
-        <w:rPr>
-          <w:rStyle w:val="7"/>
+        <w:pStyle w:val="9"/>
+        <w:keepNext w:val="0"/>
+        <w:keepLines w:val="0"/>
+        <w:widowControl/>
+        <w:suppressLineNumbers w:val="0"/>
+        <w:rPr>
+          <w:rStyle w:val="8"/>
+        </w:rPr>
+      </w:pPr>
+      <w:r>
+        <w:rPr>
+          <w:rStyle w:val="8"/>
         </w:rPr>
         <w:t>CLIENT (your Python code)                    SERVER (GitHub)</w:t>
       </w:r>
     </w:p>
     <w:p>
       <w:pPr>
-        <w:pStyle w:val="8"/>
-        <w:keepNext w:val="0"/>
-        <w:keepLines w:val="0"/>
-        <w:widowControl/>
-        <w:suppressLineNumbers w:val="0"/>
-        <w:rPr>
-          <w:rStyle w:val="7"/>
-        </w:rPr>
-      </w:pPr>
-      <w:r>
-        <w:rPr>
-          <w:rStyle w:val="7"/>
+        <w:pStyle w:val="9"/>
+        <w:keepNext w:val="0"/>
+        <w:keepLines w:val="0"/>
+        <w:widowControl/>
+        <w:suppressLineNumbers w:val="0"/>
+        <w:rPr>
+          <w:rStyle w:val="8"/>
+        </w:rPr>
+      </w:pPr>
+      <w:r>
+        <w:rPr>
+          <w:rStyle w:val="8"/>
         </w:rPr>
         <w:t>─────────────────────────                    ───────────────</w:t>
       </w:r>
     </w:p>
     <w:p>
       <w:pPr>
-        <w:pStyle w:val="8"/>
-        <w:keepNext w:val="0"/>
-        <w:keepLines w:val="0"/>
-        <w:widowControl/>
-        <w:suppressLineNumbers w:val="0"/>
-        <w:rPr>
-          <w:rStyle w:val="7"/>
-        </w:rPr>
-      </w:pPr>
-      <w:r>
-        <w:rPr>
-          <w:rStyle w:val="7"/>
+        <w:pStyle w:val="9"/>
+        <w:keepNext w:val="0"/>
+        <w:keepLines w:val="0"/>
+        <w:widowControl/>
+        <w:suppressLineNumbers w:val="0"/>
+        <w:rPr>
+          <w:rStyle w:val="8"/>
+        </w:rPr>
+      </w:pPr>
+      <w:r>
+        <w:rPr>
+          <w:rStyle w:val="8"/>
         </w:rPr>
         <w:t>1. You build a REQUEST:</w:t>
       </w:r>
     </w:p>
     <w:p>
       <w:pPr>
-        <w:pStyle w:val="8"/>
-        <w:keepNext w:val="0"/>
-        <w:keepLines w:val="0"/>
-        <w:widowControl/>
-        <w:suppressLineNumbers w:val="0"/>
-        <w:rPr>
-          <w:rStyle w:val="7"/>
-        </w:rPr>
-      </w:pPr>
-      <w:r>
-        <w:rPr>
-          <w:rStyle w:val="7"/>
+        <w:pStyle w:val="9"/>
+        <w:keepNext w:val="0"/>
+        <w:keepLines w:val="0"/>
+        <w:widowControl/>
+        <w:suppressLineNumbers w:val="0"/>
+        <w:rPr>
+          <w:rStyle w:val="8"/>
+        </w:rPr>
+      </w:pPr>
+      <w:r>
+        <w:rPr>
+          <w:rStyle w:val="8"/>
         </w:rPr>
         <w:t xml:space="preserve">   - Method  : GET</w:t>
       </w:r>
     </w:p>
     <w:p>
       <w:pPr>
-        <w:pStyle w:val="8"/>
-        <w:keepNext w:val="0"/>
-        <w:keepLines w:val="0"/>
-        <w:widowControl/>
-        <w:suppressLineNumbers w:val="0"/>
-        <w:rPr>
-          <w:rStyle w:val="7"/>
-        </w:rPr>
-      </w:pPr>
-      <w:r>
-        <w:rPr>
-          <w:rStyle w:val="7"/>
+        <w:pStyle w:val="9"/>
+        <w:keepNext w:val="0"/>
+        <w:keepLines w:val="0"/>
+        <w:widowControl/>
+        <w:suppressLineNumbers w:val="0"/>
+        <w:rPr>
+          <w:rStyle w:val="8"/>
+        </w:rPr>
+      </w:pPr>
+      <w:r>
+        <w:rPr>
+          <w:rStyle w:val="8"/>
         </w:rPr>
         <w:t xml:space="preserve">   - URL     : https://api.github.com/users/torvalds</w:t>
       </w:r>
     </w:p>
     <w:p>
       <w:pPr>
-        <w:pStyle w:val="8"/>
-        <w:keepNext w:val="0"/>
-        <w:keepLines w:val="0"/>
-        <w:widowControl/>
-        <w:suppressLineNumbers w:val="0"/>
-        <w:rPr>
-          <w:rStyle w:val="7"/>
-        </w:rPr>
-      </w:pPr>
-      <w:r>
-        <w:rPr>
-          <w:rStyle w:val="7"/>
+        <w:pStyle w:val="9"/>
+        <w:keepNext w:val="0"/>
+        <w:keepLines w:val="0"/>
+        <w:widowControl/>
+        <w:suppressLineNumbers w:val="0"/>
+        <w:rPr>
+          <w:rStyle w:val="8"/>
+        </w:rPr>
+      </w:pPr>
+      <w:r>
+        <w:rPr>
+          <w:rStyle w:val="8"/>
         </w:rPr>
         <w:t xml:space="preserve">   - Headers : Accept: application/json</w:t>
       </w:r>
     </w:p>
     <w:p>
       <w:pPr>
-        <w:pStyle w:val="8"/>
-        <w:keepNext w:val="0"/>
-        <w:keepLines w:val="0"/>
-        <w:widowControl/>
-        <w:suppressLineNumbers w:val="0"/>
-        <w:rPr>
-          <w:rStyle w:val="7"/>
-        </w:rPr>
-      </w:pPr>
-      <w:r>
-        <w:rPr>
-          <w:rStyle w:val="7"/>
+        <w:pStyle w:val="9"/>
+        <w:keepNext w:val="0"/>
+        <w:keepLines w:val="0"/>
+        <w:widowControl/>
+        <w:suppressLineNumbers w:val="0"/>
+        <w:rPr>
+          <w:rStyle w:val="8"/>
+        </w:rPr>
+      </w:pPr>
+      <w:r>
+        <w:rPr>
+          <w:rStyle w:val="8"/>
         </w:rPr>
         <w:t xml:space="preserve">   - Body    : (empty for GET)</w:t>
       </w:r>
     </w:p>
     <w:p>
       <w:pPr>
-        <w:pStyle w:val="8"/>
-        <w:keepNext w:val="0"/>
-        <w:keepLines w:val="0"/>
-        <w:widowControl/>
-        <w:suppressLineNumbers w:val="0"/>
-        <w:rPr>
-          <w:rStyle w:val="7"/>
-        </w:rPr>
-      </w:pPr>
-      <w:r>
-        <w:rPr>
-          <w:rStyle w:val="7"/>
+        <w:pStyle w:val="9"/>
+        <w:keepNext w:val="0"/>
+        <w:keepLines w:val="0"/>
+        <w:widowControl/>
+        <w:suppressLineNumbers w:val="0"/>
+        <w:rPr>
+          <w:rStyle w:val="8"/>
+        </w:rPr>
+      </w:pPr>
+      <w:r>
+        <w:rPr>
+          <w:rStyle w:val="8"/>
         </w:rPr>
         <w:t xml:space="preserve">                           ──── REQUEST ────────────────►</w:t>
       </w:r>
     </w:p>
     <w:p>
       <w:pPr>
-        <w:pStyle w:val="8"/>
-        <w:keepNext w:val="0"/>
-        <w:keepLines w:val="0"/>
-        <w:widowControl/>
-        <w:suppressLineNumbers w:val="0"/>
-        <w:rPr>
-          <w:rStyle w:val="7"/>
-        </w:rPr>
-      </w:pPr>
-      <w:r>
-        <w:rPr>
-          <w:rStyle w:val="7"/>
+        <w:pStyle w:val="9"/>
+        <w:keepNext w:val="0"/>
+        <w:keepLines w:val="0"/>
+        <w:widowControl/>
+        <w:suppressLineNumbers w:val="0"/>
+        <w:rPr>
+          <w:rStyle w:val="8"/>
+        </w:rPr>
+      </w:pPr>
+      <w:r>
+        <w:rPr>
+          <w:rStyle w:val="8"/>
         </w:rPr>
         <w:t xml:space="preserve">                                                2. Server receives it</w:t>
       </w:r>
     </w:p>
     <w:p>
       <w:pPr>
-        <w:pStyle w:val="8"/>
-        <w:keepNext w:val="0"/>
-        <w:keepLines w:val="0"/>
-        <w:widowControl/>
-        <w:suppressLineNumbers w:val="0"/>
-        <w:rPr>
-          <w:rStyle w:val="7"/>
-        </w:rPr>
-      </w:pPr>
-      <w:r>
-        <w:rPr>
-          <w:rStyle w:val="7"/>
+        <w:pStyle w:val="9"/>
+        <w:keepNext w:val="0"/>
+        <w:keepLines w:val="0"/>
+        <w:widowControl/>
+        <w:suppressLineNumbers w:val="0"/>
+        <w:rPr>
+          <w:rStyle w:val="8"/>
+        </w:rPr>
+      </w:pPr>
+      <w:r>
+        <w:rPr>
+          <w:rStyle w:val="8"/>
         </w:rPr>
         <w:t xml:space="preserve">                                                3. Finds the user data</w:t>
       </w:r>
     </w:p>
     <w:p>
       <w:pPr>
-        <w:pStyle w:val="8"/>
-        <w:keepNext w:val="0"/>
-        <w:keepLines w:val="0"/>
-        <w:widowControl/>
-        <w:suppressLineNumbers w:val="0"/>
-        <w:rPr>
-          <w:rStyle w:val="7"/>
-        </w:rPr>
-      </w:pPr>
-      <w:r>
-        <w:rPr>
-          <w:rStyle w:val="7"/>
+        <w:pStyle w:val="9"/>
+        <w:keepNext w:val="0"/>
+        <w:keepLines w:val="0"/>
+        <w:widowControl/>
+        <w:suppressLineNumbers w:val="0"/>
+        <w:rPr>
+          <w:rStyle w:val="8"/>
+        </w:rPr>
+      </w:pPr>
+      <w:r>
+        <w:rPr>
+          <w:rStyle w:val="8"/>
         </w:rPr>
         <w:t xml:space="preserve">                                                4. Builds a RESPONSE:</w:t>
       </w:r>
     </w:p>
     <w:p>
       <w:pPr>
-        <w:pStyle w:val="8"/>
-        <w:keepNext w:val="0"/>
-        <w:keepLines w:val="0"/>
-        <w:widowControl/>
-        <w:suppressLineNumbers w:val="0"/>
-        <w:rPr>
-          <w:rStyle w:val="7"/>
-        </w:rPr>
-      </w:pPr>
-      <w:r>
-        <w:rPr>
-          <w:rStyle w:val="7"/>
+        <w:pStyle w:val="9"/>
+        <w:keepNext w:val="0"/>
+        <w:keepLines w:val="0"/>
+        <w:widowControl/>
+        <w:suppressLineNumbers w:val="0"/>
+        <w:rPr>
+          <w:rStyle w:val="8"/>
+        </w:rPr>
+      </w:pPr>
+      <w:r>
+        <w:rPr>
+          <w:rStyle w:val="8"/>
         </w:rPr>
         <w:t xml:space="preserve">                                                   - Status : 200</w:t>
       </w:r>
     </w:p>
     <w:p>
       <w:pPr>
-        <w:pStyle w:val="8"/>
-        <w:keepNext w:val="0"/>
-        <w:keepLines w:val="0"/>
-        <w:widowControl/>
-        <w:suppressLineNumbers w:val="0"/>
-        <w:rPr>
-          <w:rStyle w:val="7"/>
-        </w:rPr>
-      </w:pPr>
-      <w:r>
-        <w:rPr>
-          <w:rStyle w:val="7"/>
+        <w:pStyle w:val="9"/>
+        <w:keepNext w:val="0"/>
+        <w:keepLines w:val="0"/>
+        <w:widowControl/>
+        <w:suppressLineNumbers w:val="0"/>
+        <w:rPr>
+          <w:rStyle w:val="8"/>
+        </w:rPr>
+      </w:pPr>
+      <w:r>
+        <w:rPr>
+          <w:rStyle w:val="8"/>
         </w:rPr>
         <w:t xml:space="preserve">                                                   - Headers: Content-Type, RateLimit...</w:t>
       </w:r>
     </w:p>
     <w:p>
       <w:pPr>
-        <w:pStyle w:val="8"/>
-        <w:keepNext w:val="0"/>
-        <w:keepLines w:val="0"/>
-        <w:widowControl/>
-        <w:suppressLineNumbers w:val="0"/>
-        <w:rPr>
-          <w:rStyle w:val="7"/>
-        </w:rPr>
-      </w:pPr>
-      <w:r>
-        <w:rPr>
-          <w:rStyle w:val="7"/>
+        <w:pStyle w:val="9"/>
+        <w:keepNext w:val="0"/>
+        <w:keepLines w:val="0"/>
+        <w:widowControl/>
+        <w:suppressLineNumbers w:val="0"/>
+        <w:rPr>
+          <w:rStyle w:val="8"/>
+        </w:rPr>
+      </w:pPr>
+      <w:r>
+        <w:rPr>
+          <w:rStyle w:val="8"/>
         </w:rPr>
         <w:t xml:space="preserve">                                                   - Body   : JSON data</w:t>
       </w:r>
     </w:p>
     <w:p>
       <w:pPr>
-        <w:pStyle w:val="8"/>
-        <w:keepNext w:val="0"/>
-        <w:keepLines w:val="0"/>
-        <w:widowControl/>
-        <w:suppressLineNumbers w:val="0"/>
-        <w:rPr>
-          <w:rStyle w:val="7"/>
-        </w:rPr>
-      </w:pPr>
-      <w:r>
-        <w:rPr>
-          <w:rStyle w:val="7"/>
+        <w:pStyle w:val="9"/>
+        <w:keepNext w:val="0"/>
+        <w:keepLines w:val="0"/>
+        <w:widowControl/>
+        <w:suppressLineNumbers w:val="0"/>
+        <w:rPr>
+          <w:rStyle w:val="8"/>
+        </w:rPr>
+      </w:pPr>
+      <w:r>
+        <w:rPr>
+          <w:rStyle w:val="8"/>
         </w:rPr>
         <w:t xml:space="preserve">                           ◄─── RESPONSE ───────────────</w:t>
       </w:r>
     </w:p>
     <w:p>
       <w:pPr>
-        <w:pStyle w:val="8"/>
-        <w:keepNext w:val="0"/>
-        <w:keepLines w:val="0"/>
-        <w:widowControl/>
-        <w:suppressLineNumbers w:val="0"/>
-        <w:rPr>
-          <w:rStyle w:val="7"/>
-        </w:rPr>
-      </w:pPr>
-      <w:r>
-        <w:rPr>
-          <w:rStyle w:val="7"/>
+        <w:pStyle w:val="9"/>
+        <w:keepNext w:val="0"/>
+        <w:keepLines w:val="0"/>
+        <w:widowControl/>
+        <w:suppressLineNumbers w:val="0"/>
+        <w:rPr>
+          <w:rStyle w:val="8"/>
+        </w:rPr>
+      </w:pPr>
+      <w:r>
+        <w:rPr>
+          <w:rStyle w:val="8"/>
         </w:rPr>
         <w:t>5. You read the RESPONSE:</w:t>
       </w:r>
     </w:p>
     <w:p>
       <w:pPr>
-        <w:pStyle w:val="8"/>
-        <w:keepNext w:val="0"/>
-        <w:keepLines w:val="0"/>
-        <w:widowControl/>
-        <w:suppressLineNumbers w:val="0"/>
-        <w:rPr>
-          <w:rStyle w:val="7"/>
-        </w:rPr>
-      </w:pPr>
-      <w:r>
-        <w:rPr>
-          <w:rStyle w:val="7"/>
+        <w:pStyle w:val="9"/>
+        <w:keepNext w:val="0"/>
+        <w:keepLines w:val="0"/>
+        <w:widowControl/>
+        <w:suppressLineNumbers w:val="0"/>
+        <w:rPr>
+          <w:rStyle w:val="8"/>
+        </w:rPr>
+      </w:pPr>
+      <w:r>
+        <w:rPr>
+          <w:rStyle w:val="8"/>
         </w:rPr>
         <w:t xml:space="preserve">   - response.status_code  → 200</w:t>
       </w:r>
     </w:p>
     <w:p>
       <w:pPr>
-        <w:pStyle w:val="8"/>
-        <w:keepNext w:val="0"/>
-        <w:keepLines w:val="0"/>
-        <w:widowControl/>
-        <w:suppressLineNumbers w:val="0"/>
-        <w:rPr>
-          <w:rStyle w:val="7"/>
-        </w:rPr>
-      </w:pPr>
-      <w:r>
-        <w:rPr>
-          <w:rStyle w:val="7"/>
+        <w:pStyle w:val="9"/>
+        <w:keepNext w:val="0"/>
+        <w:keepLines w:val="0"/>
+        <w:widowControl/>
+        <w:suppressLineNumbers w:val="0"/>
+        <w:rPr>
+          <w:rStyle w:val="8"/>
+        </w:rPr>
+      </w:pPr>
+      <w:r>
+        <w:rPr>
+          <w:rStyle w:val="8"/>
         </w:rPr>
         <w:t xml:space="preserve">   - response.headers      → metadata</w:t>
       </w:r>
     </w:p>
     <w:p>
       <w:pPr>
-        <w:pStyle w:val="8"/>
-        <w:keepNext w:val="0"/>
-        <w:keepLines w:val="0"/>
-        <w:widowControl/>
-        <w:suppressLineNumbers w:val="0"/>
-      </w:pPr>
-      <w:r>
-        <w:rPr>
-          <w:rStyle w:val="7"/>
+        <w:pStyle w:val="9"/>
+        <w:keepNext w:val="0"/>
+        <w:keepLines w:val="0"/>
+        <w:widowControl/>
+        <w:suppressLineNumbers w:val="0"/>
+      </w:pPr>
+      <w:r>
+        <w:rPr>
+          <w:rStyle w:val="8"/>
         </w:rPr>
         <w:t xml:space="preserve">   - response.json()       → parsed dict</w:t>
       </w:r>
     </w:p>
     <w:p>
       <w:pPr>
-        <w:pStyle w:val="9"/>
+        <w:pStyle w:val="10"/>
         <w:keepNext w:val="0"/>
         <w:keepLines w:val="0"/>
         <w:widowControl/>
@@ -609,7 +609,7 @@
       </w:r>
       <w:r>
         <w:rPr>
-          <w:rStyle w:val="10"/>
+          <w:rStyle w:val="11"/>
         </w:rPr>
         <w:t>status code</w:t>
       </w:r>
@@ -618,7 +618,7 @@
       </w:r>
       <w:r>
         <w:rPr>
-          <w:rStyle w:val="10"/>
+          <w:rStyle w:val="11"/>
         </w:rPr>
         <w:t>headers</w:t>
       </w:r>
@@ -627,7 +627,7 @@
       </w:r>
       <w:r>
         <w:rPr>
-          <w:rStyle w:val="10"/>
+          <w:rStyle w:val="11"/>
         </w:rPr>
         <w:t>body</w:t>
       </w:r>
@@ -658,7 +658,7 @@
     </w:p>
     <w:p>
       <w:pPr>
-        <w:pStyle w:val="3"/>
+        <w:pStyle w:val="4"/>
         <w:keepNext w:val="0"/>
         <w:keepLines w:val="0"/>
         <w:widowControl/>
@@ -670,7 +670,7 @@
     </w:p>
     <w:p>
       <w:pPr>
-        <w:pStyle w:val="9"/>
+        <w:pStyle w:val="10"/>
         <w:keepNext w:val="0"/>
         <w:keepLines w:val="0"/>
         <w:widowControl/>
@@ -682,94 +682,94 @@
     </w:p>
     <w:p>
       <w:pPr>
-        <w:pStyle w:val="8"/>
-        <w:keepNext w:val="0"/>
-        <w:keepLines w:val="0"/>
-        <w:widowControl/>
-        <w:suppressLineNumbers w:val="0"/>
-        <w:rPr>
-          <w:rStyle w:val="7"/>
-        </w:rPr>
-      </w:pPr>
-      <w:r>
-        <w:rPr>
-          <w:rStyle w:val="7"/>
+        <w:pStyle w:val="9"/>
+        <w:keepNext w:val="0"/>
+        <w:keepLines w:val="0"/>
+        <w:widowControl/>
+        <w:suppressLineNumbers w:val="0"/>
+        <w:rPr>
+          <w:rStyle w:val="8"/>
+        </w:rPr>
+      </w:pPr>
+      <w:r>
+        <w:rPr>
+          <w:rStyle w:val="8"/>
         </w:rPr>
         <w:t>1xx → Informational  (rare, you usually don't see these)</w:t>
       </w:r>
     </w:p>
     <w:p>
       <w:pPr>
-        <w:pStyle w:val="8"/>
-        <w:keepNext w:val="0"/>
-        <w:keepLines w:val="0"/>
-        <w:widowControl/>
-        <w:suppressLineNumbers w:val="0"/>
-        <w:rPr>
-          <w:rStyle w:val="7"/>
-        </w:rPr>
-      </w:pPr>
-      <w:r>
-        <w:rPr>
-          <w:rStyle w:val="7"/>
+        <w:pStyle w:val="9"/>
+        <w:keepNext w:val="0"/>
+        <w:keepLines w:val="0"/>
+        <w:widowControl/>
+        <w:suppressLineNumbers w:val="0"/>
+        <w:rPr>
+          <w:rStyle w:val="8"/>
+        </w:rPr>
+      </w:pPr>
+      <w:r>
+        <w:rPr>
+          <w:rStyle w:val="8"/>
         </w:rPr>
         <w:t>2xx → Success</w:t>
       </w:r>
     </w:p>
     <w:p>
       <w:pPr>
-        <w:pStyle w:val="8"/>
-        <w:keepNext w:val="0"/>
-        <w:keepLines w:val="0"/>
-        <w:widowControl/>
-        <w:suppressLineNumbers w:val="0"/>
-        <w:rPr>
-          <w:rStyle w:val="7"/>
-        </w:rPr>
-      </w:pPr>
-      <w:r>
-        <w:rPr>
-          <w:rStyle w:val="7"/>
+        <w:pStyle w:val="9"/>
+        <w:keepNext w:val="0"/>
+        <w:keepLines w:val="0"/>
+        <w:widowControl/>
+        <w:suppressLineNumbers w:val="0"/>
+        <w:rPr>
+          <w:rStyle w:val="8"/>
+        </w:rPr>
+      </w:pPr>
+      <w:r>
+        <w:rPr>
+          <w:rStyle w:val="8"/>
         </w:rPr>
         <w:t>3xx → Redirection</w:t>
       </w:r>
     </w:p>
     <w:p>
       <w:pPr>
-        <w:pStyle w:val="8"/>
-        <w:keepNext w:val="0"/>
-        <w:keepLines w:val="0"/>
-        <w:widowControl/>
-        <w:suppressLineNumbers w:val="0"/>
-        <w:rPr>
-          <w:rStyle w:val="7"/>
-        </w:rPr>
-      </w:pPr>
-      <w:r>
-        <w:rPr>
-          <w:rStyle w:val="7"/>
+        <w:pStyle w:val="9"/>
+        <w:keepNext w:val="0"/>
+        <w:keepLines w:val="0"/>
+        <w:widowControl/>
+        <w:suppressLineNumbers w:val="0"/>
+        <w:rPr>
+          <w:rStyle w:val="8"/>
+        </w:rPr>
+      </w:pPr>
+      <w:r>
+        <w:rPr>
+          <w:rStyle w:val="8"/>
         </w:rPr>
         <w:t>4xx → YOUR fault (bad request, wrong auth, not found)</w:t>
       </w:r>
     </w:p>
     <w:p>
       <w:pPr>
-        <w:pStyle w:val="8"/>
-        <w:keepNext w:val="0"/>
-        <w:keepLines w:val="0"/>
-        <w:widowControl/>
-        <w:suppressLineNumbers w:val="0"/>
-      </w:pPr>
-      <w:r>
-        <w:rPr>
-          <w:rStyle w:val="7"/>
+        <w:pStyle w:val="9"/>
+        <w:keepNext w:val="0"/>
+        <w:keepLines w:val="0"/>
+        <w:widowControl/>
+        <w:suppressLineNumbers w:val="0"/>
+      </w:pPr>
+      <w:r>
+        <w:rPr>
+          <w:rStyle w:val="8"/>
         </w:rPr>
         <w:t>5xx → SERVER's fault (their backend crashed, overloaded)</w:t>
       </w:r>
     </w:p>
     <w:p>
       <w:pPr>
-        <w:pStyle w:val="9"/>
+        <w:pStyle w:val="10"/>
         <w:keepNext w:val="0"/>
         <w:keepLines w:val="0"/>
         <w:widowControl/>
@@ -781,7 +781,7 @@
     </w:p>
     <w:tbl>
       <w:tblPr>
-        <w:tblStyle w:val="5"/>
+        <w:tblStyle w:val="6"/>
         <w:tblW w:w="0" w:type="auto"/>
         <w:tblCellSpacing w:w="15" w:type="dxa"/>
         <w:tblInd w:w="0" w:type="dxa"/>
@@ -818,6 +818,7 @@
             <w:insideH w:val="none" w:color="auto" w:sz="0" w:space="0"/>
             <w:insideV w:val="none" w:color="auto" w:sz="0" w:space="0"/>
           </w:tblBorders>
+          <w:shd w:val="clear" w:color="auto" w:fill="auto"/>
           <w:tblCellMar>
             <w:top w:w="15" w:type="dxa"/>
             <w:left w:w="15" w:type="dxa"/>
@@ -2221,15 +2222,15 @@
     </w:tbl>
     <w:p>
       <w:pPr>
-        <w:pStyle w:val="9"/>
-        <w:keepNext w:val="0"/>
-        <w:keepLines w:val="0"/>
-        <w:widowControl/>
-        <w:suppressLineNumbers w:val="0"/>
-      </w:pPr>
-      <w:r>
-        <w:rPr>
-          <w:rStyle w:val="10"/>
+        <w:pStyle w:val="10"/>
+        <w:keepNext w:val="0"/>
+        <w:keepLines w:val="0"/>
+        <w:widowControl/>
+        <w:suppressLineNumbers w:val="0"/>
+      </w:pPr>
+      <w:r>
+        <w:rPr>
+          <w:rStyle w:val="11"/>
         </w:rPr>
         <w:t>Rule of thumb:</w:t>
       </w:r>
@@ -2260,7 +2261,7 @@
     </w:p>
     <w:p>
       <w:pPr>
-        <w:pStyle w:val="3"/>
+        <w:pStyle w:val="4"/>
         <w:keepNext w:val="0"/>
         <w:keepLines w:val="0"/>
         <w:widowControl/>
@@ -2272,7 +2273,7 @@
     </w:p>
     <w:p>
       <w:pPr>
-        <w:pStyle w:val="9"/>
+        <w:pStyle w:val="10"/>
         <w:keepNext w:val="0"/>
         <w:keepLines w:val="0"/>
         <w:widowControl/>
@@ -2283,7 +2284,7 @@
       </w:r>
       <w:r>
         <w:rPr>
-          <w:rStyle w:val="6"/>
+          <w:rStyle w:val="7"/>
         </w:rPr>
         <w:t>about</w:t>
       </w:r>
@@ -2293,15 +2294,15 @@
     </w:p>
     <w:p>
       <w:pPr>
-        <w:pStyle w:val="9"/>
-        <w:keepNext w:val="0"/>
-        <w:keepLines w:val="0"/>
-        <w:widowControl/>
-        <w:suppressLineNumbers w:val="0"/>
-      </w:pPr>
-      <w:r>
-        <w:rPr>
-          <w:rStyle w:val="10"/>
+        <w:pStyle w:val="10"/>
+        <w:keepNext w:val="0"/>
+        <w:keepLines w:val="0"/>
+        <w:widowControl/>
+        <w:suppressLineNumbers w:val="0"/>
+      </w:pPr>
+      <w:r>
+        <w:rPr>
+          <w:rStyle w:val="11"/>
         </w:rPr>
         <w:t>Request headers</w:t>
       </w:r>
@@ -2311,84 +2312,84 @@
     </w:p>
     <w:p>
       <w:pPr>
-        <w:pStyle w:val="8"/>
-        <w:keepNext w:val="0"/>
-        <w:keepLines w:val="0"/>
-        <w:widowControl/>
-        <w:suppressLineNumbers w:val="0"/>
-        <w:rPr>
-          <w:rStyle w:val="7"/>
-        </w:rPr>
-      </w:pPr>
-      <w:r>
-        <w:rPr>
-          <w:rStyle w:val="7"/>
+        <w:pStyle w:val="9"/>
+        <w:keepNext w:val="0"/>
+        <w:keepLines w:val="0"/>
+        <w:widowControl/>
+        <w:suppressLineNumbers w:val="0"/>
+        <w:rPr>
+          <w:rStyle w:val="8"/>
+        </w:rPr>
+      </w:pPr>
+      <w:r>
+        <w:rPr>
+          <w:rStyle w:val="8"/>
         </w:rPr>
         <w:t>Authorization: Bearer ghp_xxxxxxxxxxxx   ← your identity</w:t>
       </w:r>
     </w:p>
     <w:p>
       <w:pPr>
-        <w:pStyle w:val="8"/>
-        <w:keepNext w:val="0"/>
-        <w:keepLines w:val="0"/>
-        <w:widowControl/>
-        <w:suppressLineNumbers w:val="0"/>
-        <w:rPr>
-          <w:rStyle w:val="7"/>
-        </w:rPr>
-      </w:pPr>
-      <w:r>
-        <w:rPr>
-          <w:rStyle w:val="7"/>
+        <w:pStyle w:val="9"/>
+        <w:keepNext w:val="0"/>
+        <w:keepLines w:val="0"/>
+        <w:widowControl/>
+        <w:suppressLineNumbers w:val="0"/>
+        <w:rPr>
+          <w:rStyle w:val="8"/>
+        </w:rPr>
+      </w:pPr>
+      <w:r>
+        <w:rPr>
+          <w:rStyle w:val="8"/>
         </w:rPr>
         <w:t>Content-Type: application/json            ← "I'm sending JSON"</w:t>
       </w:r>
     </w:p>
     <w:p>
       <w:pPr>
-        <w:pStyle w:val="8"/>
-        <w:keepNext w:val="0"/>
-        <w:keepLines w:val="0"/>
-        <w:widowControl/>
-        <w:suppressLineNumbers w:val="0"/>
-        <w:rPr>
-          <w:rStyle w:val="7"/>
-        </w:rPr>
-      </w:pPr>
-      <w:r>
-        <w:rPr>
-          <w:rStyle w:val="7"/>
+        <w:pStyle w:val="9"/>
+        <w:keepNext w:val="0"/>
+        <w:keepLines w:val="0"/>
+        <w:widowControl/>
+        <w:suppressLineNumbers w:val="0"/>
+        <w:rPr>
+          <w:rStyle w:val="8"/>
+        </w:rPr>
+      </w:pPr>
+      <w:r>
+        <w:rPr>
+          <w:rStyle w:val="8"/>
         </w:rPr>
         <w:t>Accept: application/json                  ← "Please reply in JSON"</w:t>
       </w:r>
     </w:p>
     <w:p>
       <w:pPr>
-        <w:pStyle w:val="8"/>
-        <w:keepNext w:val="0"/>
-        <w:keepLines w:val="0"/>
-        <w:widowControl/>
-        <w:suppressLineNumbers w:val="0"/>
-      </w:pPr>
-      <w:r>
-        <w:rPr>
-          <w:rStyle w:val="7"/>
+        <w:pStyle w:val="9"/>
+        <w:keepNext w:val="0"/>
+        <w:keepLines w:val="0"/>
+        <w:widowControl/>
+        <w:suppressLineNumbers w:val="0"/>
+      </w:pPr>
+      <w:r>
+        <w:rPr>
+          <w:rStyle w:val="8"/>
         </w:rPr>
         <w:t>User-Agent: MyApp/1.0                     ← who you are</w:t>
       </w:r>
     </w:p>
     <w:p>
       <w:pPr>
-        <w:pStyle w:val="9"/>
-        <w:keepNext w:val="0"/>
-        <w:keepLines w:val="0"/>
-        <w:widowControl/>
-        <w:suppressLineNumbers w:val="0"/>
-      </w:pPr>
-      <w:r>
-        <w:rPr>
-          <w:rStyle w:val="10"/>
+        <w:pStyle w:val="10"/>
+        <w:keepNext w:val="0"/>
+        <w:keepLines w:val="0"/>
+        <w:widowControl/>
+        <w:suppressLineNumbers w:val="0"/>
+      </w:pPr>
+      <w:r>
+        <w:rPr>
+          <w:rStyle w:val="11"/>
         </w:rPr>
         <w:t>Response headers</w:t>
       </w:r>
@@ -2398,94 +2399,94 @@
     </w:p>
     <w:p>
       <w:pPr>
-        <w:pStyle w:val="8"/>
-        <w:keepNext w:val="0"/>
-        <w:keepLines w:val="0"/>
-        <w:widowControl/>
-        <w:suppressLineNumbers w:val="0"/>
-        <w:rPr>
-          <w:rStyle w:val="7"/>
-        </w:rPr>
-      </w:pPr>
-      <w:r>
-        <w:rPr>
-          <w:rStyle w:val="7"/>
+        <w:pStyle w:val="9"/>
+        <w:keepNext w:val="0"/>
+        <w:keepLines w:val="0"/>
+        <w:widowControl/>
+        <w:suppressLineNumbers w:val="0"/>
+        <w:rPr>
+          <w:rStyle w:val="8"/>
+        </w:rPr>
+      </w:pPr>
+      <w:r>
+        <w:rPr>
+          <w:rStyle w:val="8"/>
         </w:rPr>
         <w:t>Content-Type: application/json            ← "My reply is JSON"</w:t>
       </w:r>
     </w:p>
     <w:p>
       <w:pPr>
-        <w:pStyle w:val="8"/>
-        <w:keepNext w:val="0"/>
-        <w:keepLines w:val="0"/>
-        <w:widowControl/>
-        <w:suppressLineNumbers w:val="0"/>
-        <w:rPr>
-          <w:rStyle w:val="7"/>
-        </w:rPr>
-      </w:pPr>
-      <w:r>
-        <w:rPr>
-          <w:rStyle w:val="7"/>
+        <w:pStyle w:val="9"/>
+        <w:keepNext w:val="0"/>
+        <w:keepLines w:val="0"/>
+        <w:widowControl/>
+        <w:suppressLineNumbers w:val="0"/>
+        <w:rPr>
+          <w:rStyle w:val="8"/>
+        </w:rPr>
+      </w:pPr>
+      <w:r>
+        <w:rPr>
+          <w:rStyle w:val="8"/>
         </w:rPr>
         <w:t>X-RateLimit-Limit: 60                     ← max requests/hour</w:t>
       </w:r>
     </w:p>
     <w:p>
       <w:pPr>
-        <w:pStyle w:val="8"/>
-        <w:keepNext w:val="0"/>
-        <w:keepLines w:val="0"/>
-        <w:widowControl/>
-        <w:suppressLineNumbers w:val="0"/>
-        <w:rPr>
-          <w:rStyle w:val="7"/>
-        </w:rPr>
-      </w:pPr>
-      <w:r>
-        <w:rPr>
-          <w:rStyle w:val="7"/>
+        <w:pStyle w:val="9"/>
+        <w:keepNext w:val="0"/>
+        <w:keepLines w:val="0"/>
+        <w:widowControl/>
+        <w:suppressLineNumbers w:val="0"/>
+        <w:rPr>
+          <w:rStyle w:val="8"/>
+        </w:rPr>
+      </w:pPr>
+      <w:r>
+        <w:rPr>
+          <w:rStyle w:val="8"/>
         </w:rPr>
         <w:t>X-RateLimit-Remaining: 51                 ← you have 51 left</w:t>
       </w:r>
     </w:p>
     <w:p>
       <w:pPr>
-        <w:pStyle w:val="8"/>
-        <w:keepNext w:val="0"/>
-        <w:keepLines w:val="0"/>
-        <w:widowControl/>
-        <w:suppressLineNumbers w:val="0"/>
-        <w:rPr>
-          <w:rStyle w:val="7"/>
-        </w:rPr>
-      </w:pPr>
-      <w:r>
-        <w:rPr>
-          <w:rStyle w:val="7"/>
+        <w:pStyle w:val="9"/>
+        <w:keepNext w:val="0"/>
+        <w:keepLines w:val="0"/>
+        <w:widowControl/>
+        <w:suppressLineNumbers w:val="0"/>
+        <w:rPr>
+          <w:rStyle w:val="8"/>
+        </w:rPr>
+      </w:pPr>
+      <w:r>
+        <w:rPr>
+          <w:rStyle w:val="8"/>
         </w:rPr>
         <w:t>X-RateLimit-Reset: 1789834344            ← resets at this Unix timestamp</w:t>
       </w:r>
     </w:p>
     <w:p>
       <w:pPr>
-        <w:pStyle w:val="8"/>
-        <w:keepNext w:val="0"/>
-        <w:keepLines w:val="0"/>
-        <w:widowControl/>
-        <w:suppressLineNumbers w:val="0"/>
-      </w:pPr>
-      <w:r>
-        <w:rPr>
-          <w:rStyle w:val="7"/>
+        <w:pStyle w:val="9"/>
+        <w:keepNext w:val="0"/>
+        <w:keepLines w:val="0"/>
+        <w:widowControl/>
+        <w:suppressLineNumbers w:val="0"/>
+      </w:pPr>
+      <w:r>
+        <w:rPr>
+          <w:rStyle w:val="8"/>
         </w:rPr>
         <w:t>X-RateLimit-Used: 9                       ← you've used 9</w:t>
       </w:r>
     </w:p>
     <w:p>
       <w:pPr>
-        <w:pStyle w:val="9"/>
+        <w:pStyle w:val="10"/>
         <w:keepNext w:val="0"/>
         <w:keepLines w:val="0"/>
         <w:widowControl/>
@@ -2497,69 +2498,69 @@
     </w:p>
     <w:p>
       <w:pPr>
-        <w:pStyle w:val="8"/>
-        <w:keepNext w:val="0"/>
-        <w:keepLines w:val="0"/>
-        <w:widowControl/>
-        <w:suppressLineNumbers w:val="0"/>
-        <w:rPr>
-          <w:rStyle w:val="7"/>
-        </w:rPr>
-      </w:pPr>
-      <w:r>
-        <w:rPr>
-          <w:rStyle w:val="7"/>
+        <w:pStyle w:val="9"/>
+        <w:keepNext w:val="0"/>
+        <w:keepLines w:val="0"/>
+        <w:widowControl/>
+        <w:suppressLineNumbers w:val="0"/>
+        <w:rPr>
+          <w:rStyle w:val="8"/>
+        </w:rPr>
+      </w:pPr>
+      <w:r>
+        <w:rPr>
+          <w:rStyle w:val="8"/>
         </w:rPr>
         <w:t>import datetime</w:t>
       </w:r>
     </w:p>
     <w:p>
       <w:pPr>
-        <w:pStyle w:val="8"/>
-        <w:keepNext w:val="0"/>
-        <w:keepLines w:val="0"/>
-        <w:widowControl/>
-        <w:suppressLineNumbers w:val="0"/>
-        <w:rPr>
-          <w:rStyle w:val="7"/>
-        </w:rPr>
-      </w:pPr>
-      <w:r>
-        <w:rPr>
-          <w:rStyle w:val="7"/>
+        <w:pStyle w:val="9"/>
+        <w:keepNext w:val="0"/>
+        <w:keepLines w:val="0"/>
+        <w:widowControl/>
+        <w:suppressLineNumbers w:val="0"/>
+        <w:rPr>
+          <w:rStyle w:val="8"/>
+        </w:rPr>
+      </w:pPr>
+      <w:r>
+        <w:rPr>
+          <w:rStyle w:val="8"/>
         </w:rPr>
         <w:t>reset_ts = 1789834344</w:t>
       </w:r>
     </w:p>
     <w:p>
       <w:pPr>
-        <w:pStyle w:val="8"/>
-        <w:keepNext w:val="0"/>
-        <w:keepLines w:val="0"/>
-        <w:widowControl/>
-        <w:suppressLineNumbers w:val="0"/>
-        <w:rPr>
-          <w:rStyle w:val="7"/>
-        </w:rPr>
-      </w:pPr>
-      <w:r>
-        <w:rPr>
-          <w:rStyle w:val="7"/>
+        <w:pStyle w:val="9"/>
+        <w:keepNext w:val="0"/>
+        <w:keepLines w:val="0"/>
+        <w:widowControl/>
+        <w:suppressLineNumbers w:val="0"/>
+        <w:rPr>
+          <w:rStyle w:val="8"/>
+        </w:rPr>
+      </w:pPr>
+      <w:r>
+        <w:rPr>
+          <w:rStyle w:val="8"/>
         </w:rPr>
         <w:t>print(datetime.datetime.fromtimestamp(reset_ts))</w:t>
       </w:r>
     </w:p>
     <w:p>
       <w:pPr>
-        <w:pStyle w:val="8"/>
-        <w:keepNext w:val="0"/>
-        <w:keepLines w:val="0"/>
-        <w:widowControl/>
-        <w:suppressLineNumbers w:val="0"/>
-      </w:pPr>
-      <w:r>
-        <w:rPr>
-          <w:rStyle w:val="7"/>
+        <w:pStyle w:val="9"/>
+        <w:keepNext w:val="0"/>
+        <w:keepLines w:val="0"/>
+        <w:widowControl/>
+        <w:suppressLineNumbers w:val="0"/>
+      </w:pPr>
+      <w:r>
+        <w:rPr>
+          <w:rStyle w:val="8"/>
         </w:rPr>
         <w:t># → 2026-09-19 21:02:24  (your local time)</w:t>
       </w:r>
@@ -2587,7 +2588,7 @@
     </w:p>
     <w:p>
       <w:pPr>
-        <w:pStyle w:val="3"/>
+        <w:pStyle w:val="4"/>
         <w:keepNext w:val="0"/>
         <w:keepLines w:val="0"/>
         <w:widowControl/>
@@ -2599,7 +2600,7 @@
     </w:p>
     <w:p>
       <w:pPr>
-        <w:pStyle w:val="9"/>
+        <w:pStyle w:val="10"/>
         <w:keepNext w:val="0"/>
         <w:keepLines w:val="0"/>
         <w:widowControl/>
@@ -2610,7 +2611,7 @@
       </w:r>
       <w:r>
         <w:rPr>
-          <w:rStyle w:val="10"/>
+          <w:rStyle w:val="11"/>
         </w:rPr>
         <w:t>60 requests/hour without auth</w:t>
       </w:r>
@@ -2619,7 +2620,7 @@
       </w:r>
       <w:r>
         <w:rPr>
-          <w:rStyle w:val="10"/>
+          <w:rStyle w:val="11"/>
         </w:rPr>
         <w:t>5000/hour with auth</w:t>
       </w:r>
@@ -2629,7 +2630,7 @@
     </w:p>
     <w:p>
       <w:pPr>
-        <w:pStyle w:val="9"/>
+        <w:pStyle w:val="10"/>
         <w:keepNext w:val="0"/>
         <w:keepLines w:val="0"/>
         <w:widowControl/>
@@ -2641,40 +2642,40 @@
     </w:p>
     <w:p>
       <w:pPr>
-        <w:pStyle w:val="8"/>
-        <w:keepNext w:val="0"/>
-        <w:keepLines w:val="0"/>
-        <w:widowControl/>
-        <w:suppressLineNumbers w:val="0"/>
-        <w:rPr>
-          <w:rStyle w:val="7"/>
-        </w:rPr>
-      </w:pPr>
-      <w:r>
-        <w:rPr>
-          <w:rStyle w:val="7"/>
+        <w:pStyle w:val="9"/>
+        <w:keepNext w:val="0"/>
+        <w:keepLines w:val="0"/>
+        <w:widowControl/>
+        <w:suppressLineNumbers w:val="0"/>
+        <w:rPr>
+          <w:rStyle w:val="8"/>
+        </w:rPr>
+      </w:pPr>
+      <w:r>
+        <w:rPr>
+          <w:rStyle w:val="8"/>
         </w:rPr>
         <w:t>X-RateLimit-Remaining: 46</w:t>
       </w:r>
     </w:p>
     <w:p>
       <w:pPr>
-        <w:pStyle w:val="8"/>
-        <w:keepNext w:val="0"/>
-        <w:keepLines w:val="0"/>
-        <w:widowControl/>
-        <w:suppressLineNumbers w:val="0"/>
-      </w:pPr>
-      <w:r>
-        <w:rPr>
-          <w:rStyle w:val="7"/>
+        <w:pStyle w:val="9"/>
+        <w:keepNext w:val="0"/>
+        <w:keepLines w:val="0"/>
+        <w:widowControl/>
+        <w:suppressLineNumbers w:val="0"/>
+      </w:pPr>
+      <w:r>
+        <w:rPr>
+          <w:rStyle w:val="8"/>
         </w:rPr>
         <w:t>X-RateLimit-Used     : 14</w:t>
       </w:r>
     </w:p>
     <w:p>
       <w:pPr>
-        <w:pStyle w:val="9"/>
+        <w:pStyle w:val="10"/>
         <w:keepNext w:val="0"/>
         <w:keepLines w:val="0"/>
         <w:widowControl/>
@@ -2683,225 +2684,223 @@
       <w:r>
         <w:t>How rate limiting works in practice:</w:t>
       </w:r>
-      <w:bookmarkStart w:id="0" w:name="_GoBack"/>
-      <w:bookmarkEnd w:id="0"/>
-    </w:p>
-    <w:p>
-      <w:pPr>
-        <w:pStyle w:val="8"/>
-        <w:keepNext w:val="0"/>
-        <w:keepLines w:val="0"/>
-        <w:widowControl/>
-        <w:suppressLineNumbers w:val="0"/>
-        <w:rPr>
-          <w:rStyle w:val="7"/>
-        </w:rPr>
-      </w:pPr>
-      <w:r>
-        <w:rPr>
-          <w:rStyle w:val="7"/>
+    </w:p>
+    <w:p>
+      <w:pPr>
+        <w:pStyle w:val="9"/>
+        <w:keepNext w:val="0"/>
+        <w:keepLines w:val="0"/>
+        <w:widowControl/>
+        <w:suppressLineNumbers w:val="0"/>
+        <w:rPr>
+          <w:rStyle w:val="8"/>
+        </w:rPr>
+      </w:pPr>
+      <w:r>
+        <w:rPr>
+          <w:rStyle w:val="8"/>
         </w:rPr>
         <w:t>Hour starts</w:t>
       </w:r>
     </w:p>
     <w:p>
       <w:pPr>
-        <w:pStyle w:val="8"/>
-        <w:keepNext w:val="0"/>
-        <w:keepLines w:val="0"/>
-        <w:widowControl/>
-        <w:suppressLineNumbers w:val="0"/>
-        <w:rPr>
-          <w:rStyle w:val="7"/>
-        </w:rPr>
-      </w:pPr>
-      <w:r>
-        <w:rPr>
-          <w:rStyle w:val="7"/>
+        <w:pStyle w:val="9"/>
+        <w:keepNext w:val="0"/>
+        <w:keepLines w:val="0"/>
+        <w:widowControl/>
+        <w:suppressLineNumbers w:val="0"/>
+        <w:rPr>
+          <w:rStyle w:val="8"/>
+        </w:rPr>
+      </w:pPr>
+      <w:r>
+        <w:rPr>
+          <w:rStyle w:val="8"/>
         </w:rPr>
         <w:t>│</w:t>
       </w:r>
     </w:p>
     <w:p>
       <w:pPr>
-        <w:pStyle w:val="8"/>
-        <w:keepNext w:val="0"/>
-        <w:keepLines w:val="0"/>
-        <w:widowControl/>
-        <w:suppressLineNumbers w:val="0"/>
-        <w:rPr>
-          <w:rStyle w:val="7"/>
-        </w:rPr>
-      </w:pPr>
-      <w:r>
-        <w:rPr>
-          <w:rStyle w:val="7"/>
+        <w:pStyle w:val="9"/>
+        <w:keepNext w:val="0"/>
+        <w:keepLines w:val="0"/>
+        <w:widowControl/>
+        <w:suppressLineNumbers w:val="0"/>
+        <w:rPr>
+          <w:rStyle w:val="8"/>
+        </w:rPr>
+      </w:pPr>
+      <w:r>
+        <w:rPr>
+          <w:rStyle w:val="8"/>
         </w:rPr>
         <w:t>├── Request 1  → Remaining: 59</w:t>
       </w:r>
     </w:p>
     <w:p>
       <w:pPr>
-        <w:pStyle w:val="8"/>
-        <w:keepNext w:val="0"/>
-        <w:keepLines w:val="0"/>
-        <w:widowControl/>
-        <w:suppressLineNumbers w:val="0"/>
-        <w:rPr>
-          <w:rStyle w:val="7"/>
-        </w:rPr>
-      </w:pPr>
-      <w:r>
-        <w:rPr>
-          <w:rStyle w:val="7"/>
+        <w:pStyle w:val="9"/>
+        <w:keepNext w:val="0"/>
+        <w:keepLines w:val="0"/>
+        <w:widowControl/>
+        <w:suppressLineNumbers w:val="0"/>
+        <w:rPr>
+          <w:rStyle w:val="8"/>
+        </w:rPr>
+      </w:pPr>
+      <w:r>
+        <w:rPr>
+          <w:rStyle w:val="8"/>
         </w:rPr>
         <w:t>├── Request 2  → Remaining: 58</w:t>
       </w:r>
     </w:p>
     <w:p>
       <w:pPr>
-        <w:pStyle w:val="8"/>
-        <w:keepNext w:val="0"/>
-        <w:keepLines w:val="0"/>
-        <w:widowControl/>
-        <w:suppressLineNumbers w:val="0"/>
-        <w:rPr>
-          <w:rStyle w:val="7"/>
-        </w:rPr>
-      </w:pPr>
-      <w:r>
-        <w:rPr>
-          <w:rStyle w:val="7"/>
+        <w:pStyle w:val="9"/>
+        <w:keepNext w:val="0"/>
+        <w:keepLines w:val="0"/>
+        <w:widowControl/>
+        <w:suppressLineNumbers w:val="0"/>
+        <w:rPr>
+          <w:rStyle w:val="8"/>
+        </w:rPr>
+      </w:pPr>
+      <w:r>
+        <w:rPr>
+          <w:rStyle w:val="8"/>
         </w:rPr>
         <w:t>├── ...</w:t>
       </w:r>
     </w:p>
     <w:p>
       <w:pPr>
-        <w:pStyle w:val="8"/>
-        <w:keepNext w:val="0"/>
-        <w:keepLines w:val="0"/>
-        <w:widowControl/>
-        <w:suppressLineNumbers w:val="0"/>
-        <w:rPr>
-          <w:rStyle w:val="7"/>
-        </w:rPr>
-      </w:pPr>
-      <w:r>
-        <w:rPr>
-          <w:rStyle w:val="7"/>
+        <w:pStyle w:val="9"/>
+        <w:keepNext w:val="0"/>
+        <w:keepLines w:val="0"/>
+        <w:widowControl/>
+        <w:suppressLineNumbers w:val="0"/>
+        <w:rPr>
+          <w:rStyle w:val="8"/>
+        </w:rPr>
+      </w:pPr>
+      <w:r>
+        <w:rPr>
+          <w:rStyle w:val="8"/>
         </w:rPr>
         <w:t>├── Request 60 → Remaining: 0</w:t>
       </w:r>
     </w:p>
     <w:p>
       <w:pPr>
-        <w:pStyle w:val="8"/>
-        <w:keepNext w:val="0"/>
-        <w:keepLines w:val="0"/>
-        <w:widowControl/>
-        <w:suppressLineNumbers w:val="0"/>
-        <w:rPr>
-          <w:rStyle w:val="7"/>
-        </w:rPr>
-      </w:pPr>
-      <w:r>
-        <w:rPr>
-          <w:rStyle w:val="7"/>
+        <w:pStyle w:val="9"/>
+        <w:keepNext w:val="0"/>
+        <w:keepLines w:val="0"/>
+        <w:widowControl/>
+        <w:suppressLineNumbers w:val="0"/>
+        <w:rPr>
+          <w:rStyle w:val="8"/>
+        </w:rPr>
+      </w:pPr>
+      <w:r>
+        <w:rPr>
+          <w:rStyle w:val="8"/>
         </w:rPr>
         <w:t>│</w:t>
       </w:r>
     </w:p>
     <w:p>
       <w:pPr>
-        <w:pStyle w:val="8"/>
-        <w:keepNext w:val="0"/>
-        <w:keepLines w:val="0"/>
-        <w:widowControl/>
-        <w:suppressLineNumbers w:val="0"/>
-        <w:rPr>
-          <w:rStyle w:val="7"/>
-        </w:rPr>
-      </w:pPr>
-      <w:r>
-        <w:rPr>
-          <w:rStyle w:val="7"/>
+        <w:pStyle w:val="9"/>
+        <w:keepNext w:val="0"/>
+        <w:keepLines w:val="0"/>
+        <w:widowControl/>
+        <w:suppressLineNumbers w:val="0"/>
+        <w:rPr>
+          <w:rStyle w:val="8"/>
+        </w:rPr>
+      </w:pPr>
+      <w:r>
+        <w:rPr>
+          <w:rStyle w:val="8"/>
         </w:rPr>
         <w:t>├── Request 61 → Status: 429 (Too Many Requests)</w:t>
       </w:r>
     </w:p>
     <w:p>
       <w:pPr>
-        <w:pStyle w:val="8"/>
-        <w:keepNext w:val="0"/>
-        <w:keepLines w:val="0"/>
-        <w:widowControl/>
-        <w:suppressLineNumbers w:val="0"/>
-        <w:rPr>
-          <w:rStyle w:val="7"/>
-        </w:rPr>
-      </w:pPr>
-      <w:r>
-        <w:rPr>
-          <w:rStyle w:val="7"/>
+        <w:pStyle w:val="9"/>
+        <w:keepNext w:val="0"/>
+        <w:keepLines w:val="0"/>
+        <w:widowControl/>
+        <w:suppressLineNumbers w:val="0"/>
+        <w:rPr>
+          <w:rStyle w:val="8"/>
+        </w:rPr>
+      </w:pPr>
+      <w:r>
+        <w:rPr>
+          <w:rStyle w:val="8"/>
         </w:rPr>
         <w:t>│               Header: Retry-After: 3542  (seconds until reset)</w:t>
       </w:r>
     </w:p>
     <w:p>
       <w:pPr>
-        <w:pStyle w:val="8"/>
-        <w:keepNext w:val="0"/>
-        <w:keepLines w:val="0"/>
-        <w:widowControl/>
-        <w:suppressLineNumbers w:val="0"/>
-        <w:rPr>
-          <w:rStyle w:val="7"/>
-        </w:rPr>
-      </w:pPr>
-      <w:r>
-        <w:rPr>
-          <w:rStyle w:val="7"/>
+        <w:pStyle w:val="9"/>
+        <w:keepNext w:val="0"/>
+        <w:keepLines w:val="0"/>
+        <w:widowControl/>
+        <w:suppressLineNumbers w:val="0"/>
+        <w:rPr>
+          <w:rStyle w:val="8"/>
+        </w:rPr>
+      </w:pPr>
+      <w:r>
+        <w:rPr>
+          <w:rStyle w:val="8"/>
         </w:rPr>
         <w:t>│               Body:   {"message": "API rate limit exceeded"}</w:t>
       </w:r>
     </w:p>
     <w:p>
       <w:pPr>
-        <w:pStyle w:val="8"/>
-        <w:keepNext w:val="0"/>
-        <w:keepLines w:val="0"/>
-        <w:widowControl/>
-        <w:suppressLineNumbers w:val="0"/>
-        <w:rPr>
-          <w:rStyle w:val="7"/>
-        </w:rPr>
-      </w:pPr>
-      <w:r>
-        <w:rPr>
-          <w:rStyle w:val="7"/>
+        <w:pStyle w:val="9"/>
+        <w:keepNext w:val="0"/>
+        <w:keepLines w:val="0"/>
+        <w:widowControl/>
+        <w:suppressLineNumbers w:val="0"/>
+        <w:rPr>
+          <w:rStyle w:val="8"/>
+        </w:rPr>
+      </w:pPr>
+      <w:r>
+        <w:rPr>
+          <w:rStyle w:val="8"/>
         </w:rPr>
         <w:t>│</w:t>
       </w:r>
     </w:p>
     <w:p>
       <w:pPr>
-        <w:pStyle w:val="8"/>
-        <w:keepNext w:val="0"/>
-        <w:keepLines w:val="0"/>
-        <w:widowControl/>
-        <w:suppressLineNumbers w:val="0"/>
-      </w:pPr>
-      <w:r>
-        <w:rPr>
-          <w:rStyle w:val="7"/>
+        <w:pStyle w:val="9"/>
+        <w:keepNext w:val="0"/>
+        <w:keepLines w:val="0"/>
+        <w:widowControl/>
+        <w:suppressLineNumbers w:val="0"/>
+      </w:pPr>
+      <w:r>
+        <w:rPr>
+          <w:rStyle w:val="8"/>
         </w:rPr>
         <w:t>Reset timestamp hits → Counter resets back to 60</w:t>
       </w:r>
     </w:p>
     <w:p>
       <w:pPr>
-        <w:pStyle w:val="9"/>
+        <w:pStyle w:val="10"/>
         <w:keepNext w:val="0"/>
         <w:keepLines w:val="0"/>
         <w:widowControl/>
@@ -2929,7 +2928,7 @@
       </w:r>
       <w:r>
         <w:rPr>
-          <w:rStyle w:val="7"/>
+          <w:rStyle w:val="8"/>
         </w:rPr>
         <w:t>X-RateLimit-Remaining</w:t>
       </w:r>
@@ -2938,7 +2937,7 @@
       </w:r>
       <w:r>
         <w:rPr>
-          <w:rStyle w:val="10"/>
+          <w:rStyle w:val="11"/>
         </w:rPr>
         <w:t>before</w:t>
       </w:r>
@@ -2964,7 +2963,7 @@
       </w:r>
       <w:r>
         <w:rPr>
-          <w:rStyle w:val="7"/>
+          <w:rStyle w:val="8"/>
         </w:rPr>
         <w:t>Retry-After</w:t>
       </w:r>
@@ -3012,7 +3011,7 @@
     </w:p>
     <w:p>
       <w:pPr>
-        <w:pStyle w:val="3"/>
+        <w:pStyle w:val="4"/>
         <w:keepNext w:val="0"/>
         <w:keepLines w:val="0"/>
         <w:widowControl/>
@@ -3023,7 +3022,7 @@
       </w:r>
       <w:r>
         <w:rPr>
-          <w:rStyle w:val="7"/>
+          <w:rStyle w:val="8"/>
         </w:rPr>
         <w:t>requests.Session()</w:t>
       </w:r>
@@ -3032,7 +3031,7 @@
       </w:r>
       <w:r>
         <w:rPr>
-          <w:rStyle w:val="7"/>
+          <w:rStyle w:val="8"/>
         </w:rPr>
         <w:t>requests.get</w:t>
       </w:r>
@@ -3042,7 +3041,7 @@
     </w:p>
     <w:p>
       <w:pPr>
-        <w:pStyle w:val="9"/>
+        <w:pStyle w:val="10"/>
         <w:keepNext w:val="0"/>
         <w:keepLines w:val="0"/>
         <w:widowControl/>
@@ -3053,7 +3052,7 @@
       </w:r>
       <w:r>
         <w:rPr>
-          <w:rStyle w:val="7"/>
+          <w:rStyle w:val="8"/>
         </w:rPr>
         <w:t>requests.get()</w:t>
       </w:r>
@@ -3062,7 +3061,7 @@
       </w:r>
       <w:r>
         <w:rPr>
-          <w:rStyle w:val="7"/>
+          <w:rStyle w:val="8"/>
         </w:rPr>
         <w:t>Session</w:t>
       </w:r>
@@ -3072,226 +3071,226 @@
     </w:p>
     <w:p>
       <w:pPr>
-        <w:pStyle w:val="8"/>
-        <w:keepNext w:val="0"/>
-        <w:keepLines w:val="0"/>
-        <w:widowControl/>
-        <w:suppressLineNumbers w:val="0"/>
-        <w:rPr>
-          <w:rStyle w:val="7"/>
-        </w:rPr>
-      </w:pPr>
-      <w:r>
-        <w:rPr>
-          <w:rStyle w:val="7"/>
+        <w:pStyle w:val="9"/>
+        <w:keepNext w:val="0"/>
+        <w:keepLines w:val="0"/>
+        <w:widowControl/>
+        <w:suppressLineNumbers w:val="0"/>
+        <w:rPr>
+          <w:rStyle w:val="8"/>
+        </w:rPr>
+      </w:pPr>
+      <w:r>
+        <w:rPr>
+          <w:rStyle w:val="8"/>
         </w:rPr>
         <w:t># What you're doing now — creates and destroys connection each time</w:t>
       </w:r>
     </w:p>
     <w:p>
       <w:pPr>
-        <w:pStyle w:val="8"/>
-        <w:keepNext w:val="0"/>
-        <w:keepLines w:val="0"/>
-        <w:widowControl/>
-        <w:suppressLineNumbers w:val="0"/>
-        <w:rPr>
-          <w:rStyle w:val="7"/>
-        </w:rPr>
-      </w:pPr>
-      <w:r>
-        <w:rPr>
-          <w:rStyle w:val="7"/>
+        <w:pStyle w:val="9"/>
+        <w:keepNext w:val="0"/>
+        <w:keepLines w:val="0"/>
+        <w:widowControl/>
+        <w:suppressLineNumbers w:val="0"/>
+        <w:rPr>
+          <w:rStyle w:val="8"/>
+        </w:rPr>
+      </w:pPr>
+      <w:r>
+        <w:rPr>
+          <w:rStyle w:val="8"/>
         </w:rPr>
         <w:t>requests.get(url1)   # opens TCP connection, makes call, closes connection</w:t>
       </w:r>
     </w:p>
     <w:p>
       <w:pPr>
-        <w:pStyle w:val="8"/>
-        <w:keepNext w:val="0"/>
-        <w:keepLines w:val="0"/>
-        <w:widowControl/>
-        <w:suppressLineNumbers w:val="0"/>
-        <w:rPr>
-          <w:rStyle w:val="7"/>
-        </w:rPr>
-      </w:pPr>
-      <w:r>
-        <w:rPr>
-          <w:rStyle w:val="7"/>
+        <w:pStyle w:val="9"/>
+        <w:keepNext w:val="0"/>
+        <w:keepLines w:val="0"/>
+        <w:widowControl/>
+        <w:suppressLineNumbers w:val="0"/>
+        <w:rPr>
+          <w:rStyle w:val="8"/>
+        </w:rPr>
+      </w:pPr>
+      <w:r>
+        <w:rPr>
+          <w:rStyle w:val="8"/>
         </w:rPr>
         <w:t>requests.get(url2)   # opens NEW TCP connection again — wasteful</w:t>
       </w:r>
     </w:p>
     <w:p>
       <w:pPr>
-        <w:pStyle w:val="8"/>
-        <w:keepNext w:val="0"/>
-        <w:keepLines w:val="0"/>
-        <w:widowControl/>
-        <w:suppressLineNumbers w:val="0"/>
-        <w:rPr>
-          <w:rStyle w:val="7"/>
-        </w:rPr>
-      </w:pPr>
-    </w:p>
-    <w:p>
-      <w:pPr>
-        <w:pStyle w:val="8"/>
-        <w:keepNext w:val="0"/>
-        <w:keepLines w:val="0"/>
-        <w:widowControl/>
-        <w:suppressLineNumbers w:val="0"/>
-        <w:rPr>
-          <w:rStyle w:val="7"/>
-        </w:rPr>
-      </w:pPr>
-      <w:r>
-        <w:rPr>
-          <w:rStyle w:val="7"/>
+        <w:pStyle w:val="9"/>
+        <w:keepNext w:val="0"/>
+        <w:keepLines w:val="0"/>
+        <w:widowControl/>
+        <w:suppressLineNumbers w:val="0"/>
+        <w:rPr>
+          <w:rStyle w:val="8"/>
+        </w:rPr>
+      </w:pPr>
+    </w:p>
+    <w:p>
+      <w:pPr>
+        <w:pStyle w:val="9"/>
+        <w:keepNext w:val="0"/>
+        <w:keepLines w:val="0"/>
+        <w:widowControl/>
+        <w:suppressLineNumbers w:val="0"/>
+        <w:rPr>
+          <w:rStyle w:val="8"/>
+        </w:rPr>
+      </w:pPr>
+      <w:r>
+        <w:rPr>
+          <w:rStyle w:val="8"/>
         </w:rPr>
         <w:t># What Session does — reuses the connection</w:t>
       </w:r>
     </w:p>
     <w:p>
       <w:pPr>
-        <w:pStyle w:val="8"/>
-        <w:keepNext w:val="0"/>
-        <w:keepLines w:val="0"/>
-        <w:widowControl/>
-        <w:suppressLineNumbers w:val="0"/>
-        <w:rPr>
-          <w:rStyle w:val="7"/>
-        </w:rPr>
-      </w:pPr>
-      <w:r>
-        <w:rPr>
-          <w:rStyle w:val="7"/>
+        <w:pStyle w:val="9"/>
+        <w:keepNext w:val="0"/>
+        <w:keepLines w:val="0"/>
+        <w:widowControl/>
+        <w:suppressLineNumbers w:val="0"/>
+        <w:rPr>
+          <w:rStyle w:val="8"/>
+        </w:rPr>
+      </w:pPr>
+      <w:r>
+        <w:rPr>
+          <w:rStyle w:val="8"/>
         </w:rPr>
         <w:t>session = requests.Session()</w:t>
       </w:r>
     </w:p>
     <w:p>
       <w:pPr>
-        <w:pStyle w:val="8"/>
-        <w:keepNext w:val="0"/>
-        <w:keepLines w:val="0"/>
-        <w:widowControl/>
-        <w:suppressLineNumbers w:val="0"/>
-        <w:rPr>
-          <w:rStyle w:val="7"/>
-        </w:rPr>
-      </w:pPr>
-      <w:r>
-        <w:rPr>
-          <w:rStyle w:val="7"/>
+        <w:pStyle w:val="9"/>
+        <w:keepNext w:val="0"/>
+        <w:keepLines w:val="0"/>
+        <w:widowControl/>
+        <w:suppressLineNumbers w:val="0"/>
+        <w:rPr>
+          <w:rStyle w:val="8"/>
+        </w:rPr>
+      </w:pPr>
+      <w:r>
+        <w:rPr>
+          <w:rStyle w:val="8"/>
         </w:rPr>
         <w:t>session.get(url1)    # opens TCP connection</w:t>
       </w:r>
     </w:p>
     <w:p>
       <w:pPr>
-        <w:pStyle w:val="8"/>
-        <w:keepNext w:val="0"/>
-        <w:keepLines w:val="0"/>
-        <w:widowControl/>
-        <w:suppressLineNumbers w:val="0"/>
-        <w:rPr>
-          <w:rStyle w:val="7"/>
-        </w:rPr>
-      </w:pPr>
-      <w:r>
-        <w:rPr>
-          <w:rStyle w:val="7"/>
+        <w:pStyle w:val="9"/>
+        <w:keepNext w:val="0"/>
+        <w:keepLines w:val="0"/>
+        <w:widowControl/>
+        <w:suppressLineNumbers w:val="0"/>
+        <w:rPr>
+          <w:rStyle w:val="8"/>
+        </w:rPr>
+      </w:pPr>
+      <w:r>
+        <w:rPr>
+          <w:rStyle w:val="8"/>
         </w:rPr>
         <w:t>session.get(url2)    # REUSES the same connection (much faster)</w:t>
       </w:r>
     </w:p>
     <w:p>
       <w:pPr>
-        <w:pStyle w:val="8"/>
-        <w:keepNext w:val="0"/>
-        <w:keepLines w:val="0"/>
-        <w:widowControl/>
-        <w:suppressLineNumbers w:val="0"/>
-        <w:rPr>
-          <w:rStyle w:val="7"/>
-        </w:rPr>
-      </w:pPr>
-      <w:r>
-        <w:rPr>
-          <w:rStyle w:val="7"/>
+        <w:pStyle w:val="9"/>
+        <w:keepNext w:val="0"/>
+        <w:keepLines w:val="0"/>
+        <w:widowControl/>
+        <w:suppressLineNumbers w:val="0"/>
+        <w:rPr>
+          <w:rStyle w:val="8"/>
+        </w:rPr>
+      </w:pPr>
+      <w:r>
+        <w:rPr>
+          <w:rStyle w:val="8"/>
         </w:rPr>
         <w:t>session.get(url3)    # REUSES again</w:t>
       </w:r>
     </w:p>
     <w:p>
       <w:pPr>
-        <w:pStyle w:val="8"/>
-        <w:keepNext w:val="0"/>
-        <w:keepLines w:val="0"/>
-        <w:widowControl/>
-        <w:suppressLineNumbers w:val="0"/>
-        <w:rPr>
-          <w:rStyle w:val="7"/>
-        </w:rPr>
-      </w:pPr>
-    </w:p>
-    <w:p>
-      <w:pPr>
-        <w:pStyle w:val="8"/>
-        <w:keepNext w:val="0"/>
-        <w:keepLines w:val="0"/>
-        <w:widowControl/>
-        <w:suppressLineNumbers w:val="0"/>
-        <w:rPr>
-          <w:rStyle w:val="7"/>
-        </w:rPr>
-      </w:pPr>
-      <w:r>
-        <w:rPr>
-          <w:rStyle w:val="7"/>
+        <w:pStyle w:val="9"/>
+        <w:keepNext w:val="0"/>
+        <w:keepLines w:val="0"/>
+        <w:widowControl/>
+        <w:suppressLineNumbers w:val="0"/>
+        <w:rPr>
+          <w:rStyle w:val="8"/>
+        </w:rPr>
+      </w:pPr>
+    </w:p>
+    <w:p>
+      <w:pPr>
+        <w:pStyle w:val="9"/>
+        <w:keepNext w:val="0"/>
+        <w:keepLines w:val="0"/>
+        <w:widowControl/>
+        <w:suppressLineNumbers w:val="0"/>
+        <w:rPr>
+          <w:rStyle w:val="8"/>
+        </w:rPr>
+      </w:pPr>
+      <w:r>
+        <w:rPr>
+          <w:rStyle w:val="8"/>
         </w:rPr>
         <w:t># Session also lets you set default headers once</w:t>
       </w:r>
     </w:p>
     <w:p>
       <w:pPr>
-        <w:pStyle w:val="8"/>
-        <w:keepNext w:val="0"/>
-        <w:keepLines w:val="0"/>
-        <w:widowControl/>
-        <w:suppressLineNumbers w:val="0"/>
-        <w:rPr>
-          <w:rStyle w:val="7"/>
-        </w:rPr>
-      </w:pPr>
-      <w:r>
-        <w:rPr>
-          <w:rStyle w:val="7"/>
+        <w:pStyle w:val="9"/>
+        <w:keepNext w:val="0"/>
+        <w:keepLines w:val="0"/>
+        <w:widowControl/>
+        <w:suppressLineNumbers w:val="0"/>
+        <w:rPr>
+          <w:rStyle w:val="8"/>
+        </w:rPr>
+      </w:pPr>
+      <w:r>
+        <w:rPr>
+          <w:rStyle w:val="8"/>
         </w:rPr>
         <w:t>session.headers.update({"Authorization": "Bearer token123"})</w:t>
       </w:r>
     </w:p>
     <w:p>
       <w:pPr>
-        <w:pStyle w:val="8"/>
-        <w:keepNext w:val="0"/>
-        <w:keepLines w:val="0"/>
-        <w:widowControl/>
-        <w:suppressLineNumbers w:val="0"/>
-      </w:pPr>
-      <w:r>
-        <w:rPr>
-          <w:rStyle w:val="7"/>
+        <w:pStyle w:val="9"/>
+        <w:keepNext w:val="0"/>
+        <w:keepLines w:val="0"/>
+        <w:widowControl/>
+        <w:suppressLineNumbers w:val="0"/>
+      </w:pPr>
+      <w:r>
+        <w:rPr>
+          <w:rStyle w:val="8"/>
         </w:rPr>
         <w:t># Now ALL calls automatically include that header</w:t>
       </w:r>
     </w:p>
     <w:p>
       <w:pPr>
-        <w:pStyle w:val="9"/>
+        <w:pStyle w:val="10"/>
         <w:keepNext w:val="0"/>
         <w:keepLines w:val="0"/>
         <w:widowControl/>
@@ -3310,6 +3309,5405 @@
           <w:bCs/>
           <w:sz w:val="44"/>
           <w:szCs w:val="44"/>
+          <w:lang w:val="en-US"/>
+        </w:rPr>
+      </w:pPr>
+    </w:p>
+    <w:p>
+      <w:pPr>
+        <w:jc w:val="left"/>
+        <w:rPr>
+          <w:rFonts w:hint="default"/>
+          <w:b/>
+          <w:bCs/>
+          <w:sz w:val="44"/>
+          <w:szCs w:val="44"/>
+          <w:lang w:val="en-US"/>
+        </w:rPr>
+      </w:pPr>
+    </w:p>
+    <w:p>
+      <w:pPr>
+        <w:jc w:val="left"/>
+        <w:rPr>
+          <w:rFonts w:hint="default"/>
+          <w:b/>
+          <w:bCs/>
+          <w:sz w:val="44"/>
+          <w:szCs w:val="44"/>
+          <w:lang w:val="en-US"/>
+        </w:rPr>
+      </w:pPr>
+    </w:p>
+    <w:p>
+      <w:pPr>
+        <w:jc w:val="left"/>
+        <w:rPr>
+          <w:rFonts w:hint="default"/>
+          <w:b/>
+          <w:bCs/>
+          <w:sz w:val="44"/>
+          <w:szCs w:val="44"/>
+          <w:lang w:val="en-US"/>
+        </w:rPr>
+      </w:pPr>
+    </w:p>
+    <w:p>
+      <w:pPr>
+        <w:jc w:val="left"/>
+        <w:rPr>
+          <w:rFonts w:hint="default"/>
+          <w:b/>
+          <w:bCs/>
+          <w:sz w:val="44"/>
+          <w:szCs w:val="44"/>
+          <w:lang w:val="en-US"/>
+        </w:rPr>
+      </w:pPr>
+      <w:r>
+        <w:rPr>
+          <w:rFonts w:hint="default"/>
+          <w:b/>
+          <w:bCs/>
+          <w:sz w:val="44"/>
+          <w:szCs w:val="44"/>
+          <w:lang w:val="en-US"/>
+        </w:rPr>
+        <w:t>============http errors handling===========</w:t>
+      </w:r>
+    </w:p>
+    <w:p>
+      <w:pPr>
+        <w:pStyle w:val="10"/>
+        <w:keepNext w:val="0"/>
+        <w:keepLines w:val="0"/>
+        <w:widowControl/>
+        <w:suppressLineNumbers w:val="0"/>
+      </w:pPr>
+      <w:r>
+        <w:t>This is actually the most important OOP concept in API integrations. You're not confused about exceptions—you’re confused about how control flow jumps between classes.</w:t>
+      </w:r>
+    </w:p>
+    <w:p>
+      <w:pPr>
+        <w:pStyle w:val="10"/>
+        <w:keepNext w:val="0"/>
+        <w:keepLines w:val="0"/>
+        <w:widowControl/>
+        <w:suppressLineNumbers w:val="0"/>
+      </w:pPr>
+      <w:r>
+        <w:t>The key idea is:</w:t>
+      </w:r>
+    </w:p>
+    <w:p>
+      <w:pPr>
+        <w:pStyle w:val="10"/>
+        <w:keepNext w:val="0"/>
+        <w:keepLines w:val="0"/>
+        <w:widowControl/>
+        <w:suppressLineNumbers w:val="0"/>
+        <w:ind w:left="720" w:right="720"/>
+      </w:pPr>
+      <w:r>
+        <w:rPr>
+          <w:rStyle w:val="8"/>
+          <w:rFonts w:hint="eastAsia" w:ascii="SimSun" w:hAnsi="SimSun" w:eastAsia="SimSun" w:cs="SimSun"/>
+          <w:sz w:val="24"/>
+          <w:szCs w:val="24"/>
+        </w:rPr>
+        <w:t>GitHubClient</w:t>
+      </w:r>
+      <w:r>
+        <w:rPr>
+          <w:rFonts w:hint="eastAsia" w:ascii="SimSun" w:hAnsi="SimSun" w:eastAsia="SimSun" w:cs="SimSun"/>
+          <w:sz w:val="24"/>
+          <w:szCs w:val="24"/>
+        </w:rPr>
+        <w:t xml:space="preserve"> never handles errors. </w:t>
+      </w:r>
+      <w:r>
+        <w:rPr>
+          <w:rStyle w:val="8"/>
+          <w:rFonts w:hint="eastAsia" w:ascii="SimSun" w:hAnsi="SimSun" w:eastAsia="SimSun" w:cs="SimSun"/>
+          <w:sz w:val="24"/>
+          <w:szCs w:val="24"/>
+        </w:rPr>
+        <w:t>BaseAPIClient</w:t>
+      </w:r>
+      <w:r>
+        <w:rPr>
+          <w:rFonts w:hint="eastAsia" w:ascii="SimSun" w:hAnsi="SimSun" w:eastAsia="SimSun" w:cs="SimSun"/>
+          <w:sz w:val="24"/>
+          <w:szCs w:val="24"/>
+        </w:rPr>
+        <w:t xml:space="preserve"> detects and raises them. </w:t>
+      </w:r>
+      <w:r>
+        <w:rPr>
+          <w:rStyle w:val="8"/>
+          <w:rFonts w:hint="eastAsia" w:ascii="SimSun" w:hAnsi="SimSun" w:eastAsia="SimSun" w:cs="SimSun"/>
+          <w:sz w:val="24"/>
+          <w:szCs w:val="24"/>
+        </w:rPr>
+        <w:t>main.py</w:t>
+      </w:r>
+      <w:r>
+        <w:rPr>
+          <w:rFonts w:hint="eastAsia" w:ascii="SimSun" w:hAnsi="SimSun" w:eastAsia="SimSun" w:cs="SimSun"/>
+          <w:sz w:val="24"/>
+          <w:szCs w:val="24"/>
+        </w:rPr>
+        <w:t xml:space="preserve"> catches them. </w:t>
+      </w:r>
+      <w:r>
+        <w:rPr>
+          <w:rStyle w:val="8"/>
+          <w:rFonts w:hint="eastAsia" w:ascii="SimSun" w:hAnsi="SimSun" w:eastAsia="SimSun" w:cs="SimSun"/>
+          <w:sz w:val="24"/>
+          <w:szCs w:val="24"/>
+        </w:rPr>
+        <w:t>exceptions.py</w:t>
+      </w:r>
+      <w:r>
+        <w:rPr>
+          <w:rFonts w:hint="eastAsia" w:ascii="SimSun" w:hAnsi="SimSun" w:eastAsia="SimSun" w:cs="SimSun"/>
+          <w:sz w:val="24"/>
+          <w:szCs w:val="24"/>
+        </w:rPr>
+        <w:t xml:space="preserve"> only defines what those errors look like.</w:t>
+      </w:r>
+    </w:p>
+    <w:p>
+      <w:pPr>
+        <w:pStyle w:val="10"/>
+        <w:keepNext w:val="0"/>
+        <w:keepLines w:val="0"/>
+        <w:widowControl/>
+        <w:suppressLineNumbers w:val="0"/>
+      </w:pPr>
+      <w:r>
+        <w:t>Let's connect every class with your actual execution log.</w:t>
+      </w:r>
+    </w:p>
+    <w:p>
+      <w:pPr>
+        <w:pStyle w:val="2"/>
+        <w:keepNext w:val="0"/>
+        <w:keepLines w:val="0"/>
+        <w:widowControl/>
+        <w:suppressLineNumbers w:val="0"/>
+      </w:pPr>
+      <w:r>
+        <w:t>First, the responsibility of each file</w:t>
+      </w:r>
+    </w:p>
+    <w:p>
+      <w:pPr>
+        <w:pStyle w:val="10"/>
+        <w:keepNext w:val="0"/>
+        <w:keepLines w:val="0"/>
+        <w:widowControl/>
+        <w:suppressLineNumbers w:val="0"/>
+      </w:pPr>
+      <w:r>
+        <w:rPr>
+          <w:rStyle w:val="8"/>
+        </w:rPr>
+        <w:t>exceptions.py</w:t>
+      </w:r>
+    </w:p>
+    <w:p>
+      <w:pPr>
+        <w:pStyle w:val="10"/>
+        <w:keepNext w:val="0"/>
+        <w:keepLines w:val="0"/>
+        <w:widowControl/>
+        <w:suppressLineNumbers w:val="0"/>
+      </w:pPr>
+      <w:r>
+        <w:t>Defines the error classes only. It never makes requests and never catches anything.</w:t>
+      </w:r>
+    </w:p>
+    <w:p>
+      <w:pPr>
+        <w:pStyle w:val="10"/>
+        <w:keepNext w:val="0"/>
+        <w:keepLines w:val="0"/>
+        <w:widowControl/>
+        <w:suppressLineNumbers w:val="0"/>
+      </w:pPr>
+      <w:r>
+        <w:t>exceptions.py</w:t>
+      </w:r>
+    </w:p>
+    <w:p>
+      <w:pPr>
+        <w:pStyle w:val="10"/>
+        <w:keepNext w:val="0"/>
+        <w:keepLines w:val="0"/>
+        <w:widowControl/>
+        <w:suppressLineNumbers w:val="0"/>
+      </w:pPr>
+      <w:r>
+        <w:rPr>
+          <w:rStyle w:val="8"/>
+        </w:rPr>
+        <w:t>base_client.py</w:t>
+      </w:r>
+    </w:p>
+    <w:p>
+      <w:pPr>
+        <w:pStyle w:val="10"/>
+        <w:keepNext w:val="0"/>
+        <w:keepLines w:val="0"/>
+        <w:widowControl/>
+        <w:suppressLineNumbers w:val="0"/>
+      </w:pPr>
+      <w:r>
+        <w:t>Makes the HTTP request, checks the status code, and raises the correct exception.</w:t>
+      </w:r>
+    </w:p>
+    <w:p>
+      <w:pPr>
+        <w:pStyle w:val="10"/>
+        <w:keepNext w:val="0"/>
+        <w:keepLines w:val="0"/>
+        <w:widowControl/>
+        <w:suppressLineNumbers w:val="0"/>
+      </w:pPr>
+      <w:r>
+        <w:t>base_client.py</w:t>
+      </w:r>
+    </w:p>
+    <w:p>
+      <w:pPr>
+        <w:pStyle w:val="10"/>
+        <w:keepNext w:val="0"/>
+        <w:keepLines w:val="0"/>
+        <w:widowControl/>
+        <w:suppressLineNumbers w:val="0"/>
+      </w:pPr>
+      <w:r>
+        <w:rPr>
+          <w:rStyle w:val="8"/>
+        </w:rPr>
+        <w:t>github_client.py</w:t>
+      </w:r>
+    </w:p>
+    <w:p>
+      <w:pPr>
+        <w:pStyle w:val="10"/>
+        <w:keepNext w:val="0"/>
+        <w:keepLines w:val="0"/>
+        <w:widowControl/>
+        <w:suppressLineNumbers w:val="0"/>
+      </w:pPr>
+      <w:r>
+        <w:t xml:space="preserve">Adds GitHub headers and GitHub-specific methods. It inherits all HTTP and error behavior from </w:t>
+      </w:r>
+      <w:r>
+        <w:rPr>
+          <w:rStyle w:val="8"/>
+        </w:rPr>
+        <w:t>BaseAPIClient</w:t>
+      </w:r>
+      <w:r>
+        <w:t>.</w:t>
+      </w:r>
+    </w:p>
+    <w:p>
+      <w:pPr>
+        <w:pStyle w:val="10"/>
+        <w:keepNext w:val="0"/>
+        <w:keepLines w:val="0"/>
+        <w:widowControl/>
+        <w:suppressLineNumbers w:val="0"/>
+      </w:pPr>
+      <w:r>
+        <w:t>github_client.py</w:t>
+      </w:r>
+    </w:p>
+    <w:p>
+      <w:pPr>
+        <w:pStyle w:val="10"/>
+        <w:keepNext w:val="0"/>
+        <w:keepLines w:val="0"/>
+        <w:widowControl/>
+        <w:suppressLineNumbers w:val="0"/>
+      </w:pPr>
+      <w:r>
+        <w:rPr>
+          <w:rStyle w:val="8"/>
+        </w:rPr>
+        <w:t>main.py</w:t>
+      </w:r>
+    </w:p>
+    <w:p>
+      <w:pPr>
+        <w:pStyle w:val="10"/>
+        <w:keepNext w:val="0"/>
+        <w:keepLines w:val="0"/>
+        <w:widowControl/>
+        <w:suppressLineNumbers w:val="0"/>
+      </w:pPr>
+      <w:r>
+        <w:t xml:space="preserve">Calls the client and catches exceptions with </w:t>
+      </w:r>
+      <w:r>
+        <w:rPr>
+          <w:rStyle w:val="8"/>
+        </w:rPr>
+        <w:t>try/except</w:t>
+      </w:r>
+      <w:r>
+        <w:t>.</w:t>
+      </w:r>
+    </w:p>
+    <w:p>
+      <w:pPr>
+        <w:pStyle w:val="10"/>
+        <w:keepNext w:val="0"/>
+        <w:keepLines w:val="0"/>
+        <w:widowControl/>
+        <w:suppressLineNumbers w:val="0"/>
+      </w:pPr>
+      <w:r>
+        <w:t>main.py</w:t>
+      </w:r>
+    </w:p>
+    <w:p>
+      <w:pPr>
+        <w:pStyle w:val="2"/>
+        <w:keepNext w:val="0"/>
+        <w:keepLines w:val="0"/>
+        <w:widowControl/>
+        <w:suppressLineNumbers w:val="0"/>
+      </w:pPr>
+      <w:r>
+        <w:t>The complete execution flow</w:t>
+      </w:r>
+    </w:p>
+    <w:p>
+      <w:pPr>
+        <w:pStyle w:val="10"/>
+        <w:keepNext w:val="0"/>
+        <w:keepLines w:val="0"/>
+        <w:widowControl/>
+        <w:suppressLineNumbers w:val="0"/>
+      </w:pPr>
+      <w:r>
+        <w:t>Let's follow one real example:</w:t>
+      </w:r>
+    </w:p>
+    <w:p>
+      <w:pPr>
+        <w:pStyle w:val="10"/>
+        <w:keepNext w:val="0"/>
+        <w:keepLines w:val="0"/>
+        <w:widowControl/>
+        <w:suppressLineNumbers w:val="0"/>
+      </w:pPr>
+      <w:r>
+        <w:t>Python</w:t>
+      </w:r>
+    </w:p>
+    <w:p>
+      <w:pPr>
+        <w:pStyle w:val="10"/>
+        <w:keepNext w:val="0"/>
+        <w:keepLines w:val="0"/>
+        <w:widowControl/>
+        <w:suppressLineNumbers w:val="0"/>
+      </w:pPr>
+      <w:r>
+        <w:t>Run</w:t>
+      </w:r>
+    </w:p>
+    <w:p>
+      <w:pPr>
+        <w:pStyle w:val="9"/>
+        <w:keepNext w:val="0"/>
+        <w:keepLines w:val="0"/>
+        <w:widowControl/>
+        <w:suppressLineNumbers w:val="0"/>
+      </w:pPr>
+      <w:r>
+        <w:rPr>
+          <w:rStyle w:val="8"/>
+        </w:rPr>
+        <w:t>client.get_repo("PrathameshDevkar", "test_repo")</w:t>
+      </w:r>
+    </w:p>
+    <w:p>
+      <w:pPr>
+        <w:pStyle w:val="10"/>
+        <w:keepNext w:val="0"/>
+        <w:keepLines w:val="0"/>
+        <w:widowControl/>
+        <w:suppressLineNumbers w:val="0"/>
+      </w:pPr>
+      <w:r>
+        <w:t>This looks like one line, but internally it becomes 7 function calls.</w:t>
+      </w:r>
+    </w:p>
+    <w:p>
+      <w:pPr>
+        <w:pStyle w:val="10"/>
+        <w:keepNext w:val="0"/>
+        <w:keepLines w:val="0"/>
+        <w:widowControl/>
+        <w:suppressLineNumbers w:val="0"/>
+      </w:pPr>
+      <w:r>
+        <w:drawing>
+          <wp:inline distT="0" distB="0" distL="114300" distR="114300">
+            <wp:extent cx="5838825" cy="7381875"/>
+            <wp:effectExtent l="0" t="0" r="3175" b="9525"/>
+            <wp:docPr id="7" name="Picture 9"/>
+            <wp:cNvGraphicFramePr>
+              <a:graphicFrameLocks xmlns:a="http://schemas.openxmlformats.org/drawingml/2006/main" noChangeAspect="1"/>
+            </wp:cNvGraphicFramePr>
+            <a:graphic xmlns:a="http://schemas.openxmlformats.org/drawingml/2006/main">
+              <a:graphicData uri="http://schemas.openxmlformats.org/drawingml/2006/picture">
+                <pic:pic xmlns:pic="http://schemas.openxmlformats.org/drawingml/2006/picture">
+                  <pic:nvPicPr>
+                    <pic:cNvPr id="7" name="Picture 9"/>
+                    <pic:cNvPicPr>
+                      <a:picLocks noChangeAspect="1"/>
+                    </pic:cNvPicPr>
+                  </pic:nvPicPr>
+                  <pic:blipFill>
+                    <a:blip r:embed="rId4"/>
+                    <a:stretch>
+                      <a:fillRect/>
+                    </a:stretch>
+                  </pic:blipFill>
+                  <pic:spPr>
+                    <a:xfrm>
+                      <a:off x="0" y="0"/>
+                      <a:ext cx="5838825" cy="7381875"/>
+                    </a:xfrm>
+                    <a:prstGeom prst="rect">
+                      <a:avLst/>
+                    </a:prstGeom>
+                    <a:noFill/>
+                    <a:ln>
+                      <a:noFill/>
+                    </a:ln>
+                  </pic:spPr>
+                </pic:pic>
+              </a:graphicData>
+            </a:graphic>
+          </wp:inline>
+        </w:drawing>
+      </w:r>
+    </w:p>
+    <w:p>
+      <w:pPr>
+        <w:pStyle w:val="10"/>
+        <w:keepNext w:val="0"/>
+        <w:keepLines w:val="0"/>
+        <w:widowControl/>
+        <w:suppressLineNumbers w:val="0"/>
+      </w:pPr>
+      <w:r>
+        <w:drawing>
+          <wp:inline distT="0" distB="0" distL="114300" distR="114300">
+            <wp:extent cx="304800" cy="304800"/>
+            <wp:effectExtent l="0" t="0" r="0" b="0"/>
+            <wp:docPr id="1" name="Picture 7" descr="IMG_256"/>
+            <wp:cNvGraphicFramePr>
+              <a:graphicFrameLocks xmlns:a="http://schemas.openxmlformats.org/drawingml/2006/main" noChangeAspect="1"/>
+            </wp:cNvGraphicFramePr>
+            <a:graphic xmlns:a="http://schemas.openxmlformats.org/drawingml/2006/main">
+              <a:graphicData uri="http://schemas.openxmlformats.org/drawingml/2006/picture">
+                <pic:pic xmlns:pic="http://schemas.openxmlformats.org/drawingml/2006/picture">
+                  <pic:nvPicPr>
+                    <pic:cNvPr id="1" name="Picture 7" descr="IMG_256"/>
+                    <pic:cNvPicPr>
+                      <a:picLocks noChangeAspect="1"/>
+                    </pic:cNvPicPr>
+                  </pic:nvPicPr>
+                  <pic:blipFill>
+                    <a:blip r:embed="rId5"/>
+                    <a:stretch>
+                      <a:fillRect/>
+                    </a:stretch>
+                  </pic:blipFill>
+                  <pic:spPr>
+                    <a:xfrm>
+                      <a:off x="0" y="0"/>
+                      <a:ext cx="304800" cy="304800"/>
+                    </a:xfrm>
+                    <a:prstGeom prst="rect">
+                      <a:avLst/>
+                    </a:prstGeom>
+                    <a:noFill/>
+                    <a:ln w="9525">
+                      <a:noFill/>
+                    </a:ln>
+                  </pic:spPr>
+                </pic:pic>
+              </a:graphicData>
+            </a:graphic>
+          </wp:inline>
+        </w:drawing>
+      </w:r>
+    </w:p>
+    <w:p>
+      <w:pPr>
+        <w:pStyle w:val="10"/>
+        <w:keepNext w:val="0"/>
+        <w:keepLines w:val="0"/>
+        <w:widowControl/>
+        <w:suppressLineNumbers w:val="0"/>
+      </w:pPr>
+      <w:r>
+        <w:t>Notice something important:</w:t>
+      </w:r>
+    </w:p>
+    <w:p>
+      <w:pPr>
+        <w:pStyle w:val="10"/>
+        <w:keepNext w:val="0"/>
+        <w:keepLines w:val="0"/>
+        <w:widowControl/>
+        <w:suppressLineNumbers w:val="0"/>
+      </w:pPr>
+      <w:r>
+        <w:t>The exception travels upward automatically.</w:t>
+      </w:r>
+    </w:p>
+    <w:p>
+      <w:pPr>
+        <w:pStyle w:val="10"/>
+        <w:keepNext w:val="0"/>
+        <w:keepLines w:val="0"/>
+        <w:widowControl/>
+        <w:suppressLineNumbers w:val="0"/>
+      </w:pPr>
+      <w:r>
+        <w:t xml:space="preserve">No code explicitly passes it from </w:t>
+      </w:r>
+      <w:r>
+        <w:rPr>
+          <w:rStyle w:val="8"/>
+        </w:rPr>
+        <w:t>BaseAPIClient</w:t>
+      </w:r>
+      <w:r>
+        <w:t xml:space="preserve"> to </w:t>
+      </w:r>
+      <w:r>
+        <w:rPr>
+          <w:rStyle w:val="8"/>
+        </w:rPr>
+        <w:t>GitHubClient</w:t>
+      </w:r>
+      <w:r>
+        <w:t>.</w:t>
+      </w:r>
+    </w:p>
+    <w:p>
+      <w:pPr>
+        <w:pStyle w:val="10"/>
+        <w:keepNext w:val="0"/>
+        <w:keepLines w:val="0"/>
+        <w:widowControl/>
+        <w:suppressLineNumbers w:val="0"/>
+      </w:pPr>
+      <w:r>
+        <w:t>Python does that.</w:t>
+      </w:r>
+    </w:p>
+    <w:p>
+      <w:pPr>
+        <w:pStyle w:val="2"/>
+        <w:keepNext w:val="0"/>
+        <w:keepLines w:val="0"/>
+        <w:widowControl/>
+        <w:suppressLineNumbers w:val="0"/>
+      </w:pPr>
+      <w:r>
+        <w:t>Let's trace your 404 example line by line</w:t>
+      </w:r>
+    </w:p>
+    <w:p>
+      <w:pPr>
+        <w:pStyle w:val="3"/>
+        <w:keepNext w:val="0"/>
+        <w:keepLines w:val="0"/>
+        <w:widowControl/>
+        <w:suppressLineNumbers w:val="0"/>
+      </w:pPr>
+      <w:r>
+        <w:t xml:space="preserve">Step 1 — </w:t>
+      </w:r>
+      <w:r>
+        <w:rPr>
+          <w:rStyle w:val="8"/>
+        </w:rPr>
+        <w:t>main.py</w:t>
+      </w:r>
+    </w:p>
+    <w:p>
+      <w:pPr>
+        <w:pStyle w:val="10"/>
+        <w:keepNext w:val="0"/>
+        <w:keepLines w:val="0"/>
+        <w:widowControl/>
+        <w:suppressLineNumbers w:val="0"/>
+      </w:pPr>
+      <w:r>
+        <w:t>You wrote:</w:t>
+      </w:r>
+    </w:p>
+    <w:p>
+      <w:pPr>
+        <w:pStyle w:val="10"/>
+        <w:keepNext w:val="0"/>
+        <w:keepLines w:val="0"/>
+        <w:widowControl/>
+        <w:suppressLineNumbers w:val="0"/>
+      </w:pPr>
+      <w:r>
+        <w:t>Python</w:t>
+      </w:r>
+    </w:p>
+    <w:p>
+      <w:pPr>
+        <w:pStyle w:val="10"/>
+        <w:keepNext w:val="0"/>
+        <w:keepLines w:val="0"/>
+        <w:widowControl/>
+        <w:suppressLineNumbers w:val="0"/>
+      </w:pPr>
+      <w:r>
+        <w:t>Run</w:t>
+      </w:r>
+    </w:p>
+    <w:p>
+      <w:pPr>
+        <w:pStyle w:val="9"/>
+        <w:keepNext w:val="0"/>
+        <w:keepLines w:val="0"/>
+        <w:widowControl/>
+        <w:suppressLineNumbers w:val="0"/>
+        <w:rPr>
+          <w:rStyle w:val="8"/>
+        </w:rPr>
+      </w:pPr>
+      <w:r>
+        <w:rPr>
+          <w:rStyle w:val="8"/>
+        </w:rPr>
+        <w:t>try:</w:t>
+      </w:r>
+    </w:p>
+    <w:p>
+      <w:pPr>
+        <w:pStyle w:val="9"/>
+        <w:keepNext w:val="0"/>
+        <w:keepLines w:val="0"/>
+        <w:widowControl/>
+        <w:suppressLineNumbers w:val="0"/>
+        <w:rPr>
+          <w:rStyle w:val="8"/>
+        </w:rPr>
+      </w:pPr>
+      <w:r>
+        <w:rPr>
+          <w:rStyle w:val="8"/>
+        </w:rPr>
+        <w:t xml:space="preserve">    client.get_repo("PrathameshDevkar", "test_repo")</w:t>
+      </w:r>
+    </w:p>
+    <w:p>
+      <w:pPr>
+        <w:pStyle w:val="9"/>
+        <w:keepNext w:val="0"/>
+        <w:keepLines w:val="0"/>
+        <w:widowControl/>
+        <w:suppressLineNumbers w:val="0"/>
+        <w:rPr>
+          <w:rStyle w:val="8"/>
+        </w:rPr>
+      </w:pPr>
+      <w:r>
+        <w:rPr>
+          <w:rStyle w:val="8"/>
+        </w:rPr>
+        <w:t>except NotFoundError as e:</w:t>
+      </w:r>
+    </w:p>
+    <w:p>
+      <w:pPr>
+        <w:pStyle w:val="9"/>
+        <w:keepNext w:val="0"/>
+        <w:keepLines w:val="0"/>
+        <w:widowControl/>
+        <w:suppressLineNumbers w:val="0"/>
+      </w:pPr>
+      <w:r>
+        <w:rPr>
+          <w:rStyle w:val="8"/>
+        </w:rPr>
+        <w:t xml:space="preserve">    print(e)</w:t>
+      </w:r>
+    </w:p>
+    <w:p>
+      <w:pPr>
+        <w:pStyle w:val="10"/>
+        <w:keepNext w:val="0"/>
+        <w:keepLines w:val="0"/>
+        <w:widowControl/>
+        <w:suppressLineNumbers w:val="0"/>
+      </w:pPr>
+      <w:r>
+        <w:t>At this moment:</w:t>
+      </w:r>
+    </w:p>
+    <w:p>
+      <w:pPr>
+        <w:keepNext w:val="0"/>
+        <w:keepLines w:val="0"/>
+        <w:widowControl/>
+        <w:numPr>
+          <w:ilvl w:val="0"/>
+          <w:numId w:val="2"/>
+        </w:numPr>
+        <w:suppressLineNumbers w:val="0"/>
+        <w:spacing w:before="0" w:beforeAutospacing="1" w:after="0" w:afterAutospacing="1"/>
+        <w:ind w:left="1440" w:hanging="360"/>
+      </w:pPr>
+    </w:p>
+    <w:p>
+      <w:pPr>
+        <w:pStyle w:val="10"/>
+        <w:keepNext w:val="0"/>
+        <w:keepLines w:val="0"/>
+        <w:widowControl/>
+        <w:suppressLineNumbers w:val="0"/>
+        <w:ind w:left="720"/>
+      </w:pPr>
+      <w:r>
+        <w:rPr>
+          <w:rStyle w:val="8"/>
+        </w:rPr>
+        <w:t>client</w:t>
+      </w:r>
+      <w:r>
+        <w:t xml:space="preserve"> is a </w:t>
+      </w:r>
+      <w:r>
+        <w:rPr>
+          <w:rStyle w:val="8"/>
+        </w:rPr>
+        <w:t>GitHubClient</w:t>
+      </w:r>
+    </w:p>
+    <w:p>
+      <w:pPr>
+        <w:keepNext w:val="0"/>
+        <w:keepLines w:val="0"/>
+        <w:widowControl/>
+        <w:numPr>
+          <w:ilvl w:val="0"/>
+          <w:numId w:val="2"/>
+        </w:numPr>
+        <w:suppressLineNumbers w:val="0"/>
+        <w:spacing w:before="0" w:beforeAutospacing="1" w:after="0" w:afterAutospacing="1"/>
+        <w:ind w:left="1440" w:hanging="360"/>
+      </w:pPr>
+    </w:p>
+    <w:p>
+      <w:pPr>
+        <w:keepNext w:val="0"/>
+        <w:keepLines w:val="0"/>
+        <w:widowControl/>
+        <w:numPr>
+          <w:ilvl w:val="0"/>
+          <w:numId w:val="2"/>
+        </w:numPr>
+        <w:suppressLineNumbers w:val="0"/>
+        <w:spacing w:before="0" w:beforeAutospacing="1" w:after="0" w:afterAutospacing="1"/>
+        <w:ind w:left="1440" w:hanging="360"/>
+      </w:pPr>
+    </w:p>
+    <w:p>
+      <w:pPr>
+        <w:pStyle w:val="10"/>
+        <w:keepNext w:val="0"/>
+        <w:keepLines w:val="0"/>
+        <w:widowControl/>
+        <w:suppressLineNumbers w:val="0"/>
+        <w:ind w:left="720"/>
+      </w:pPr>
+      <w:r>
+        <w:rPr>
+          <w:rStyle w:val="8"/>
+        </w:rPr>
+        <w:t>get_repo()</w:t>
+      </w:r>
+      <w:r>
+        <w:t xml:space="preserve"> is called</w:t>
+      </w:r>
+    </w:p>
+    <w:p>
+      <w:pPr>
+        <w:keepNext w:val="0"/>
+        <w:keepLines w:val="0"/>
+        <w:widowControl/>
+        <w:numPr>
+          <w:ilvl w:val="0"/>
+          <w:numId w:val="2"/>
+        </w:numPr>
+        <w:suppressLineNumbers w:val="0"/>
+        <w:spacing w:before="0" w:beforeAutospacing="1" w:after="0" w:afterAutospacing="1"/>
+        <w:ind w:left="1440" w:hanging="360"/>
+      </w:pPr>
+    </w:p>
+    <w:p>
+      <w:pPr>
+        <w:pStyle w:val="10"/>
+        <w:keepNext w:val="0"/>
+        <w:keepLines w:val="0"/>
+        <w:widowControl/>
+        <w:suppressLineNumbers w:val="0"/>
+      </w:pPr>
+      <w:r>
+        <w:t>main.py</w:t>
+      </w:r>
+    </w:p>
+    <w:p>
+      <w:pPr>
+        <w:pStyle w:val="3"/>
+        <w:keepNext w:val="0"/>
+        <w:keepLines w:val="0"/>
+        <w:widowControl/>
+        <w:suppressLineNumbers w:val="0"/>
+      </w:pPr>
+      <w:r>
+        <w:t xml:space="preserve">Step 2 — </w:t>
+      </w:r>
+      <w:r>
+        <w:rPr>
+          <w:rStyle w:val="8"/>
+        </w:rPr>
+        <w:t>GitHubClient.get_repo()</w:t>
+      </w:r>
+    </w:p>
+    <w:p>
+      <w:pPr>
+        <w:pStyle w:val="10"/>
+        <w:keepNext w:val="0"/>
+        <w:keepLines w:val="0"/>
+        <w:widowControl/>
+        <w:suppressLineNumbers w:val="0"/>
+      </w:pPr>
+      <w:r>
+        <w:t>Your method is:</w:t>
+      </w:r>
+    </w:p>
+    <w:p>
+      <w:pPr>
+        <w:pStyle w:val="10"/>
+        <w:keepNext w:val="0"/>
+        <w:keepLines w:val="0"/>
+        <w:widowControl/>
+        <w:suppressLineNumbers w:val="0"/>
+      </w:pPr>
+      <w:r>
+        <w:t>Python</w:t>
+      </w:r>
+    </w:p>
+    <w:p>
+      <w:pPr>
+        <w:pStyle w:val="10"/>
+        <w:keepNext w:val="0"/>
+        <w:keepLines w:val="0"/>
+        <w:widowControl/>
+        <w:suppressLineNumbers w:val="0"/>
+      </w:pPr>
+      <w:r>
+        <w:t>Run</w:t>
+      </w:r>
+    </w:p>
+    <w:p>
+      <w:pPr>
+        <w:pStyle w:val="9"/>
+        <w:keepNext w:val="0"/>
+        <w:keepLines w:val="0"/>
+        <w:widowControl/>
+        <w:suppressLineNumbers w:val="0"/>
+        <w:rPr>
+          <w:rStyle w:val="8"/>
+        </w:rPr>
+      </w:pPr>
+      <w:r>
+        <w:rPr>
+          <w:rStyle w:val="8"/>
+        </w:rPr>
+        <w:t>def get_repo(self, owner, repo):</w:t>
+      </w:r>
+    </w:p>
+    <w:p>
+      <w:pPr>
+        <w:pStyle w:val="9"/>
+        <w:keepNext w:val="0"/>
+        <w:keepLines w:val="0"/>
+        <w:widowControl/>
+        <w:suppressLineNumbers w:val="0"/>
+        <w:rPr>
+          <w:rStyle w:val="8"/>
+        </w:rPr>
+      </w:pPr>
+      <w:r>
+        <w:rPr>
+          <w:rStyle w:val="8"/>
+        </w:rPr>
+        <w:t xml:space="preserve">    response = self.get(f"/repos/{owner}/{repo}")</w:t>
+      </w:r>
+    </w:p>
+    <w:p>
+      <w:pPr>
+        <w:pStyle w:val="9"/>
+        <w:keepNext w:val="0"/>
+        <w:keepLines w:val="0"/>
+        <w:widowControl/>
+        <w:suppressLineNumbers w:val="0"/>
+      </w:pPr>
+      <w:r>
+        <w:rPr>
+          <w:rStyle w:val="8"/>
+        </w:rPr>
+        <w:t xml:space="preserve">    return response.json()</w:t>
+      </w:r>
+    </w:p>
+    <w:p>
+      <w:pPr>
+        <w:pStyle w:val="10"/>
+        <w:keepNext w:val="0"/>
+        <w:keepLines w:val="0"/>
+        <w:widowControl/>
+        <w:suppressLineNumbers w:val="0"/>
+      </w:pPr>
+      <w:r>
+        <w:t>Very important:</w:t>
+      </w:r>
+    </w:p>
+    <w:p>
+      <w:pPr>
+        <w:pStyle w:val="10"/>
+        <w:keepNext w:val="0"/>
+        <w:keepLines w:val="0"/>
+        <w:widowControl/>
+        <w:suppressLineNumbers w:val="0"/>
+      </w:pPr>
+      <w:r>
+        <w:rPr>
+          <w:rStyle w:val="8"/>
+        </w:rPr>
+        <w:t>self.get()</w:t>
+      </w:r>
+      <w:r>
+        <w:t xml:space="preserve"> is not inside GitHubClient.</w:t>
+      </w:r>
+    </w:p>
+    <w:p>
+      <w:pPr>
+        <w:pStyle w:val="10"/>
+        <w:keepNext w:val="0"/>
+        <w:keepLines w:val="0"/>
+        <w:widowControl/>
+        <w:suppressLineNumbers w:val="0"/>
+      </w:pPr>
+      <w:r>
+        <w:t>Where does it come from?</w:t>
+      </w:r>
+    </w:p>
+    <w:p>
+      <w:pPr>
+        <w:pStyle w:val="10"/>
+        <w:keepNext w:val="0"/>
+        <w:keepLines w:val="0"/>
+        <w:widowControl/>
+        <w:suppressLineNumbers w:val="0"/>
+      </w:pPr>
+      <w:r>
+        <w:t xml:space="preserve">It is inherited from </w:t>
+      </w:r>
+      <w:r>
+        <w:rPr>
+          <w:rStyle w:val="8"/>
+        </w:rPr>
+        <w:t>BaseAPIClient</w:t>
+      </w:r>
+      <w:r>
+        <w:t>.</w:t>
+      </w:r>
+    </w:p>
+    <w:p>
+      <w:pPr>
+        <w:pStyle w:val="10"/>
+        <w:keepNext w:val="0"/>
+        <w:keepLines w:val="0"/>
+        <w:widowControl/>
+        <w:suppressLineNumbers w:val="0"/>
+      </w:pPr>
+      <w:r>
+        <w:t>github_client.py</w:t>
+      </w:r>
+    </w:p>
+    <w:p>
+      <w:pPr>
+        <w:pStyle w:val="10"/>
+        <w:keepNext w:val="0"/>
+        <w:keepLines w:val="0"/>
+        <w:widowControl/>
+        <w:suppressLineNumbers w:val="0"/>
+      </w:pPr>
+      <w:r>
+        <w:t>Think of inheritance like this:</w:t>
+      </w:r>
+    </w:p>
+    <w:p>
+      <w:pPr>
+        <w:pStyle w:val="9"/>
+        <w:keepNext w:val="0"/>
+        <w:keepLines w:val="0"/>
+        <w:widowControl/>
+        <w:suppressLineNumbers w:val="0"/>
+        <w:rPr>
+          <w:rStyle w:val="8"/>
+        </w:rPr>
+      </w:pPr>
+      <w:r>
+        <w:rPr>
+          <w:rStyle w:val="8"/>
+        </w:rPr>
+        <w:t>GitHubClient</w:t>
+      </w:r>
+    </w:p>
+    <w:p>
+      <w:pPr>
+        <w:pStyle w:val="9"/>
+        <w:keepNext w:val="0"/>
+        <w:keepLines w:val="0"/>
+        <w:widowControl/>
+        <w:suppressLineNumbers w:val="0"/>
+        <w:rPr>
+          <w:rStyle w:val="8"/>
+        </w:rPr>
+      </w:pPr>
+      <w:r>
+        <w:rPr>
+          <w:rStyle w:val="8"/>
+        </w:rPr>
+        <w:t xml:space="preserve">      │</w:t>
+      </w:r>
+    </w:p>
+    <w:p>
+      <w:pPr>
+        <w:pStyle w:val="9"/>
+        <w:keepNext w:val="0"/>
+        <w:keepLines w:val="0"/>
+        <w:widowControl/>
+        <w:suppressLineNumbers w:val="0"/>
+        <w:rPr>
+          <w:rStyle w:val="8"/>
+        </w:rPr>
+      </w:pPr>
+      <w:r>
+        <w:rPr>
+          <w:rStyle w:val="8"/>
+        </w:rPr>
+        <w:t xml:space="preserve">      │ inherits</w:t>
+      </w:r>
+    </w:p>
+    <w:p>
+      <w:pPr>
+        <w:pStyle w:val="9"/>
+        <w:keepNext w:val="0"/>
+        <w:keepLines w:val="0"/>
+        <w:widowControl/>
+        <w:suppressLineNumbers w:val="0"/>
+        <w:rPr>
+          <w:rStyle w:val="8"/>
+        </w:rPr>
+      </w:pPr>
+      <w:r>
+        <w:rPr>
+          <w:rStyle w:val="8"/>
+        </w:rPr>
+        <w:t xml:space="preserve">      ▼</w:t>
+      </w:r>
+    </w:p>
+    <w:p>
+      <w:pPr>
+        <w:pStyle w:val="9"/>
+        <w:keepNext w:val="0"/>
+        <w:keepLines w:val="0"/>
+        <w:widowControl/>
+        <w:suppressLineNumbers w:val="0"/>
+      </w:pPr>
+      <w:r>
+        <w:rPr>
+          <w:rStyle w:val="8"/>
+        </w:rPr>
+        <w:t>BaseAPIClient</w:t>
+      </w:r>
+    </w:p>
+    <w:p>
+      <w:pPr>
+        <w:pStyle w:val="10"/>
+        <w:keepNext w:val="0"/>
+        <w:keepLines w:val="0"/>
+        <w:widowControl/>
+        <w:suppressLineNumbers w:val="0"/>
+      </w:pPr>
+      <w:r>
+        <w:t>So Python says:</w:t>
+      </w:r>
+    </w:p>
+    <w:p>
+      <w:pPr>
+        <w:pStyle w:val="10"/>
+        <w:keepNext w:val="0"/>
+        <w:keepLines w:val="0"/>
+        <w:widowControl/>
+        <w:suppressLineNumbers w:val="0"/>
+        <w:ind w:left="720" w:right="720"/>
+      </w:pPr>
+      <w:r>
+        <w:rPr>
+          <w:rFonts w:hint="eastAsia" w:ascii="SimSun" w:hAnsi="SimSun" w:eastAsia="SimSun" w:cs="SimSun"/>
+          <w:sz w:val="24"/>
+          <w:szCs w:val="24"/>
+        </w:rPr>
+        <w:t xml:space="preserve">"GitHubClient doesn't have </w:t>
+      </w:r>
+      <w:r>
+        <w:rPr>
+          <w:rStyle w:val="8"/>
+          <w:rFonts w:hint="eastAsia" w:ascii="SimSun" w:hAnsi="SimSun" w:eastAsia="SimSun" w:cs="SimSun"/>
+          <w:sz w:val="24"/>
+          <w:szCs w:val="24"/>
+        </w:rPr>
+        <w:t>get()</w:t>
+      </w:r>
+      <w:r>
+        <w:rPr>
+          <w:rFonts w:hint="eastAsia" w:ascii="SimSun" w:hAnsi="SimSun" w:eastAsia="SimSun" w:cs="SimSun"/>
+          <w:sz w:val="24"/>
+          <w:szCs w:val="24"/>
+        </w:rPr>
+        <w:t xml:space="preserve">? I'll use the parent's </w:t>
+      </w:r>
+      <w:r>
+        <w:rPr>
+          <w:rStyle w:val="8"/>
+          <w:rFonts w:hint="eastAsia" w:ascii="SimSun" w:hAnsi="SimSun" w:eastAsia="SimSun" w:cs="SimSun"/>
+          <w:sz w:val="24"/>
+          <w:szCs w:val="24"/>
+        </w:rPr>
+        <w:t>get()</w:t>
+      </w:r>
+      <w:r>
+        <w:rPr>
+          <w:rFonts w:hint="eastAsia" w:ascii="SimSun" w:hAnsi="SimSun" w:eastAsia="SimSun" w:cs="SimSun"/>
+          <w:sz w:val="24"/>
+          <w:szCs w:val="24"/>
+        </w:rPr>
+        <w:t>."</w:t>
+      </w:r>
+    </w:p>
+    <w:p>
+      <w:pPr>
+        <w:pStyle w:val="3"/>
+        <w:keepNext w:val="0"/>
+        <w:keepLines w:val="0"/>
+        <w:widowControl/>
+        <w:suppressLineNumbers w:val="0"/>
+      </w:pPr>
+      <w:r>
+        <w:t xml:space="preserve">Step 3 — </w:t>
+      </w:r>
+      <w:r>
+        <w:rPr>
+          <w:rStyle w:val="8"/>
+        </w:rPr>
+        <w:t>BaseAPIClient.get()</w:t>
+      </w:r>
+    </w:p>
+    <w:p>
+      <w:pPr>
+        <w:pStyle w:val="10"/>
+        <w:keepNext w:val="0"/>
+        <w:keepLines w:val="0"/>
+        <w:widowControl/>
+        <w:suppressLineNumbers w:val="0"/>
+      </w:pPr>
+      <w:r>
+        <w:t>This method is tiny:</w:t>
+      </w:r>
+    </w:p>
+    <w:p>
+      <w:pPr>
+        <w:pStyle w:val="10"/>
+        <w:keepNext w:val="0"/>
+        <w:keepLines w:val="0"/>
+        <w:widowControl/>
+        <w:suppressLineNumbers w:val="0"/>
+      </w:pPr>
+      <w:r>
+        <w:t>Python</w:t>
+      </w:r>
+    </w:p>
+    <w:p>
+      <w:pPr>
+        <w:pStyle w:val="10"/>
+        <w:keepNext w:val="0"/>
+        <w:keepLines w:val="0"/>
+        <w:widowControl/>
+        <w:suppressLineNumbers w:val="0"/>
+      </w:pPr>
+      <w:r>
+        <w:t>Run</w:t>
+      </w:r>
+    </w:p>
+    <w:p>
+      <w:pPr>
+        <w:pStyle w:val="9"/>
+        <w:keepNext w:val="0"/>
+        <w:keepLines w:val="0"/>
+        <w:widowControl/>
+        <w:suppressLineNumbers w:val="0"/>
+        <w:rPr>
+          <w:rStyle w:val="8"/>
+        </w:rPr>
+      </w:pPr>
+      <w:r>
+        <w:rPr>
+          <w:rStyle w:val="8"/>
+        </w:rPr>
+        <w:t>def get(...):</w:t>
+      </w:r>
+    </w:p>
+    <w:p>
+      <w:pPr>
+        <w:pStyle w:val="9"/>
+        <w:keepNext w:val="0"/>
+        <w:keepLines w:val="0"/>
+        <w:widowControl/>
+        <w:suppressLineNumbers w:val="0"/>
+      </w:pPr>
+      <w:r>
+        <w:rPr>
+          <w:rStyle w:val="8"/>
+        </w:rPr>
+        <w:t xml:space="preserve">    return self.request(...)</w:t>
+      </w:r>
+    </w:p>
+    <w:p>
+      <w:pPr>
+        <w:pStyle w:val="10"/>
+        <w:keepNext w:val="0"/>
+        <w:keepLines w:val="0"/>
+        <w:widowControl/>
+        <w:suppressLineNumbers w:val="0"/>
+      </w:pPr>
+      <w:r>
+        <w:t>base_client.py</w:t>
+      </w:r>
+    </w:p>
+    <w:p>
+      <w:pPr>
+        <w:pStyle w:val="10"/>
+        <w:keepNext w:val="0"/>
+        <w:keepLines w:val="0"/>
+        <w:widowControl/>
+        <w:suppressLineNumbers w:val="0"/>
+      </w:pPr>
+      <w:r>
+        <w:t xml:space="preserve">It immediately calls </w:t>
+      </w:r>
+      <w:r>
+        <w:rPr>
+          <w:rStyle w:val="8"/>
+        </w:rPr>
+        <w:t>request()</w:t>
+      </w:r>
+      <w:r>
+        <w:t>.</w:t>
+      </w:r>
+    </w:p>
+    <w:p>
+      <w:pPr>
+        <w:pStyle w:val="3"/>
+        <w:keepNext w:val="0"/>
+        <w:keepLines w:val="0"/>
+        <w:widowControl/>
+        <w:suppressLineNumbers w:val="0"/>
+      </w:pPr>
+      <w:r>
+        <w:t xml:space="preserve">Step 4 — </w:t>
+      </w:r>
+      <w:r>
+        <w:rPr>
+          <w:rStyle w:val="8"/>
+        </w:rPr>
+        <w:t>request()</w:t>
+      </w:r>
+    </w:p>
+    <w:p>
+      <w:pPr>
+        <w:pStyle w:val="10"/>
+        <w:keepNext w:val="0"/>
+        <w:keepLines w:val="0"/>
+        <w:widowControl/>
+        <w:suppressLineNumbers w:val="0"/>
+      </w:pPr>
+      <w:r>
+        <w:t>Now we're inside the parent class.</w:t>
+      </w:r>
+    </w:p>
+    <w:p>
+      <w:pPr>
+        <w:pStyle w:val="10"/>
+        <w:keepNext w:val="0"/>
+        <w:keepLines w:val="0"/>
+        <w:widowControl/>
+        <w:suppressLineNumbers w:val="0"/>
+      </w:pPr>
+      <w:r>
+        <w:t>This executes:</w:t>
+      </w:r>
+    </w:p>
+    <w:p>
+      <w:pPr>
+        <w:pStyle w:val="10"/>
+        <w:keepNext w:val="0"/>
+        <w:keepLines w:val="0"/>
+        <w:widowControl/>
+        <w:suppressLineNumbers w:val="0"/>
+      </w:pPr>
+      <w:r>
+        <w:t>Python</w:t>
+      </w:r>
+    </w:p>
+    <w:p>
+      <w:pPr>
+        <w:pStyle w:val="10"/>
+        <w:keepNext w:val="0"/>
+        <w:keepLines w:val="0"/>
+        <w:widowControl/>
+        <w:suppressLineNumbers w:val="0"/>
+      </w:pPr>
+      <w:r>
+        <w:t>Run</w:t>
+      </w:r>
+    </w:p>
+    <w:p>
+      <w:pPr>
+        <w:pStyle w:val="9"/>
+        <w:keepNext w:val="0"/>
+        <w:keepLines w:val="0"/>
+        <w:widowControl/>
+        <w:suppressLineNumbers w:val="0"/>
+      </w:pPr>
+      <w:r>
+        <w:rPr>
+          <w:rStyle w:val="8"/>
+        </w:rPr>
+        <w:t>response = self.session.request(...)</w:t>
+      </w:r>
+    </w:p>
+    <w:p>
+      <w:pPr>
+        <w:pStyle w:val="10"/>
+        <w:keepNext w:val="0"/>
+        <w:keepLines w:val="0"/>
+        <w:widowControl/>
+        <w:suppressLineNumbers w:val="0"/>
+      </w:pPr>
+      <w:r>
+        <w:t>This is the real HTTP call.</w:t>
+      </w:r>
+    </w:p>
+    <w:p>
+      <w:pPr>
+        <w:pStyle w:val="10"/>
+        <w:keepNext w:val="0"/>
+        <w:keepLines w:val="0"/>
+        <w:widowControl/>
+        <w:suppressLineNumbers w:val="0"/>
+      </w:pPr>
+      <w:r>
+        <w:t>Your log:</w:t>
+      </w:r>
+    </w:p>
+    <w:p>
+      <w:pPr>
+        <w:pStyle w:val="9"/>
+        <w:keepNext w:val="0"/>
+        <w:keepLines w:val="0"/>
+        <w:widowControl/>
+        <w:suppressLineNumbers w:val="0"/>
+        <w:rPr>
+          <w:rStyle w:val="8"/>
+        </w:rPr>
+      </w:pPr>
+      <w:r>
+        <w:rPr>
+          <w:rStyle w:val="8"/>
+        </w:rPr>
+        <w:t>Making request ...</w:t>
+      </w:r>
+    </w:p>
+    <w:p>
+      <w:pPr>
+        <w:pStyle w:val="9"/>
+        <w:keepNext w:val="0"/>
+        <w:keepLines w:val="0"/>
+        <w:widowControl/>
+        <w:suppressLineNumbers w:val="0"/>
+        <w:rPr>
+          <w:rStyle w:val="8"/>
+        </w:rPr>
+      </w:pPr>
+      <w:r>
+        <w:rPr>
+          <w:rStyle w:val="8"/>
+        </w:rPr>
+        <w:t>GET https://api.github.com/repos/PrathameshDevkar/test_repo</w:t>
+      </w:r>
+    </w:p>
+    <w:p>
+      <w:pPr>
+        <w:pStyle w:val="9"/>
+        <w:keepNext w:val="0"/>
+        <w:keepLines w:val="0"/>
+        <w:widowControl/>
+        <w:suppressLineNumbers w:val="0"/>
+        <w:rPr>
+          <w:rStyle w:val="8"/>
+        </w:rPr>
+      </w:pPr>
+    </w:p>
+    <w:p>
+      <w:pPr>
+        <w:pStyle w:val="9"/>
+        <w:keepNext w:val="0"/>
+        <w:keepLines w:val="0"/>
+        <w:widowControl/>
+        <w:suppressLineNumbers w:val="0"/>
+      </w:pPr>
+      <w:r>
+        <w:rPr>
+          <w:rStyle w:val="8"/>
+        </w:rPr>
+        <w:t>Response received | status = 404</w:t>
+      </w:r>
+    </w:p>
+    <w:p>
+      <w:pPr>
+        <w:pStyle w:val="10"/>
+        <w:keepNext w:val="0"/>
+        <w:keepLines w:val="0"/>
+        <w:widowControl/>
+        <w:suppressLineNumbers w:val="0"/>
+      </w:pPr>
+      <w:r>
+        <w:t>That log comes from here.</w:t>
+      </w:r>
+    </w:p>
+    <w:p>
+      <w:pPr>
+        <w:pStyle w:val="10"/>
+        <w:keepNext w:val="0"/>
+        <w:keepLines w:val="0"/>
+        <w:widowControl/>
+        <w:suppressLineNumbers w:val="0"/>
+      </w:pPr>
+      <w:r>
+        <w:t>base_client.py</w:t>
+      </w:r>
+    </w:p>
+    <w:p>
+      <w:pPr>
+        <w:pStyle w:val="3"/>
+        <w:keepNext w:val="0"/>
+        <w:keepLines w:val="0"/>
+        <w:widowControl/>
+        <w:suppressLineNumbers w:val="0"/>
+      </w:pPr>
+      <w:r>
+        <w:t xml:space="preserve">Step 5 — Why </w:t>
+      </w:r>
+      <w:r>
+        <w:rPr>
+          <w:rStyle w:val="8"/>
+        </w:rPr>
+        <w:t>_handle_error_response()</w:t>
+      </w:r>
+      <w:r>
+        <w:t xml:space="preserve"> is called</w:t>
+      </w:r>
+    </w:p>
+    <w:p>
+      <w:pPr>
+        <w:pStyle w:val="10"/>
+        <w:keepNext w:val="0"/>
+        <w:keepLines w:val="0"/>
+        <w:widowControl/>
+        <w:suppressLineNumbers w:val="0"/>
+      </w:pPr>
+      <w:r>
+        <w:t>Your code says:</w:t>
+      </w:r>
+    </w:p>
+    <w:p>
+      <w:pPr>
+        <w:pStyle w:val="10"/>
+        <w:keepNext w:val="0"/>
+        <w:keepLines w:val="0"/>
+        <w:widowControl/>
+        <w:suppressLineNumbers w:val="0"/>
+      </w:pPr>
+      <w:r>
+        <w:t>Python</w:t>
+      </w:r>
+    </w:p>
+    <w:p>
+      <w:pPr>
+        <w:pStyle w:val="10"/>
+        <w:keepNext w:val="0"/>
+        <w:keepLines w:val="0"/>
+        <w:widowControl/>
+        <w:suppressLineNumbers w:val="0"/>
+      </w:pPr>
+      <w:r>
+        <w:t>Run</w:t>
+      </w:r>
+    </w:p>
+    <w:p>
+      <w:pPr>
+        <w:pStyle w:val="9"/>
+        <w:keepNext w:val="0"/>
+        <w:keepLines w:val="0"/>
+        <w:widowControl/>
+        <w:suppressLineNumbers w:val="0"/>
+        <w:rPr>
+          <w:rStyle w:val="8"/>
+        </w:rPr>
+      </w:pPr>
+      <w:r>
+        <w:rPr>
+          <w:rStyle w:val="8"/>
+        </w:rPr>
+        <w:t>if not response.ok:</w:t>
+      </w:r>
+    </w:p>
+    <w:p>
+      <w:pPr>
+        <w:pStyle w:val="9"/>
+        <w:keepNext w:val="0"/>
+        <w:keepLines w:val="0"/>
+        <w:widowControl/>
+        <w:suppressLineNumbers w:val="0"/>
+      </w:pPr>
+      <w:r>
+        <w:rPr>
+          <w:rStyle w:val="8"/>
+        </w:rPr>
+        <w:t xml:space="preserve">    self._handle_error_response(response)</w:t>
+      </w:r>
+    </w:p>
+    <w:p>
+      <w:pPr>
+        <w:pStyle w:val="10"/>
+        <w:keepNext w:val="0"/>
+        <w:keepLines w:val="0"/>
+        <w:widowControl/>
+        <w:suppressLineNumbers w:val="0"/>
+      </w:pPr>
+      <w:r>
+        <w:t xml:space="preserve">Since GitHub returned 404, </w:t>
+      </w:r>
+      <w:r>
+        <w:rPr>
+          <w:rStyle w:val="8"/>
+        </w:rPr>
+        <w:t>response.ok</w:t>
+      </w:r>
+      <w:r>
+        <w:t xml:space="preserve"> is </w:t>
+      </w:r>
+      <w:r>
+        <w:rPr>
+          <w:rStyle w:val="8"/>
+        </w:rPr>
+        <w:t>False</w:t>
+      </w:r>
+      <w:r>
+        <w:t>.</w:t>
+      </w:r>
+    </w:p>
+    <w:p>
+      <w:pPr>
+        <w:pStyle w:val="10"/>
+        <w:keepNext w:val="0"/>
+        <w:keepLines w:val="0"/>
+        <w:widowControl/>
+        <w:suppressLineNumbers w:val="0"/>
+      </w:pPr>
+      <w:r>
+        <w:t xml:space="preserve">So Python enters </w:t>
+      </w:r>
+      <w:r>
+        <w:rPr>
+          <w:rStyle w:val="8"/>
+        </w:rPr>
+        <w:t>_handle_error_response()</w:t>
+      </w:r>
+      <w:r>
+        <w:t>.</w:t>
+      </w:r>
+    </w:p>
+    <w:p>
+      <w:pPr>
+        <w:pStyle w:val="10"/>
+        <w:keepNext w:val="0"/>
+        <w:keepLines w:val="0"/>
+        <w:widowControl/>
+        <w:suppressLineNumbers w:val="0"/>
+      </w:pPr>
+      <w:r>
+        <w:t>base_client.py</w:t>
+      </w:r>
+    </w:p>
+    <w:p>
+      <w:pPr>
+        <w:pStyle w:val="3"/>
+        <w:keepNext w:val="0"/>
+        <w:keepLines w:val="0"/>
+        <w:widowControl/>
+        <w:suppressLineNumbers w:val="0"/>
+      </w:pPr>
+      <w:r>
+        <w:t>Step 6 — The exception is CREATED</w:t>
+      </w:r>
+    </w:p>
+    <w:p>
+      <w:pPr>
+        <w:pStyle w:val="10"/>
+        <w:keepNext w:val="0"/>
+        <w:keepLines w:val="0"/>
+        <w:widowControl/>
+        <w:suppressLineNumbers w:val="0"/>
+      </w:pPr>
+      <w:r>
+        <w:t xml:space="preserve">Inside </w:t>
+      </w:r>
+      <w:r>
+        <w:rPr>
+          <w:rStyle w:val="8"/>
+        </w:rPr>
+        <w:t>_handle_error_response()</w:t>
+      </w:r>
+      <w:r>
+        <w:t>:</w:t>
+      </w:r>
+    </w:p>
+    <w:p>
+      <w:pPr>
+        <w:pStyle w:val="10"/>
+        <w:keepNext w:val="0"/>
+        <w:keepLines w:val="0"/>
+        <w:widowControl/>
+        <w:suppressLineNumbers w:val="0"/>
+      </w:pPr>
+      <w:r>
+        <w:t>Python</w:t>
+      </w:r>
+    </w:p>
+    <w:p>
+      <w:pPr>
+        <w:pStyle w:val="10"/>
+        <w:keepNext w:val="0"/>
+        <w:keepLines w:val="0"/>
+        <w:widowControl/>
+        <w:suppressLineNumbers w:val="0"/>
+      </w:pPr>
+      <w:r>
+        <w:t>Run</w:t>
+      </w:r>
+    </w:p>
+    <w:p>
+      <w:pPr>
+        <w:pStyle w:val="9"/>
+        <w:keepNext w:val="0"/>
+        <w:keepLines w:val="0"/>
+        <w:widowControl/>
+        <w:suppressLineNumbers w:val="0"/>
+        <w:rPr>
+          <w:rStyle w:val="8"/>
+        </w:rPr>
+      </w:pPr>
+      <w:r>
+        <w:rPr>
+          <w:rStyle w:val="8"/>
+        </w:rPr>
+        <w:t>elif status == 404:</w:t>
+      </w:r>
+    </w:p>
+    <w:p>
+      <w:pPr>
+        <w:pStyle w:val="9"/>
+        <w:keepNext w:val="0"/>
+        <w:keepLines w:val="0"/>
+        <w:widowControl/>
+        <w:suppressLineNumbers w:val="0"/>
+        <w:rPr>
+          <w:rStyle w:val="8"/>
+        </w:rPr>
+      </w:pPr>
+      <w:r>
+        <w:rPr>
+          <w:rStyle w:val="8"/>
+        </w:rPr>
+        <w:t xml:space="preserve">    raise NotFoundError(</w:t>
+      </w:r>
+    </w:p>
+    <w:p>
+      <w:pPr>
+        <w:pStyle w:val="9"/>
+        <w:keepNext w:val="0"/>
+        <w:keepLines w:val="0"/>
+        <w:widowControl/>
+        <w:suppressLineNumbers w:val="0"/>
+        <w:rPr>
+          <w:rStyle w:val="8"/>
+        </w:rPr>
+      </w:pPr>
+      <w:r>
+        <w:rPr>
+          <w:rStyle w:val="8"/>
+        </w:rPr>
+        <w:t xml:space="preserve">        f"Resource not found: {api_message}",</w:t>
+      </w:r>
+    </w:p>
+    <w:p>
+      <w:pPr>
+        <w:pStyle w:val="9"/>
+        <w:keepNext w:val="0"/>
+        <w:keepLines w:val="0"/>
+        <w:widowControl/>
+        <w:suppressLineNumbers w:val="0"/>
+        <w:rPr>
+          <w:rStyle w:val="8"/>
+        </w:rPr>
+      </w:pPr>
+      <w:r>
+        <w:rPr>
+          <w:rStyle w:val="8"/>
+        </w:rPr>
+        <w:t xml:space="preserve">        status_code=status,</w:t>
+      </w:r>
+    </w:p>
+    <w:p>
+      <w:pPr>
+        <w:pStyle w:val="9"/>
+        <w:keepNext w:val="0"/>
+        <w:keepLines w:val="0"/>
+        <w:widowControl/>
+        <w:suppressLineNumbers w:val="0"/>
+        <w:rPr>
+          <w:rStyle w:val="8"/>
+        </w:rPr>
+      </w:pPr>
+      <w:r>
+        <w:rPr>
+          <w:rStyle w:val="8"/>
+        </w:rPr>
+        <w:t xml:space="preserve">        response_body=response.text</w:t>
+      </w:r>
+    </w:p>
+    <w:p>
+      <w:pPr>
+        <w:pStyle w:val="9"/>
+        <w:keepNext w:val="0"/>
+        <w:keepLines w:val="0"/>
+        <w:widowControl/>
+        <w:suppressLineNumbers w:val="0"/>
+      </w:pPr>
+      <w:r>
+        <w:rPr>
+          <w:rStyle w:val="8"/>
+        </w:rPr>
+        <w:t xml:space="preserve">    )</w:t>
+      </w:r>
+    </w:p>
+    <w:p>
+      <w:pPr>
+        <w:pStyle w:val="10"/>
+        <w:keepNext w:val="0"/>
+        <w:keepLines w:val="0"/>
+        <w:widowControl/>
+        <w:suppressLineNumbers w:val="0"/>
+      </w:pPr>
+      <w:r>
+        <w:t>base_client.py</w:t>
+      </w:r>
+    </w:p>
+    <w:p>
+      <w:pPr>
+        <w:pStyle w:val="10"/>
+        <w:keepNext w:val="0"/>
+        <w:keepLines w:val="0"/>
+        <w:widowControl/>
+        <w:suppressLineNumbers w:val="0"/>
+      </w:pPr>
+      <w:r>
+        <w:t>This is where the object is created.</w:t>
+      </w:r>
+    </w:p>
+    <w:p>
+      <w:pPr>
+        <w:pStyle w:val="10"/>
+        <w:keepNext w:val="0"/>
+        <w:keepLines w:val="0"/>
+        <w:widowControl/>
+        <w:suppressLineNumbers w:val="0"/>
+      </w:pPr>
+      <w:r>
+        <w:t>Internally it's almost like:</w:t>
+      </w:r>
+    </w:p>
+    <w:p>
+      <w:pPr>
+        <w:pStyle w:val="10"/>
+        <w:keepNext w:val="0"/>
+        <w:keepLines w:val="0"/>
+        <w:widowControl/>
+        <w:suppressLineNumbers w:val="0"/>
+      </w:pPr>
+      <w:r>
+        <w:t>Python</w:t>
+      </w:r>
+    </w:p>
+    <w:p>
+      <w:pPr>
+        <w:pStyle w:val="10"/>
+        <w:keepNext w:val="0"/>
+        <w:keepLines w:val="0"/>
+        <w:widowControl/>
+        <w:suppressLineNumbers w:val="0"/>
+      </w:pPr>
+      <w:r>
+        <w:t>Run</w:t>
+      </w:r>
+    </w:p>
+    <w:p>
+      <w:pPr>
+        <w:pStyle w:val="9"/>
+        <w:keepNext w:val="0"/>
+        <w:keepLines w:val="0"/>
+        <w:widowControl/>
+        <w:suppressLineNumbers w:val="0"/>
+        <w:rPr>
+          <w:rStyle w:val="8"/>
+        </w:rPr>
+      </w:pPr>
+      <w:r>
+        <w:rPr>
+          <w:rStyle w:val="8"/>
+        </w:rPr>
+        <w:t>e = NotFoundError(...)</w:t>
+      </w:r>
+    </w:p>
+    <w:p>
+      <w:pPr>
+        <w:pStyle w:val="9"/>
+        <w:keepNext w:val="0"/>
+        <w:keepLines w:val="0"/>
+        <w:widowControl/>
+        <w:suppressLineNumbers w:val="0"/>
+      </w:pPr>
+      <w:r>
+        <w:rPr>
+          <w:rStyle w:val="8"/>
+        </w:rPr>
+        <w:t>raise e</w:t>
+      </w:r>
+    </w:p>
+    <w:p>
+      <w:pPr>
+        <w:pStyle w:val="10"/>
+        <w:keepNext w:val="0"/>
+        <w:keepLines w:val="0"/>
+        <w:widowControl/>
+        <w:suppressLineNumbers w:val="0"/>
+      </w:pPr>
+      <w:r>
+        <w:t xml:space="preserve">The </w:t>
+      </w:r>
+      <w:r>
+        <w:rPr>
+          <w:rStyle w:val="8"/>
+        </w:rPr>
+        <w:t>raise</w:t>
+      </w:r>
+      <w:r>
+        <w:t xml:space="preserve"> keyword does two things:</w:t>
+      </w:r>
+    </w:p>
+    <w:p>
+      <w:pPr>
+        <w:keepNext w:val="0"/>
+        <w:keepLines w:val="0"/>
+        <w:widowControl/>
+        <w:numPr>
+          <w:ilvl w:val="0"/>
+          <w:numId w:val="3"/>
+        </w:numPr>
+        <w:suppressLineNumbers w:val="0"/>
+        <w:spacing w:before="0" w:beforeAutospacing="1" w:after="0" w:afterAutospacing="1"/>
+        <w:ind w:left="1440" w:hanging="360"/>
+      </w:pPr>
+    </w:p>
+    <w:p>
+      <w:pPr>
+        <w:pStyle w:val="10"/>
+        <w:keepNext w:val="0"/>
+        <w:keepLines w:val="0"/>
+        <w:widowControl/>
+        <w:suppressLineNumbers w:val="0"/>
+        <w:ind w:left="720"/>
+      </w:pPr>
+      <w:r>
+        <w:t>Creates the exception object.</w:t>
+      </w:r>
+    </w:p>
+    <w:p>
+      <w:pPr>
+        <w:keepNext w:val="0"/>
+        <w:keepLines w:val="0"/>
+        <w:widowControl/>
+        <w:numPr>
+          <w:ilvl w:val="0"/>
+          <w:numId w:val="3"/>
+        </w:numPr>
+        <w:suppressLineNumbers w:val="0"/>
+        <w:spacing w:before="0" w:beforeAutospacing="1" w:after="0" w:afterAutospacing="1"/>
+        <w:ind w:left="1440" w:hanging="360"/>
+      </w:pPr>
+    </w:p>
+    <w:p>
+      <w:pPr>
+        <w:keepNext w:val="0"/>
+        <w:keepLines w:val="0"/>
+        <w:widowControl/>
+        <w:numPr>
+          <w:ilvl w:val="0"/>
+          <w:numId w:val="3"/>
+        </w:numPr>
+        <w:suppressLineNumbers w:val="0"/>
+        <w:spacing w:before="0" w:beforeAutospacing="1" w:after="0" w:afterAutospacing="1"/>
+        <w:ind w:left="1440" w:hanging="360"/>
+      </w:pPr>
+    </w:p>
+    <w:p>
+      <w:pPr>
+        <w:pStyle w:val="10"/>
+        <w:keepNext w:val="0"/>
+        <w:keepLines w:val="0"/>
+        <w:widowControl/>
+        <w:suppressLineNumbers w:val="0"/>
+        <w:ind w:left="720"/>
+      </w:pPr>
+      <w:r>
+        <w:t>Immediately stops the current function.</w:t>
+      </w:r>
+    </w:p>
+    <w:p>
+      <w:pPr>
+        <w:keepNext w:val="0"/>
+        <w:keepLines w:val="0"/>
+        <w:widowControl/>
+        <w:numPr>
+          <w:ilvl w:val="0"/>
+          <w:numId w:val="3"/>
+        </w:numPr>
+        <w:suppressLineNumbers w:val="0"/>
+        <w:spacing w:before="0" w:beforeAutospacing="1" w:after="0" w:afterAutospacing="1"/>
+        <w:ind w:left="1440" w:hanging="360"/>
+      </w:pPr>
+    </w:p>
+    <w:p>
+      <w:pPr>
+        <w:pStyle w:val="10"/>
+        <w:keepNext w:val="0"/>
+        <w:keepLines w:val="0"/>
+        <w:widowControl/>
+        <w:suppressLineNumbers w:val="0"/>
+      </w:pPr>
+      <w:r>
+        <w:t xml:space="preserve">Nothing below </w:t>
+      </w:r>
+      <w:r>
+        <w:rPr>
+          <w:rStyle w:val="8"/>
+        </w:rPr>
+        <w:t>raise</w:t>
+      </w:r>
+      <w:r>
+        <w:t xml:space="preserve"> executes.</w:t>
+      </w:r>
+    </w:p>
+    <w:p>
+      <w:pPr>
+        <w:pStyle w:val="2"/>
+        <w:keepNext w:val="0"/>
+        <w:keepLines w:val="0"/>
+        <w:widowControl/>
+        <w:suppressLineNumbers w:val="0"/>
+      </w:pPr>
+      <w:r>
+        <w:t xml:space="preserve">What happens after </w:t>
+      </w:r>
+      <w:r>
+        <w:rPr>
+          <w:rStyle w:val="8"/>
+        </w:rPr>
+        <w:t>raise</w:t>
+      </w:r>
+      <w:r>
+        <w:t>?</w:t>
+      </w:r>
+    </w:p>
+    <w:p>
+      <w:pPr>
+        <w:pStyle w:val="10"/>
+        <w:keepNext w:val="0"/>
+        <w:keepLines w:val="0"/>
+        <w:widowControl/>
+        <w:suppressLineNumbers w:val="0"/>
+      </w:pPr>
+      <w:r>
+        <w:t>This is the part most people miss.</w:t>
+      </w:r>
+    </w:p>
+    <w:p>
+      <w:pPr>
+        <w:pStyle w:val="10"/>
+        <w:keepNext w:val="0"/>
+        <w:keepLines w:val="0"/>
+        <w:widowControl/>
+        <w:suppressLineNumbers w:val="0"/>
+      </w:pPr>
+      <w:r>
+        <w:t>Imagine the call stack.</w:t>
+      </w:r>
+    </w:p>
+    <w:p>
+      <w:pPr>
+        <w:pStyle w:val="10"/>
+        <w:keepNext w:val="0"/>
+        <w:keepLines w:val="0"/>
+        <w:widowControl/>
+        <w:suppressLineNumbers w:val="0"/>
+      </w:pPr>
+      <w:r>
+        <w:drawing>
+          <wp:inline distT="0" distB="0" distL="114300" distR="114300">
+            <wp:extent cx="304800" cy="304800"/>
+            <wp:effectExtent l="0" t="0" r="0" b="0"/>
+            <wp:docPr id="2" name="Picture 8" descr="IMG_257"/>
+            <wp:cNvGraphicFramePr>
+              <a:graphicFrameLocks xmlns:a="http://schemas.openxmlformats.org/drawingml/2006/main" noChangeAspect="1"/>
+            </wp:cNvGraphicFramePr>
+            <a:graphic xmlns:a="http://schemas.openxmlformats.org/drawingml/2006/main">
+              <a:graphicData uri="http://schemas.openxmlformats.org/drawingml/2006/picture">
+                <pic:pic xmlns:pic="http://schemas.openxmlformats.org/drawingml/2006/picture">
+                  <pic:nvPicPr>
+                    <pic:cNvPr id="2" name="Picture 8" descr="IMG_257"/>
+                    <pic:cNvPicPr>
+                      <a:picLocks noChangeAspect="1"/>
+                    </pic:cNvPicPr>
+                  </pic:nvPicPr>
+                  <pic:blipFill>
+                    <a:blip r:embed="rId5"/>
+                    <a:stretch>
+                      <a:fillRect/>
+                    </a:stretch>
+                  </pic:blipFill>
+                  <pic:spPr>
+                    <a:xfrm>
+                      <a:off x="0" y="0"/>
+                      <a:ext cx="304800" cy="304800"/>
+                    </a:xfrm>
+                    <a:prstGeom prst="rect">
+                      <a:avLst/>
+                    </a:prstGeom>
+                    <a:noFill/>
+                    <a:ln w="9525">
+                      <a:noFill/>
+                    </a:ln>
+                  </pic:spPr>
+                </pic:pic>
+              </a:graphicData>
+            </a:graphic>
+          </wp:inline>
+        </w:drawing>
+      </w:r>
+      <w:r>
+        <w:drawing>
+          <wp:inline distT="0" distB="0" distL="114300" distR="114300">
+            <wp:extent cx="6638925" cy="5454650"/>
+            <wp:effectExtent l="0" t="0" r="3175" b="6350"/>
+            <wp:docPr id="8" name="Picture 10"/>
+            <wp:cNvGraphicFramePr>
+              <a:graphicFrameLocks xmlns:a="http://schemas.openxmlformats.org/drawingml/2006/main" noChangeAspect="1"/>
+            </wp:cNvGraphicFramePr>
+            <a:graphic xmlns:a="http://schemas.openxmlformats.org/drawingml/2006/main">
+              <a:graphicData uri="http://schemas.openxmlformats.org/drawingml/2006/picture">
+                <pic:pic xmlns:pic="http://schemas.openxmlformats.org/drawingml/2006/picture">
+                  <pic:nvPicPr>
+                    <pic:cNvPr id="8" name="Picture 10"/>
+                    <pic:cNvPicPr>
+                      <a:picLocks noChangeAspect="1"/>
+                    </pic:cNvPicPr>
+                  </pic:nvPicPr>
+                  <pic:blipFill>
+                    <a:blip r:embed="rId6"/>
+                    <a:stretch>
+                      <a:fillRect/>
+                    </a:stretch>
+                  </pic:blipFill>
+                  <pic:spPr>
+                    <a:xfrm>
+                      <a:off x="0" y="0"/>
+                      <a:ext cx="6638925" cy="5454650"/>
+                    </a:xfrm>
+                    <a:prstGeom prst="rect">
+                      <a:avLst/>
+                    </a:prstGeom>
+                    <a:noFill/>
+                    <a:ln>
+                      <a:noFill/>
+                    </a:ln>
+                  </pic:spPr>
+                </pic:pic>
+              </a:graphicData>
+            </a:graphic>
+          </wp:inline>
+        </w:drawing>
+      </w:r>
+    </w:p>
+    <w:p>
+      <w:pPr>
+        <w:pStyle w:val="10"/>
+        <w:keepNext w:val="0"/>
+        <w:keepLines w:val="0"/>
+        <w:widowControl/>
+        <w:suppressLineNumbers w:val="0"/>
+      </w:pPr>
+      <w:r>
+        <w:t>The exception climbs back up.</w:t>
+      </w:r>
+    </w:p>
+    <w:p>
+      <w:pPr>
+        <w:pStyle w:val="10"/>
+        <w:keepNext w:val="0"/>
+        <w:keepLines w:val="0"/>
+        <w:widowControl/>
+        <w:suppressLineNumbers w:val="0"/>
+      </w:pPr>
+      <w:r>
+        <w:t xml:space="preserve">It leaves </w:t>
+      </w:r>
+      <w:r>
+        <w:rPr>
+          <w:rStyle w:val="8"/>
+        </w:rPr>
+        <w:t>_handle_error_response</w:t>
+      </w:r>
+      <w:r>
+        <w:t>.</w:t>
+      </w:r>
+    </w:p>
+    <w:p>
+      <w:pPr>
+        <w:pStyle w:val="10"/>
+        <w:keepNext w:val="0"/>
+        <w:keepLines w:val="0"/>
+        <w:widowControl/>
+        <w:suppressLineNumbers w:val="0"/>
+      </w:pPr>
+      <w:r>
+        <w:t xml:space="preserve">It skips </w:t>
+      </w:r>
+      <w:r>
+        <w:rPr>
+          <w:rStyle w:val="8"/>
+        </w:rPr>
+        <w:t>request()</w:t>
+      </w:r>
+      <w:r>
+        <w:t>.</w:t>
+      </w:r>
+    </w:p>
+    <w:p>
+      <w:pPr>
+        <w:pStyle w:val="10"/>
+        <w:keepNext w:val="0"/>
+        <w:keepLines w:val="0"/>
+        <w:widowControl/>
+        <w:suppressLineNumbers w:val="0"/>
+      </w:pPr>
+      <w:r>
+        <w:t xml:space="preserve">It skips </w:t>
+      </w:r>
+      <w:r>
+        <w:rPr>
+          <w:rStyle w:val="8"/>
+        </w:rPr>
+        <w:t>get()</w:t>
+      </w:r>
+      <w:r>
+        <w:t>.</w:t>
+      </w:r>
+    </w:p>
+    <w:p>
+      <w:pPr>
+        <w:pStyle w:val="10"/>
+        <w:keepNext w:val="0"/>
+        <w:keepLines w:val="0"/>
+        <w:widowControl/>
+        <w:suppressLineNumbers w:val="0"/>
+      </w:pPr>
+      <w:r>
+        <w:t xml:space="preserve">It skips </w:t>
+      </w:r>
+      <w:r>
+        <w:rPr>
+          <w:rStyle w:val="8"/>
+        </w:rPr>
+        <w:t>get_repo()</w:t>
+      </w:r>
+      <w:r>
+        <w:t>.</w:t>
+      </w:r>
+    </w:p>
+    <w:p>
+      <w:pPr>
+        <w:pStyle w:val="10"/>
+        <w:keepNext w:val="0"/>
+        <w:keepLines w:val="0"/>
+        <w:widowControl/>
+        <w:suppressLineNumbers w:val="0"/>
+      </w:pPr>
+      <w:r>
+        <w:t>Until it finds:</w:t>
+      </w:r>
+    </w:p>
+    <w:p>
+      <w:pPr>
+        <w:pStyle w:val="10"/>
+        <w:keepNext w:val="0"/>
+        <w:keepLines w:val="0"/>
+        <w:widowControl/>
+        <w:suppressLineNumbers w:val="0"/>
+      </w:pPr>
+      <w:r>
+        <w:t>Python</w:t>
+      </w:r>
+    </w:p>
+    <w:p>
+      <w:pPr>
+        <w:pStyle w:val="10"/>
+        <w:keepNext w:val="0"/>
+        <w:keepLines w:val="0"/>
+        <w:widowControl/>
+        <w:suppressLineNumbers w:val="0"/>
+      </w:pPr>
+      <w:r>
+        <w:t>Run</w:t>
+      </w:r>
+    </w:p>
+    <w:p>
+      <w:pPr>
+        <w:pStyle w:val="9"/>
+        <w:keepNext w:val="0"/>
+        <w:keepLines w:val="0"/>
+        <w:widowControl/>
+        <w:suppressLineNumbers w:val="0"/>
+      </w:pPr>
+      <w:r>
+        <w:rPr>
+          <w:rStyle w:val="8"/>
+        </w:rPr>
+        <w:t>except NotFoundError:</w:t>
+      </w:r>
+    </w:p>
+    <w:p>
+      <w:pPr>
+        <w:pStyle w:val="10"/>
+        <w:keepNext w:val="0"/>
+        <w:keepLines w:val="0"/>
+        <w:widowControl/>
+        <w:suppressLineNumbers w:val="0"/>
+      </w:pPr>
+      <w:r>
+        <w:t xml:space="preserve">That's why </w:t>
+      </w:r>
+      <w:r>
+        <w:rPr>
+          <w:rStyle w:val="8"/>
+        </w:rPr>
+        <w:t>GitHubClient</w:t>
+      </w:r>
+      <w:r>
+        <w:t xml:space="preserve"> never catches anything.</w:t>
+      </w:r>
+    </w:p>
+    <w:p>
+      <w:pPr>
+        <w:pStyle w:val="10"/>
+        <w:keepNext w:val="0"/>
+        <w:keepLines w:val="0"/>
+        <w:widowControl/>
+        <w:suppressLineNumbers w:val="0"/>
+      </w:pPr>
+      <w:r>
+        <w:t>It simply gets interrupted.</w:t>
+      </w:r>
+    </w:p>
+    <w:p>
+      <w:pPr>
+        <w:pStyle w:val="2"/>
+        <w:keepNext w:val="0"/>
+        <w:keepLines w:val="0"/>
+        <w:widowControl/>
+        <w:suppressLineNumbers w:val="0"/>
+      </w:pPr>
+      <w:r>
+        <w:t>Now your biggest question</w:t>
+      </w:r>
+    </w:p>
+    <w:p>
+      <w:pPr>
+        <w:pStyle w:val="10"/>
+        <w:keepNext w:val="0"/>
+        <w:keepLines w:val="0"/>
+        <w:widowControl/>
+        <w:suppressLineNumbers w:val="0"/>
+        <w:ind w:left="720" w:right="720"/>
+      </w:pPr>
+      <w:r>
+        <w:rPr>
+          <w:rFonts w:hint="eastAsia" w:ascii="SimSun" w:hAnsi="SimSun" w:eastAsia="SimSun" w:cs="SimSun"/>
+          <w:sz w:val="24"/>
+          <w:szCs w:val="24"/>
+        </w:rPr>
+        <w:t xml:space="preserve">Why is the final message coming from </w:t>
+      </w:r>
+      <w:r>
+        <w:rPr>
+          <w:rStyle w:val="8"/>
+          <w:rFonts w:hint="eastAsia" w:ascii="SimSun" w:hAnsi="SimSun" w:eastAsia="SimSun" w:cs="SimSun"/>
+          <w:sz w:val="24"/>
+          <w:szCs w:val="24"/>
+        </w:rPr>
+        <w:t>APIError.__str__()</w:t>
+      </w:r>
+      <w:r>
+        <w:rPr>
+          <w:rFonts w:hint="eastAsia" w:ascii="SimSun" w:hAnsi="SimSun" w:eastAsia="SimSun" w:cs="SimSun"/>
+          <w:sz w:val="24"/>
+          <w:szCs w:val="24"/>
+        </w:rPr>
+        <w:t xml:space="preserve"> instead of the message passed in </w:t>
+      </w:r>
+      <w:r>
+        <w:rPr>
+          <w:rStyle w:val="8"/>
+          <w:rFonts w:hint="eastAsia" w:ascii="SimSun" w:hAnsi="SimSun" w:eastAsia="SimSun" w:cs="SimSun"/>
+          <w:sz w:val="24"/>
+          <w:szCs w:val="24"/>
+        </w:rPr>
+        <w:t>raise</w:t>
+      </w:r>
+      <w:r>
+        <w:rPr>
+          <w:rFonts w:hint="eastAsia" w:ascii="SimSun" w:hAnsi="SimSun" w:eastAsia="SimSun" w:cs="SimSun"/>
+          <w:sz w:val="24"/>
+          <w:szCs w:val="24"/>
+        </w:rPr>
+        <w:t>?</w:t>
+      </w:r>
+    </w:p>
+    <w:p>
+      <w:pPr>
+        <w:pStyle w:val="10"/>
+        <w:keepNext w:val="0"/>
+        <w:keepLines w:val="0"/>
+        <w:widowControl/>
+        <w:suppressLineNumbers w:val="0"/>
+      </w:pPr>
+      <w:r>
+        <w:t>Excellent question.</w:t>
+      </w:r>
+    </w:p>
+    <w:p>
+      <w:pPr>
+        <w:pStyle w:val="10"/>
+        <w:keepNext w:val="0"/>
+        <w:keepLines w:val="0"/>
+        <w:widowControl/>
+        <w:suppressLineNumbers w:val="0"/>
+      </w:pPr>
+      <w:r>
+        <w:t>Let's separate two different things.</w:t>
+      </w:r>
+    </w:p>
+    <w:p>
+      <w:pPr>
+        <w:pStyle w:val="3"/>
+        <w:keepNext w:val="0"/>
+        <w:keepLines w:val="0"/>
+        <w:widowControl/>
+        <w:suppressLineNumbers w:val="0"/>
+      </w:pPr>
+      <w:r>
+        <w:t>When you raised it</w:t>
+      </w:r>
+    </w:p>
+    <w:p>
+      <w:pPr>
+        <w:pStyle w:val="10"/>
+        <w:keepNext w:val="0"/>
+        <w:keepLines w:val="0"/>
+        <w:widowControl/>
+        <w:suppressLineNumbers w:val="0"/>
+      </w:pPr>
+      <w:r>
+        <w:t>You wrote:</w:t>
+      </w:r>
+    </w:p>
+    <w:p>
+      <w:pPr>
+        <w:pStyle w:val="10"/>
+        <w:keepNext w:val="0"/>
+        <w:keepLines w:val="0"/>
+        <w:widowControl/>
+        <w:suppressLineNumbers w:val="0"/>
+      </w:pPr>
+      <w:r>
+        <w:t>Python</w:t>
+      </w:r>
+    </w:p>
+    <w:p>
+      <w:pPr>
+        <w:pStyle w:val="10"/>
+        <w:keepNext w:val="0"/>
+        <w:keepLines w:val="0"/>
+        <w:widowControl/>
+        <w:suppressLineNumbers w:val="0"/>
+      </w:pPr>
+      <w:r>
+        <w:t>Run</w:t>
+      </w:r>
+    </w:p>
+    <w:p>
+      <w:pPr>
+        <w:pStyle w:val="9"/>
+        <w:keepNext w:val="0"/>
+        <w:keepLines w:val="0"/>
+        <w:widowControl/>
+        <w:suppressLineNumbers w:val="0"/>
+        <w:rPr>
+          <w:rStyle w:val="8"/>
+        </w:rPr>
+      </w:pPr>
+      <w:r>
+        <w:rPr>
+          <w:rStyle w:val="8"/>
+        </w:rPr>
+        <w:t>raise NotFoundError(</w:t>
+      </w:r>
+    </w:p>
+    <w:p>
+      <w:pPr>
+        <w:pStyle w:val="9"/>
+        <w:keepNext w:val="0"/>
+        <w:keepLines w:val="0"/>
+        <w:widowControl/>
+        <w:suppressLineNumbers w:val="0"/>
+        <w:rPr>
+          <w:rStyle w:val="8"/>
+        </w:rPr>
+      </w:pPr>
+      <w:r>
+        <w:rPr>
+          <w:rStyle w:val="8"/>
+        </w:rPr>
+        <w:t xml:space="preserve">    "Resource not found: Not Found",</w:t>
+      </w:r>
+    </w:p>
+    <w:p>
+      <w:pPr>
+        <w:pStyle w:val="9"/>
+        <w:keepNext w:val="0"/>
+        <w:keepLines w:val="0"/>
+        <w:widowControl/>
+        <w:suppressLineNumbers w:val="0"/>
+        <w:rPr>
+          <w:rStyle w:val="8"/>
+        </w:rPr>
+      </w:pPr>
+      <w:r>
+        <w:rPr>
+          <w:rStyle w:val="8"/>
+        </w:rPr>
+        <w:t xml:space="preserve">    status_code=404</w:t>
+      </w:r>
+    </w:p>
+    <w:p>
+      <w:pPr>
+        <w:pStyle w:val="9"/>
+        <w:keepNext w:val="0"/>
+        <w:keepLines w:val="0"/>
+        <w:widowControl/>
+        <w:suppressLineNumbers w:val="0"/>
+      </w:pPr>
+      <w:r>
+        <w:rPr>
+          <w:rStyle w:val="8"/>
+        </w:rPr>
+        <w:t>)</w:t>
+      </w:r>
+    </w:p>
+    <w:p>
+      <w:pPr>
+        <w:pStyle w:val="10"/>
+        <w:keepNext w:val="0"/>
+        <w:keepLines w:val="0"/>
+        <w:widowControl/>
+        <w:suppressLineNumbers w:val="0"/>
+      </w:pPr>
+      <w:r>
+        <w:t>The message is stored inside the object.</w:t>
+      </w:r>
+    </w:p>
+    <w:p>
+      <w:pPr>
+        <w:pStyle w:val="10"/>
+        <w:keepNext w:val="0"/>
+        <w:keepLines w:val="0"/>
+        <w:widowControl/>
+        <w:suppressLineNumbers w:val="0"/>
+      </w:pPr>
+      <w:r>
+        <w:rPr>
+          <w:rStyle w:val="8"/>
+        </w:rPr>
+        <w:t>APIError.__init__()</w:t>
+      </w:r>
+      <w:r>
+        <w:t xml:space="preserve"> does this:</w:t>
+      </w:r>
+    </w:p>
+    <w:p>
+      <w:pPr>
+        <w:pStyle w:val="10"/>
+        <w:keepNext w:val="0"/>
+        <w:keepLines w:val="0"/>
+        <w:widowControl/>
+        <w:suppressLineNumbers w:val="0"/>
+      </w:pPr>
+      <w:r>
+        <w:t>Python</w:t>
+      </w:r>
+    </w:p>
+    <w:p>
+      <w:pPr>
+        <w:pStyle w:val="10"/>
+        <w:keepNext w:val="0"/>
+        <w:keepLines w:val="0"/>
+        <w:widowControl/>
+        <w:suppressLineNumbers w:val="0"/>
+      </w:pPr>
+      <w:r>
+        <w:t>Run</w:t>
+      </w:r>
+    </w:p>
+    <w:p>
+      <w:pPr>
+        <w:pStyle w:val="9"/>
+        <w:keepNext w:val="0"/>
+        <w:keepLines w:val="0"/>
+        <w:widowControl/>
+        <w:suppressLineNumbers w:val="0"/>
+      </w:pPr>
+      <w:r>
+        <w:rPr>
+          <w:rStyle w:val="8"/>
+        </w:rPr>
+        <w:t>super().__init__(message)</w:t>
+      </w:r>
+    </w:p>
+    <w:p>
+      <w:pPr>
+        <w:pStyle w:val="10"/>
+        <w:keepNext w:val="0"/>
+        <w:keepLines w:val="0"/>
+        <w:widowControl/>
+        <w:suppressLineNumbers w:val="0"/>
+      </w:pPr>
+      <w:r>
+        <w:t>exceptions.py</w:t>
+      </w:r>
+    </w:p>
+    <w:p>
+      <w:pPr>
+        <w:pStyle w:val="10"/>
+        <w:keepNext w:val="0"/>
+        <w:keepLines w:val="0"/>
+        <w:widowControl/>
+        <w:suppressLineNumbers w:val="0"/>
+      </w:pPr>
+      <w:r>
+        <w:t>So now the object contains:</w:t>
+      </w:r>
+    </w:p>
+    <w:p>
+      <w:pPr>
+        <w:pStyle w:val="10"/>
+        <w:keepNext w:val="0"/>
+        <w:keepLines w:val="0"/>
+        <w:widowControl/>
+        <w:suppressLineNumbers w:val="0"/>
+      </w:pPr>
+      <w:r>
+        <w:t>|</w:t>
+      </w:r>
+      <w:r>
+        <w:br w:type="textWrapping"/>
+      </w:r>
+      <w:r>
+        <w:t>Property</w:t>
+      </w:r>
+    </w:p>
+    <w:p>
+      <w:pPr>
+        <w:pStyle w:val="10"/>
+        <w:keepNext w:val="0"/>
+        <w:keepLines w:val="0"/>
+        <w:widowControl/>
+        <w:suppressLineNumbers w:val="0"/>
+      </w:pPr>
+      <w:r>
+        <w:t>|</w:t>
+      </w:r>
+    </w:p>
+    <w:p>
+      <w:pPr>
+        <w:pStyle w:val="10"/>
+        <w:keepNext w:val="0"/>
+        <w:keepLines w:val="0"/>
+        <w:widowControl/>
+        <w:suppressLineNumbers w:val="0"/>
+      </w:pPr>
+      <w:r>
+        <w:t>Value</w:t>
+      </w:r>
+    </w:p>
+    <w:p>
+      <w:pPr>
+        <w:pStyle w:val="10"/>
+        <w:keepNext w:val="0"/>
+        <w:keepLines w:val="0"/>
+        <w:widowControl/>
+        <w:suppressLineNumbers w:val="0"/>
+      </w:pPr>
+      <w:r>
+        <w:t>|</w:t>
+      </w:r>
+      <w:r>
+        <w:br w:type="textWrapping"/>
+      </w:r>
+      <w:r>
+        <w:t>| --- | --- |</w:t>
+      </w:r>
+      <w:r>
+        <w:br w:type="textWrapping"/>
+      </w:r>
+      <w:r>
+        <w:t>|</w:t>
+      </w:r>
+    </w:p>
+    <w:p>
+      <w:pPr>
+        <w:pStyle w:val="10"/>
+        <w:keepNext w:val="0"/>
+        <w:keepLines w:val="0"/>
+        <w:widowControl/>
+        <w:suppressLineNumbers w:val="0"/>
+      </w:pPr>
+      <w:r>
+        <w:rPr>
+          <w:rStyle w:val="8"/>
+        </w:rPr>
+        <w:t>message</w:t>
+      </w:r>
+    </w:p>
+    <w:p>
+      <w:pPr>
+        <w:pStyle w:val="10"/>
+        <w:keepNext w:val="0"/>
+        <w:keepLines w:val="0"/>
+        <w:widowControl/>
+        <w:suppressLineNumbers w:val="0"/>
+      </w:pPr>
+      <w:r>
+        <w:t>|</w:t>
+      </w:r>
+    </w:p>
+    <w:p>
+      <w:pPr>
+        <w:pStyle w:val="10"/>
+        <w:keepNext w:val="0"/>
+        <w:keepLines w:val="0"/>
+        <w:widowControl/>
+        <w:suppressLineNumbers w:val="0"/>
+      </w:pPr>
+      <w:r>
+        <w:rPr>
+          <w:rStyle w:val="8"/>
+        </w:rPr>
+        <w:t>"Resource not found: Not Found"</w:t>
+      </w:r>
+    </w:p>
+    <w:p>
+      <w:pPr>
+        <w:pStyle w:val="10"/>
+        <w:keepNext w:val="0"/>
+        <w:keepLines w:val="0"/>
+        <w:widowControl/>
+        <w:suppressLineNumbers w:val="0"/>
+      </w:pPr>
+      <w:r>
+        <w:t>|</w:t>
+      </w:r>
+      <w:r>
+        <w:br w:type="textWrapping"/>
+      </w:r>
+      <w:r>
+        <w:t>|</w:t>
+      </w:r>
+    </w:p>
+    <w:p>
+      <w:pPr>
+        <w:pStyle w:val="10"/>
+        <w:keepNext w:val="0"/>
+        <w:keepLines w:val="0"/>
+        <w:widowControl/>
+        <w:suppressLineNumbers w:val="0"/>
+      </w:pPr>
+      <w:r>
+        <w:rPr>
+          <w:rStyle w:val="8"/>
+        </w:rPr>
+        <w:t>status_code</w:t>
+      </w:r>
+    </w:p>
+    <w:p>
+      <w:pPr>
+        <w:pStyle w:val="10"/>
+        <w:keepNext w:val="0"/>
+        <w:keepLines w:val="0"/>
+        <w:widowControl/>
+        <w:suppressLineNumbers w:val="0"/>
+      </w:pPr>
+      <w:r>
+        <w:t>|</w:t>
+      </w:r>
+    </w:p>
+    <w:p>
+      <w:pPr>
+        <w:pStyle w:val="10"/>
+        <w:keepNext w:val="0"/>
+        <w:keepLines w:val="0"/>
+        <w:widowControl/>
+        <w:suppressLineNumbers w:val="0"/>
+      </w:pPr>
+      <w:r>
+        <w:rPr>
+          <w:rStyle w:val="8"/>
+        </w:rPr>
+        <w:t>404</w:t>
+      </w:r>
+    </w:p>
+    <w:p>
+      <w:pPr>
+        <w:pStyle w:val="10"/>
+        <w:keepNext w:val="0"/>
+        <w:keepLines w:val="0"/>
+        <w:widowControl/>
+        <w:suppressLineNumbers w:val="0"/>
+      </w:pPr>
+      <w:r>
+        <w:t>|</w:t>
+      </w:r>
+    </w:p>
+    <w:p>
+      <w:pPr>
+        <w:pStyle w:val="10"/>
+        <w:keepNext w:val="0"/>
+        <w:keepLines w:val="0"/>
+        <w:widowControl/>
+        <w:suppressLineNumbers w:val="0"/>
+      </w:pPr>
+      <w:r>
+        <w:t>Nothing has been printed yet.</w:t>
+      </w:r>
+    </w:p>
+    <w:p>
+      <w:pPr>
+        <w:pStyle w:val="3"/>
+        <w:keepNext w:val="0"/>
+        <w:keepLines w:val="0"/>
+        <w:widowControl/>
+        <w:suppressLineNumbers w:val="0"/>
+      </w:pPr>
+      <w:r>
+        <w:t xml:space="preserve">When you do </w:t>
+      </w:r>
+      <w:r>
+        <w:rPr>
+          <w:rStyle w:val="8"/>
+        </w:rPr>
+        <w:t>print(e)</w:t>
+      </w:r>
+    </w:p>
+    <w:p>
+      <w:pPr>
+        <w:pStyle w:val="10"/>
+        <w:keepNext w:val="0"/>
+        <w:keepLines w:val="0"/>
+        <w:widowControl/>
+        <w:suppressLineNumbers w:val="0"/>
+      </w:pPr>
+      <w:r>
+        <w:t>Python automatically calls:</w:t>
+      </w:r>
+    </w:p>
+    <w:p>
+      <w:pPr>
+        <w:pStyle w:val="10"/>
+        <w:keepNext w:val="0"/>
+        <w:keepLines w:val="0"/>
+        <w:widowControl/>
+        <w:suppressLineNumbers w:val="0"/>
+      </w:pPr>
+      <w:r>
+        <w:t>Python</w:t>
+      </w:r>
+    </w:p>
+    <w:p>
+      <w:pPr>
+        <w:pStyle w:val="10"/>
+        <w:keepNext w:val="0"/>
+        <w:keepLines w:val="0"/>
+        <w:widowControl/>
+        <w:suppressLineNumbers w:val="0"/>
+      </w:pPr>
+      <w:r>
+        <w:t>Run</w:t>
+      </w:r>
+    </w:p>
+    <w:p>
+      <w:pPr>
+        <w:pStyle w:val="9"/>
+        <w:keepNext w:val="0"/>
+        <w:keepLines w:val="0"/>
+        <w:widowControl/>
+        <w:suppressLineNumbers w:val="0"/>
+      </w:pPr>
+      <w:r>
+        <w:rPr>
+          <w:rStyle w:val="8"/>
+        </w:rPr>
+        <w:t>str(e)</w:t>
+      </w:r>
+    </w:p>
+    <w:p>
+      <w:pPr>
+        <w:pStyle w:val="10"/>
+        <w:keepNext w:val="0"/>
+        <w:keepLines w:val="0"/>
+        <w:widowControl/>
+        <w:suppressLineNumbers w:val="0"/>
+      </w:pPr>
+      <w:r>
+        <w:t xml:space="preserve">Since </w:t>
+      </w:r>
+      <w:r>
+        <w:rPr>
+          <w:rStyle w:val="8"/>
+        </w:rPr>
+        <w:t>NotFoundError</w:t>
+      </w:r>
+      <w:r>
+        <w:t xml:space="preserve"> does not define </w:t>
+      </w:r>
+      <w:r>
+        <w:rPr>
+          <w:rStyle w:val="8"/>
+        </w:rPr>
+        <w:t>__str__</w:t>
+      </w:r>
+      <w:r>
+        <w:t xml:space="preserve">, it inherits from </w:t>
+      </w:r>
+      <w:r>
+        <w:rPr>
+          <w:rStyle w:val="8"/>
+        </w:rPr>
+        <w:t>APIError</w:t>
+      </w:r>
+      <w:r>
+        <w:t>.</w:t>
+      </w:r>
+    </w:p>
+    <w:p>
+      <w:pPr>
+        <w:pStyle w:val="10"/>
+        <w:keepNext w:val="0"/>
+        <w:keepLines w:val="0"/>
+        <w:widowControl/>
+        <w:suppressLineNumbers w:val="0"/>
+      </w:pPr>
+      <w:r>
+        <w:rPr>
+          <w:rStyle w:val="8"/>
+        </w:rPr>
+        <w:t>APIError.__str__()</w:t>
+      </w:r>
+      <w:r>
+        <w:t xml:space="preserve"> returns:</w:t>
+      </w:r>
+    </w:p>
+    <w:p>
+      <w:pPr>
+        <w:pStyle w:val="10"/>
+        <w:keepNext w:val="0"/>
+        <w:keepLines w:val="0"/>
+        <w:widowControl/>
+        <w:suppressLineNumbers w:val="0"/>
+      </w:pPr>
+      <w:r>
+        <w:t>Python</w:t>
+      </w:r>
+    </w:p>
+    <w:p>
+      <w:pPr>
+        <w:pStyle w:val="10"/>
+        <w:keepNext w:val="0"/>
+        <w:keepLines w:val="0"/>
+        <w:widowControl/>
+        <w:suppressLineNumbers w:val="0"/>
+      </w:pPr>
+      <w:r>
+        <w:t>Run</w:t>
+      </w:r>
+    </w:p>
+    <w:p>
+      <w:pPr>
+        <w:pStyle w:val="9"/>
+        <w:keepNext w:val="0"/>
+        <w:keepLines w:val="0"/>
+        <w:widowControl/>
+        <w:suppressLineNumbers w:val="0"/>
+        <w:rPr>
+          <w:rStyle w:val="8"/>
+        </w:rPr>
+      </w:pPr>
+      <w:r>
+        <w:rPr>
+          <w:rStyle w:val="8"/>
+        </w:rPr>
+        <w:t>return (</w:t>
+      </w:r>
+    </w:p>
+    <w:p>
+      <w:pPr>
+        <w:pStyle w:val="9"/>
+        <w:keepNext w:val="0"/>
+        <w:keepLines w:val="0"/>
+        <w:widowControl/>
+        <w:suppressLineNumbers w:val="0"/>
+        <w:rPr>
+          <w:rStyle w:val="8"/>
+        </w:rPr>
+      </w:pPr>
+      <w:r>
+        <w:rPr>
+          <w:rStyle w:val="8"/>
+        </w:rPr>
+        <w:t xml:space="preserve">    f"{self.__class__.__name__} | "</w:t>
+      </w:r>
+    </w:p>
+    <w:p>
+      <w:pPr>
+        <w:pStyle w:val="9"/>
+        <w:keepNext w:val="0"/>
+        <w:keepLines w:val="0"/>
+        <w:widowControl/>
+        <w:suppressLineNumbers w:val="0"/>
+        <w:rPr>
+          <w:rStyle w:val="8"/>
+        </w:rPr>
+      </w:pPr>
+      <w:r>
+        <w:rPr>
+          <w:rStyle w:val="8"/>
+        </w:rPr>
+        <w:t xml:space="preserve">    f"status={self.status_code} | "</w:t>
+      </w:r>
+    </w:p>
+    <w:p>
+      <w:pPr>
+        <w:pStyle w:val="9"/>
+        <w:keepNext w:val="0"/>
+        <w:keepLines w:val="0"/>
+        <w:widowControl/>
+        <w:suppressLineNumbers w:val="0"/>
+        <w:rPr>
+          <w:rStyle w:val="8"/>
+        </w:rPr>
+      </w:pPr>
+      <w:r>
+        <w:rPr>
+          <w:rStyle w:val="8"/>
+        </w:rPr>
+        <w:t xml:space="preserve">    f"message={super().__str__()}"</w:t>
+      </w:r>
+    </w:p>
+    <w:p>
+      <w:pPr>
+        <w:pStyle w:val="9"/>
+        <w:keepNext w:val="0"/>
+        <w:keepLines w:val="0"/>
+        <w:widowControl/>
+        <w:suppressLineNumbers w:val="0"/>
+      </w:pPr>
+      <w:r>
+        <w:rPr>
+          <w:rStyle w:val="8"/>
+        </w:rPr>
+        <w:t>)</w:t>
+      </w:r>
+    </w:p>
+    <w:p>
+      <w:pPr>
+        <w:pStyle w:val="10"/>
+        <w:keepNext w:val="0"/>
+        <w:keepLines w:val="0"/>
+        <w:widowControl/>
+        <w:suppressLineNumbers w:val="0"/>
+      </w:pPr>
+      <w:r>
+        <w:t>exceptions.py</w:t>
+      </w:r>
+    </w:p>
+    <w:p>
+      <w:pPr>
+        <w:pStyle w:val="10"/>
+        <w:keepNext w:val="0"/>
+        <w:keepLines w:val="0"/>
+        <w:widowControl/>
+        <w:suppressLineNumbers w:val="0"/>
+      </w:pPr>
+      <w:r>
+        <w:t>So:</w:t>
+      </w:r>
+    </w:p>
+    <w:p>
+      <w:pPr>
+        <w:pStyle w:val="10"/>
+        <w:keepNext w:val="0"/>
+        <w:keepLines w:val="0"/>
+        <w:widowControl/>
+        <w:suppressLineNumbers w:val="0"/>
+      </w:pPr>
+      <w:r>
+        <w:t>Python</w:t>
+      </w:r>
+    </w:p>
+    <w:p>
+      <w:pPr>
+        <w:pStyle w:val="10"/>
+        <w:keepNext w:val="0"/>
+        <w:keepLines w:val="0"/>
+        <w:widowControl/>
+        <w:suppressLineNumbers w:val="0"/>
+      </w:pPr>
+      <w:r>
+        <w:t>Run</w:t>
+      </w:r>
+    </w:p>
+    <w:p>
+      <w:pPr>
+        <w:pStyle w:val="9"/>
+        <w:keepNext w:val="0"/>
+        <w:keepLines w:val="0"/>
+        <w:widowControl/>
+        <w:suppressLineNumbers w:val="0"/>
+      </w:pPr>
+      <w:r>
+        <w:rPr>
+          <w:rStyle w:val="8"/>
+        </w:rPr>
+        <w:t>print(e)</w:t>
+      </w:r>
+    </w:p>
+    <w:p>
+      <w:pPr>
+        <w:pStyle w:val="10"/>
+        <w:keepNext w:val="0"/>
+        <w:keepLines w:val="0"/>
+        <w:widowControl/>
+        <w:suppressLineNumbers w:val="0"/>
+      </w:pPr>
+      <w:r>
+        <w:t>becomes:</w:t>
+      </w:r>
+    </w:p>
+    <w:p>
+      <w:pPr>
+        <w:pStyle w:val="10"/>
+        <w:keepNext w:val="0"/>
+        <w:keepLines w:val="0"/>
+        <w:widowControl/>
+        <w:suppressLineNumbers w:val="0"/>
+      </w:pPr>
+      <w:r>
+        <w:t>Python</w:t>
+      </w:r>
+    </w:p>
+    <w:p>
+      <w:pPr>
+        <w:pStyle w:val="10"/>
+        <w:keepNext w:val="0"/>
+        <w:keepLines w:val="0"/>
+        <w:widowControl/>
+        <w:suppressLineNumbers w:val="0"/>
+      </w:pPr>
+      <w:r>
+        <w:t>Run</w:t>
+      </w:r>
+    </w:p>
+    <w:p>
+      <w:pPr>
+        <w:pStyle w:val="9"/>
+        <w:keepNext w:val="0"/>
+        <w:keepLines w:val="0"/>
+        <w:widowControl/>
+        <w:suppressLineNumbers w:val="0"/>
+      </w:pPr>
+      <w:r>
+        <w:rPr>
+          <w:rStyle w:val="8"/>
+        </w:rPr>
+        <w:t>print(e.__str__())</w:t>
+      </w:r>
+    </w:p>
+    <w:p>
+      <w:pPr>
+        <w:pStyle w:val="10"/>
+        <w:keepNext w:val="0"/>
+        <w:keepLines w:val="0"/>
+        <w:widowControl/>
+        <w:suppressLineNumbers w:val="0"/>
+      </w:pPr>
+      <w:r>
+        <w:t>which returns:</w:t>
+      </w:r>
+    </w:p>
+    <w:p>
+      <w:pPr>
+        <w:pStyle w:val="9"/>
+        <w:keepNext w:val="0"/>
+        <w:keepLines w:val="0"/>
+        <w:widowControl/>
+        <w:suppressLineNumbers w:val="0"/>
+      </w:pPr>
+      <w:r>
+        <w:rPr>
+          <w:rStyle w:val="8"/>
+        </w:rPr>
+        <w:t>NotFoundError | status=404 | message=Resource not found: Not Found</w:t>
+      </w:r>
+    </w:p>
+    <w:p>
+      <w:pPr>
+        <w:pStyle w:val="10"/>
+        <w:keepNext w:val="0"/>
+        <w:keepLines w:val="0"/>
+        <w:widowControl/>
+        <w:suppressLineNumbers w:val="0"/>
+      </w:pPr>
+      <w:r>
+        <w:t>Notice:</w:t>
+      </w:r>
+    </w:p>
+    <w:p>
+      <w:pPr>
+        <w:pStyle w:val="10"/>
+        <w:keepNext w:val="0"/>
+        <w:keepLines w:val="0"/>
+        <w:widowControl/>
+        <w:suppressLineNumbers w:val="0"/>
+      </w:pPr>
+      <w:r>
+        <w:t>The raised message is still there.</w:t>
+      </w:r>
+    </w:p>
+    <w:p>
+      <w:pPr>
+        <w:pStyle w:val="10"/>
+        <w:keepNext w:val="0"/>
+        <w:keepLines w:val="0"/>
+        <w:widowControl/>
+        <w:suppressLineNumbers w:val="0"/>
+      </w:pPr>
+      <w:r>
+        <w:t xml:space="preserve">It's just being formatted by </w:t>
+      </w:r>
+      <w:r>
+        <w:rPr>
+          <w:rStyle w:val="8"/>
+        </w:rPr>
+        <w:t>__str__()</w:t>
+      </w:r>
+      <w:r>
+        <w:t>.</w:t>
+      </w:r>
+    </w:p>
+    <w:p>
+      <w:pPr>
+        <w:pStyle w:val="2"/>
+        <w:keepNext w:val="0"/>
+        <w:keepLines w:val="0"/>
+        <w:widowControl/>
+        <w:suppressLineNumbers w:val="0"/>
+      </w:pPr>
+      <w:r>
+        <w:t>Think of it like a parcel</w:t>
+      </w:r>
+    </w:p>
+    <w:p>
+      <w:pPr>
+        <w:pStyle w:val="10"/>
+        <w:keepNext w:val="0"/>
+        <w:keepLines w:val="0"/>
+        <w:widowControl/>
+        <w:suppressLineNumbers w:val="0"/>
+      </w:pPr>
+      <w:r>
+        <w:drawing>
+          <wp:inline distT="0" distB="0" distL="114300" distR="114300">
+            <wp:extent cx="304800" cy="304800"/>
+            <wp:effectExtent l="0" t="0" r="0" b="0"/>
+            <wp:docPr id="3" name="Picture 9" descr="IMG_258"/>
+            <wp:cNvGraphicFramePr>
+              <a:graphicFrameLocks xmlns:a="http://schemas.openxmlformats.org/drawingml/2006/main" noChangeAspect="1"/>
+            </wp:cNvGraphicFramePr>
+            <a:graphic xmlns:a="http://schemas.openxmlformats.org/drawingml/2006/main">
+              <a:graphicData uri="http://schemas.openxmlformats.org/drawingml/2006/picture">
+                <pic:pic xmlns:pic="http://schemas.openxmlformats.org/drawingml/2006/picture">
+                  <pic:nvPicPr>
+                    <pic:cNvPr id="3" name="Picture 9" descr="IMG_258"/>
+                    <pic:cNvPicPr>
+                      <a:picLocks noChangeAspect="1"/>
+                    </pic:cNvPicPr>
+                  </pic:nvPicPr>
+                  <pic:blipFill>
+                    <a:blip r:embed="rId5"/>
+                    <a:stretch>
+                      <a:fillRect/>
+                    </a:stretch>
+                  </pic:blipFill>
+                  <pic:spPr>
+                    <a:xfrm>
+                      <a:off x="0" y="0"/>
+                      <a:ext cx="304800" cy="304800"/>
+                    </a:xfrm>
+                    <a:prstGeom prst="rect">
+                      <a:avLst/>
+                    </a:prstGeom>
+                    <a:noFill/>
+                    <a:ln w="9525">
+                      <a:noFill/>
+                    </a:ln>
+                  </pic:spPr>
+                </pic:pic>
+              </a:graphicData>
+            </a:graphic>
+          </wp:inline>
+        </w:drawing>
+      </w:r>
+      <w:r>
+        <w:drawing>
+          <wp:inline distT="0" distB="0" distL="114300" distR="114300">
+            <wp:extent cx="6642735" cy="4676775"/>
+            <wp:effectExtent l="0" t="0" r="12065" b="9525"/>
+            <wp:docPr id="9" name="Picture 11"/>
+            <wp:cNvGraphicFramePr>
+              <a:graphicFrameLocks xmlns:a="http://schemas.openxmlformats.org/drawingml/2006/main" noChangeAspect="1"/>
+            </wp:cNvGraphicFramePr>
+            <a:graphic xmlns:a="http://schemas.openxmlformats.org/drawingml/2006/main">
+              <a:graphicData uri="http://schemas.openxmlformats.org/drawingml/2006/picture">
+                <pic:pic xmlns:pic="http://schemas.openxmlformats.org/drawingml/2006/picture">
+                  <pic:nvPicPr>
+                    <pic:cNvPr id="9" name="Picture 11"/>
+                    <pic:cNvPicPr>
+                      <a:picLocks noChangeAspect="1"/>
+                    </pic:cNvPicPr>
+                  </pic:nvPicPr>
+                  <pic:blipFill>
+                    <a:blip r:embed="rId7"/>
+                    <a:stretch>
+                      <a:fillRect/>
+                    </a:stretch>
+                  </pic:blipFill>
+                  <pic:spPr>
+                    <a:xfrm>
+                      <a:off x="0" y="0"/>
+                      <a:ext cx="6642735" cy="4676775"/>
+                    </a:xfrm>
+                    <a:prstGeom prst="rect">
+                      <a:avLst/>
+                    </a:prstGeom>
+                    <a:noFill/>
+                    <a:ln>
+                      <a:noFill/>
+                    </a:ln>
+                  </pic:spPr>
+                </pic:pic>
+              </a:graphicData>
+            </a:graphic>
+          </wp:inline>
+        </w:drawing>
+      </w:r>
+    </w:p>
+    <w:p>
+      <w:pPr>
+        <w:pStyle w:val="10"/>
+        <w:keepNext w:val="0"/>
+        <w:keepLines w:val="0"/>
+        <w:widowControl/>
+        <w:suppressLineNumbers w:val="0"/>
+      </w:pPr>
+      <w:r>
+        <w:t>The raise puts data into the parcel.</w:t>
+      </w:r>
+    </w:p>
+    <w:p>
+      <w:pPr>
+        <w:pStyle w:val="10"/>
+        <w:keepNext w:val="0"/>
+        <w:keepLines w:val="0"/>
+        <w:widowControl/>
+        <w:suppressLineNumbers w:val="0"/>
+      </w:pPr>
+      <w:r>
+        <w:t xml:space="preserve">The </w:t>
+      </w:r>
+      <w:r>
+        <w:rPr>
+          <w:rStyle w:val="8"/>
+        </w:rPr>
+        <w:t>__str__</w:t>
+      </w:r>
+      <w:r>
+        <w:t xml:space="preserve"> decides how the parcel is displayed.</w:t>
+      </w:r>
+    </w:p>
+    <w:p>
+      <w:pPr>
+        <w:pStyle w:val="10"/>
+        <w:keepNext w:val="0"/>
+        <w:keepLines w:val="0"/>
+        <w:widowControl/>
+        <w:suppressLineNumbers w:val="0"/>
+      </w:pPr>
+      <w:r>
+        <w:t>Those are two completely different responsibilities.</w:t>
+      </w:r>
+    </w:p>
+    <w:p>
+      <w:pPr>
+        <w:pStyle w:val="2"/>
+        <w:keepNext w:val="0"/>
+        <w:keepLines w:val="0"/>
+        <w:widowControl/>
+        <w:suppressLineNumbers w:val="0"/>
+      </w:pPr>
+      <w:r>
+        <w:t xml:space="preserve">Why doesn't </w:t>
+      </w:r>
+      <w:r>
+        <w:rPr>
+          <w:rStyle w:val="8"/>
+        </w:rPr>
+        <w:t>_handle_error_response()</w:t>
+      </w:r>
+      <w:r>
+        <w:t xml:space="preserve"> print the raised message?</w:t>
+      </w:r>
+    </w:p>
+    <w:p>
+      <w:pPr>
+        <w:pStyle w:val="10"/>
+        <w:keepNext w:val="0"/>
+        <w:keepLines w:val="0"/>
+        <w:widowControl/>
+        <w:suppressLineNumbers w:val="0"/>
+      </w:pPr>
+      <w:r>
+        <w:t xml:space="preserve">Because it never calls </w:t>
+      </w:r>
+      <w:r>
+        <w:rPr>
+          <w:rStyle w:val="8"/>
+        </w:rPr>
+        <w:t>print()</w:t>
+      </w:r>
+      <w:r>
+        <w:t>.</w:t>
+      </w:r>
+    </w:p>
+    <w:p>
+      <w:pPr>
+        <w:pStyle w:val="10"/>
+        <w:keepNext w:val="0"/>
+        <w:keepLines w:val="0"/>
+        <w:widowControl/>
+        <w:suppressLineNumbers w:val="0"/>
+      </w:pPr>
+      <w:r>
+        <w:t>It only does:</w:t>
+      </w:r>
+    </w:p>
+    <w:p>
+      <w:pPr>
+        <w:pStyle w:val="10"/>
+        <w:keepNext w:val="0"/>
+        <w:keepLines w:val="0"/>
+        <w:widowControl/>
+        <w:suppressLineNumbers w:val="0"/>
+      </w:pPr>
+      <w:r>
+        <w:t>Python</w:t>
+      </w:r>
+    </w:p>
+    <w:p>
+      <w:pPr>
+        <w:pStyle w:val="10"/>
+        <w:keepNext w:val="0"/>
+        <w:keepLines w:val="0"/>
+        <w:widowControl/>
+        <w:suppressLineNumbers w:val="0"/>
+      </w:pPr>
+      <w:r>
+        <w:t>Run</w:t>
+      </w:r>
+    </w:p>
+    <w:p>
+      <w:pPr>
+        <w:pStyle w:val="9"/>
+        <w:keepNext w:val="0"/>
+        <w:keepLines w:val="0"/>
+        <w:widowControl/>
+        <w:suppressLineNumbers w:val="0"/>
+      </w:pPr>
+      <w:r>
+        <w:rPr>
+          <w:rStyle w:val="8"/>
+        </w:rPr>
+        <w:t>raise NotFoundError(...)</w:t>
+      </w:r>
+    </w:p>
+    <w:p>
+      <w:pPr>
+        <w:pStyle w:val="10"/>
+        <w:keepNext w:val="0"/>
+        <w:keepLines w:val="0"/>
+        <w:widowControl/>
+        <w:suppressLineNumbers w:val="0"/>
+      </w:pPr>
+      <w:r>
+        <w:rPr>
+          <w:rStyle w:val="8"/>
+        </w:rPr>
+        <w:t>raise</w:t>
+      </w:r>
+      <w:r>
+        <w:t xml:space="preserve"> does not display anything.</w:t>
+      </w:r>
+    </w:p>
+    <w:p>
+      <w:pPr>
+        <w:pStyle w:val="10"/>
+        <w:keepNext w:val="0"/>
+        <w:keepLines w:val="0"/>
+        <w:widowControl/>
+        <w:suppressLineNumbers w:val="0"/>
+      </w:pPr>
+      <w:r>
+        <w:t>It only throws the object.</w:t>
+      </w:r>
+    </w:p>
+    <w:p>
+      <w:pPr>
+        <w:pStyle w:val="10"/>
+        <w:keepNext w:val="0"/>
+        <w:keepLines w:val="0"/>
+        <w:widowControl/>
+        <w:suppressLineNumbers w:val="0"/>
+      </w:pPr>
+      <w:r>
+        <w:t xml:space="preserve">The only output inside </w:t>
+      </w:r>
+      <w:r>
+        <w:rPr>
+          <w:rStyle w:val="8"/>
+        </w:rPr>
+        <w:t>_handle_error_response()</w:t>
+      </w:r>
+      <w:r>
+        <w:t xml:space="preserve"> is this logger:</w:t>
+      </w:r>
+    </w:p>
+    <w:p>
+      <w:pPr>
+        <w:pStyle w:val="10"/>
+        <w:keepNext w:val="0"/>
+        <w:keepLines w:val="0"/>
+        <w:widowControl/>
+        <w:suppressLineNumbers w:val="0"/>
+      </w:pPr>
+      <w:r>
+        <w:t>Python</w:t>
+      </w:r>
+    </w:p>
+    <w:p>
+      <w:pPr>
+        <w:pStyle w:val="10"/>
+        <w:keepNext w:val="0"/>
+        <w:keepLines w:val="0"/>
+        <w:widowControl/>
+        <w:suppressLineNumbers w:val="0"/>
+      </w:pPr>
+      <w:r>
+        <w:t>Run</w:t>
+      </w:r>
+    </w:p>
+    <w:p>
+      <w:pPr>
+        <w:pStyle w:val="9"/>
+        <w:keepNext w:val="0"/>
+        <w:keepLines w:val="0"/>
+        <w:widowControl/>
+        <w:suppressLineNumbers w:val="0"/>
+        <w:rPr>
+          <w:rStyle w:val="8"/>
+        </w:rPr>
+      </w:pPr>
+      <w:r>
+        <w:rPr>
+          <w:rStyle w:val="8"/>
+        </w:rPr>
+        <w:t>logging.error(</w:t>
+      </w:r>
+    </w:p>
+    <w:p>
+      <w:pPr>
+        <w:pStyle w:val="9"/>
+        <w:keepNext w:val="0"/>
+        <w:keepLines w:val="0"/>
+        <w:widowControl/>
+        <w:suppressLineNumbers w:val="0"/>
+        <w:rPr>
+          <w:rStyle w:val="8"/>
+        </w:rPr>
+      </w:pPr>
+      <w:r>
+        <w:rPr>
+          <w:rStyle w:val="8"/>
+        </w:rPr>
+        <w:t xml:space="preserve">    "API error | status=%s | error_message=%s",</w:t>
+      </w:r>
+    </w:p>
+    <w:p>
+      <w:pPr>
+        <w:pStyle w:val="9"/>
+        <w:keepNext w:val="0"/>
+        <w:keepLines w:val="0"/>
+        <w:widowControl/>
+        <w:suppressLineNumbers w:val="0"/>
+        <w:rPr>
+          <w:rStyle w:val="8"/>
+        </w:rPr>
+      </w:pPr>
+      <w:r>
+        <w:rPr>
+          <w:rStyle w:val="8"/>
+        </w:rPr>
+        <w:t xml:space="preserve">    status,</w:t>
+      </w:r>
+    </w:p>
+    <w:p>
+      <w:pPr>
+        <w:pStyle w:val="9"/>
+        <w:keepNext w:val="0"/>
+        <w:keepLines w:val="0"/>
+        <w:widowControl/>
+        <w:suppressLineNumbers w:val="0"/>
+        <w:rPr>
+          <w:rStyle w:val="8"/>
+        </w:rPr>
+      </w:pPr>
+      <w:r>
+        <w:rPr>
+          <w:rStyle w:val="8"/>
+        </w:rPr>
+        <w:t xml:space="preserve">    api_message</w:t>
+      </w:r>
+    </w:p>
+    <w:p>
+      <w:pPr>
+        <w:pStyle w:val="9"/>
+        <w:keepNext w:val="0"/>
+        <w:keepLines w:val="0"/>
+        <w:widowControl/>
+        <w:suppressLineNumbers w:val="0"/>
+      </w:pPr>
+      <w:r>
+        <w:rPr>
+          <w:rStyle w:val="8"/>
+        </w:rPr>
+        <w:t>)</w:t>
+      </w:r>
+    </w:p>
+    <w:p>
+      <w:pPr>
+        <w:pStyle w:val="10"/>
+        <w:keepNext w:val="0"/>
+        <w:keepLines w:val="0"/>
+        <w:widowControl/>
+        <w:suppressLineNumbers w:val="0"/>
+      </w:pPr>
+      <w:r>
+        <w:t>base_client.py</w:t>
+      </w:r>
+    </w:p>
+    <w:p>
+      <w:pPr>
+        <w:pStyle w:val="10"/>
+        <w:keepNext w:val="0"/>
+        <w:keepLines w:val="0"/>
+        <w:widowControl/>
+        <w:suppressLineNumbers w:val="0"/>
+      </w:pPr>
+      <w:r>
+        <w:t>That's why your log shows:</w:t>
+      </w:r>
+    </w:p>
+    <w:p>
+      <w:pPr>
+        <w:pStyle w:val="9"/>
+        <w:keepNext w:val="0"/>
+        <w:keepLines w:val="0"/>
+        <w:widowControl/>
+        <w:suppressLineNumbers w:val="0"/>
+      </w:pPr>
+      <w:r>
+        <w:rPr>
+          <w:rStyle w:val="8"/>
+        </w:rPr>
+        <w:t>ERROR | API error | status=404 | error_message=Not Found</w:t>
+      </w:r>
+    </w:p>
+    <w:p>
+      <w:pPr>
+        <w:pStyle w:val="10"/>
+        <w:keepNext w:val="0"/>
+        <w:keepLines w:val="0"/>
+        <w:widowControl/>
+        <w:suppressLineNumbers w:val="0"/>
+      </w:pPr>
+      <w:r>
+        <w:t>This is a log message.</w:t>
+      </w:r>
+    </w:p>
+    <w:p>
+      <w:pPr>
+        <w:pStyle w:val="10"/>
+        <w:keepNext w:val="0"/>
+        <w:keepLines w:val="0"/>
+        <w:widowControl/>
+        <w:suppressLineNumbers w:val="0"/>
+      </w:pPr>
+      <w:r>
+        <w:t>Completely separate from the exception.</w:t>
+      </w:r>
+    </w:p>
+    <w:p>
+      <w:pPr>
+        <w:pStyle w:val="10"/>
+        <w:keepNext w:val="0"/>
+        <w:keepLines w:val="0"/>
+        <w:widowControl/>
+        <w:suppressLineNumbers w:val="0"/>
+      </w:pPr>
+      <w:r>
+        <w:t>Then later:</w:t>
+      </w:r>
+    </w:p>
+    <w:p>
+      <w:pPr>
+        <w:pStyle w:val="10"/>
+        <w:keepNext w:val="0"/>
+        <w:keepLines w:val="0"/>
+        <w:widowControl/>
+        <w:suppressLineNumbers w:val="0"/>
+      </w:pPr>
+      <w:r>
+        <w:t>Python</w:t>
+      </w:r>
+    </w:p>
+    <w:p>
+      <w:pPr>
+        <w:pStyle w:val="10"/>
+        <w:keepNext w:val="0"/>
+        <w:keepLines w:val="0"/>
+        <w:widowControl/>
+        <w:suppressLineNumbers w:val="0"/>
+      </w:pPr>
+      <w:r>
+        <w:t>Run</w:t>
+      </w:r>
+    </w:p>
+    <w:p>
+      <w:pPr>
+        <w:pStyle w:val="9"/>
+        <w:keepNext w:val="0"/>
+        <w:keepLines w:val="0"/>
+        <w:widowControl/>
+        <w:suppressLineNumbers w:val="0"/>
+        <w:rPr>
+          <w:rStyle w:val="8"/>
+        </w:rPr>
+      </w:pPr>
+      <w:r>
+        <w:rPr>
+          <w:rStyle w:val="8"/>
+        </w:rPr>
+        <w:t>except NotFoundError as e:</w:t>
+      </w:r>
+    </w:p>
+    <w:p>
+      <w:pPr>
+        <w:pStyle w:val="9"/>
+        <w:keepNext w:val="0"/>
+        <w:keepLines w:val="0"/>
+        <w:widowControl/>
+        <w:suppressLineNumbers w:val="0"/>
+      </w:pPr>
+      <w:r>
+        <w:rPr>
+          <w:rStyle w:val="8"/>
+        </w:rPr>
+        <w:t xml:space="preserve">    print(e)</w:t>
+      </w:r>
+    </w:p>
+    <w:p>
+      <w:pPr>
+        <w:pStyle w:val="10"/>
+        <w:keepNext w:val="0"/>
+        <w:keepLines w:val="0"/>
+        <w:widowControl/>
+        <w:suppressLineNumbers w:val="0"/>
+      </w:pPr>
+      <w:r>
+        <w:t>prints:</w:t>
+      </w:r>
+    </w:p>
+    <w:p>
+      <w:pPr>
+        <w:pStyle w:val="9"/>
+        <w:keepNext w:val="0"/>
+        <w:keepLines w:val="0"/>
+        <w:widowControl/>
+        <w:suppressLineNumbers w:val="0"/>
+      </w:pPr>
+      <w:r>
+        <w:rPr>
+          <w:rStyle w:val="8"/>
+        </w:rPr>
+        <w:t>NotFoundError | status=404 | message=Resource not found: Not Found</w:t>
+      </w:r>
+    </w:p>
+    <w:p>
+      <w:pPr>
+        <w:pStyle w:val="10"/>
+        <w:keepNext w:val="0"/>
+        <w:keepLines w:val="0"/>
+        <w:widowControl/>
+        <w:suppressLineNumbers w:val="0"/>
+      </w:pPr>
+      <w:r>
+        <w:t>Two different outputs from two different mechanisms.</w:t>
+      </w:r>
+    </w:p>
+    <w:p>
+      <w:pPr>
+        <w:pStyle w:val="2"/>
+        <w:keepNext w:val="0"/>
+        <w:keepLines w:val="0"/>
+        <w:widowControl/>
+        <w:suppressLineNumbers w:val="0"/>
+      </w:pPr>
+      <w:r>
+        <w:t xml:space="preserve">Why </w:t>
+      </w:r>
+      <w:r>
+        <w:rPr>
+          <w:rStyle w:val="8"/>
+        </w:rPr>
+        <w:t>except APIError</w:t>
+      </w:r>
+      <w:r>
+        <w:t xml:space="preserve"> catches everything</w:t>
+      </w:r>
+    </w:p>
+    <w:p>
+      <w:pPr>
+        <w:pStyle w:val="10"/>
+        <w:keepNext w:val="0"/>
+        <w:keepLines w:val="0"/>
+        <w:widowControl/>
+        <w:suppressLineNumbers w:val="0"/>
+      </w:pPr>
+      <w:r>
+        <w:t>Look at your inheritance.</w:t>
+      </w:r>
+    </w:p>
+    <w:p>
+      <w:pPr>
+        <w:pStyle w:val="10"/>
+        <w:keepNext w:val="0"/>
+        <w:keepLines w:val="0"/>
+        <w:widowControl/>
+        <w:suppressLineNumbers w:val="0"/>
+      </w:pPr>
+      <w:r>
+        <w:drawing>
+          <wp:inline distT="0" distB="0" distL="114300" distR="114300">
+            <wp:extent cx="304800" cy="304800"/>
+            <wp:effectExtent l="0" t="0" r="0" b="0"/>
+            <wp:docPr id="4" name="Picture 10" descr="IMG_259"/>
+            <wp:cNvGraphicFramePr>
+              <a:graphicFrameLocks xmlns:a="http://schemas.openxmlformats.org/drawingml/2006/main" noChangeAspect="1"/>
+            </wp:cNvGraphicFramePr>
+            <a:graphic xmlns:a="http://schemas.openxmlformats.org/drawingml/2006/main">
+              <a:graphicData uri="http://schemas.openxmlformats.org/drawingml/2006/picture">
+                <pic:pic xmlns:pic="http://schemas.openxmlformats.org/drawingml/2006/picture">
+                  <pic:nvPicPr>
+                    <pic:cNvPr id="4" name="Picture 10" descr="IMG_259"/>
+                    <pic:cNvPicPr>
+                      <a:picLocks noChangeAspect="1"/>
+                    </pic:cNvPicPr>
+                  </pic:nvPicPr>
+                  <pic:blipFill>
+                    <a:blip r:embed="rId5"/>
+                    <a:stretch>
+                      <a:fillRect/>
+                    </a:stretch>
+                  </pic:blipFill>
+                  <pic:spPr>
+                    <a:xfrm>
+                      <a:off x="0" y="0"/>
+                      <a:ext cx="304800" cy="304800"/>
+                    </a:xfrm>
+                    <a:prstGeom prst="rect">
+                      <a:avLst/>
+                    </a:prstGeom>
+                    <a:noFill/>
+                    <a:ln w="9525">
+                      <a:noFill/>
+                    </a:ln>
+                  </pic:spPr>
+                </pic:pic>
+              </a:graphicData>
+            </a:graphic>
+          </wp:inline>
+        </w:drawing>
+      </w:r>
+      <w:r>
+        <w:drawing>
+          <wp:inline distT="0" distB="0" distL="114300" distR="114300">
+            <wp:extent cx="6644640" cy="3388995"/>
+            <wp:effectExtent l="0" t="0" r="10160" b="1905"/>
+            <wp:docPr id="10" name="Picture 12"/>
+            <wp:cNvGraphicFramePr>
+              <a:graphicFrameLocks xmlns:a="http://schemas.openxmlformats.org/drawingml/2006/main" noChangeAspect="1"/>
+            </wp:cNvGraphicFramePr>
+            <a:graphic xmlns:a="http://schemas.openxmlformats.org/drawingml/2006/main">
+              <a:graphicData uri="http://schemas.openxmlformats.org/drawingml/2006/picture">
+                <pic:pic xmlns:pic="http://schemas.openxmlformats.org/drawingml/2006/picture">
+                  <pic:nvPicPr>
+                    <pic:cNvPr id="10" name="Picture 12"/>
+                    <pic:cNvPicPr>
+                      <a:picLocks noChangeAspect="1"/>
+                    </pic:cNvPicPr>
+                  </pic:nvPicPr>
+                  <pic:blipFill>
+                    <a:blip r:embed="rId8"/>
+                    <a:stretch>
+                      <a:fillRect/>
+                    </a:stretch>
+                  </pic:blipFill>
+                  <pic:spPr>
+                    <a:xfrm>
+                      <a:off x="0" y="0"/>
+                      <a:ext cx="6644640" cy="3388995"/>
+                    </a:xfrm>
+                    <a:prstGeom prst="rect">
+                      <a:avLst/>
+                    </a:prstGeom>
+                    <a:noFill/>
+                    <a:ln>
+                      <a:noFill/>
+                    </a:ln>
+                  </pic:spPr>
+                </pic:pic>
+              </a:graphicData>
+            </a:graphic>
+          </wp:inline>
+        </w:drawing>
+      </w:r>
+      <w:bookmarkStart w:id="0" w:name="_GoBack"/>
+      <w:bookmarkEnd w:id="0"/>
+    </w:p>
+    <w:p>
+      <w:pPr>
+        <w:pStyle w:val="10"/>
+        <w:keepNext w:val="0"/>
+        <w:keepLines w:val="0"/>
+        <w:widowControl/>
+        <w:suppressLineNumbers w:val="0"/>
+      </w:pPr>
+      <w:r>
+        <w:t>Python checks from top to bottom:</w:t>
+      </w:r>
+    </w:p>
+    <w:p>
+      <w:pPr>
+        <w:pStyle w:val="10"/>
+        <w:keepNext w:val="0"/>
+        <w:keepLines w:val="0"/>
+        <w:widowControl/>
+        <w:suppressLineNumbers w:val="0"/>
+      </w:pPr>
+      <w:r>
+        <w:t>Python</w:t>
+      </w:r>
+    </w:p>
+    <w:p>
+      <w:pPr>
+        <w:pStyle w:val="10"/>
+        <w:keepNext w:val="0"/>
+        <w:keepLines w:val="0"/>
+        <w:widowControl/>
+        <w:suppressLineNumbers w:val="0"/>
+      </w:pPr>
+      <w:r>
+        <w:t>Run</w:t>
+      </w:r>
+    </w:p>
+    <w:p>
+      <w:pPr>
+        <w:pStyle w:val="9"/>
+        <w:keepNext w:val="0"/>
+        <w:keepLines w:val="0"/>
+        <w:widowControl/>
+        <w:suppressLineNumbers w:val="0"/>
+        <w:rPr>
+          <w:rStyle w:val="8"/>
+        </w:rPr>
+      </w:pPr>
+      <w:r>
+        <w:rPr>
+          <w:rStyle w:val="8"/>
+        </w:rPr>
+        <w:t>try:</w:t>
+      </w:r>
+    </w:p>
+    <w:p>
+      <w:pPr>
+        <w:pStyle w:val="9"/>
+        <w:keepNext w:val="0"/>
+        <w:keepLines w:val="0"/>
+        <w:widowControl/>
+        <w:suppressLineNumbers w:val="0"/>
+        <w:rPr>
+          <w:rStyle w:val="8"/>
+        </w:rPr>
+      </w:pPr>
+      <w:r>
+        <w:rPr>
+          <w:rStyle w:val="8"/>
+        </w:rPr>
+        <w:t xml:space="preserve">    ...</w:t>
+      </w:r>
+    </w:p>
+    <w:p>
+      <w:pPr>
+        <w:pStyle w:val="9"/>
+        <w:keepNext w:val="0"/>
+        <w:keepLines w:val="0"/>
+        <w:widowControl/>
+        <w:suppressLineNumbers w:val="0"/>
+        <w:rPr>
+          <w:rStyle w:val="8"/>
+        </w:rPr>
+      </w:pPr>
+      <w:r>
+        <w:rPr>
+          <w:rStyle w:val="8"/>
+        </w:rPr>
+        <w:t>except NotFoundError:</w:t>
+      </w:r>
+    </w:p>
+    <w:p>
+      <w:pPr>
+        <w:pStyle w:val="9"/>
+        <w:keepNext w:val="0"/>
+        <w:keepLines w:val="0"/>
+        <w:widowControl/>
+        <w:suppressLineNumbers w:val="0"/>
+        <w:rPr>
+          <w:rStyle w:val="8"/>
+        </w:rPr>
+      </w:pPr>
+      <w:r>
+        <w:rPr>
+          <w:rStyle w:val="8"/>
+        </w:rPr>
+        <w:t xml:space="preserve">    ...</w:t>
+      </w:r>
+    </w:p>
+    <w:p>
+      <w:pPr>
+        <w:pStyle w:val="9"/>
+        <w:keepNext w:val="0"/>
+        <w:keepLines w:val="0"/>
+        <w:widowControl/>
+        <w:suppressLineNumbers w:val="0"/>
+        <w:rPr>
+          <w:rStyle w:val="8"/>
+        </w:rPr>
+      </w:pPr>
+      <w:r>
+        <w:rPr>
+          <w:rStyle w:val="8"/>
+        </w:rPr>
+        <w:t>except APIError:</w:t>
+      </w:r>
+    </w:p>
+    <w:p>
+      <w:pPr>
+        <w:pStyle w:val="9"/>
+        <w:keepNext w:val="0"/>
+        <w:keepLines w:val="0"/>
+        <w:widowControl/>
+        <w:suppressLineNumbers w:val="0"/>
+      </w:pPr>
+      <w:r>
+        <w:rPr>
+          <w:rStyle w:val="8"/>
+        </w:rPr>
+        <w:t xml:space="preserve">    ...</w:t>
+      </w:r>
+    </w:p>
+    <w:p>
+      <w:pPr>
+        <w:pStyle w:val="10"/>
+        <w:keepNext w:val="0"/>
+        <w:keepLines w:val="0"/>
+        <w:widowControl/>
+        <w:suppressLineNumbers w:val="0"/>
+      </w:pPr>
+      <w:r>
+        <w:t xml:space="preserve">If the object is a </w:t>
+      </w:r>
+      <w:r>
+        <w:rPr>
+          <w:rStyle w:val="8"/>
+        </w:rPr>
+        <w:t>NotFoundError</w:t>
+      </w:r>
+      <w:r>
+        <w:t>, Python uses the first matching block.</w:t>
+      </w:r>
+    </w:p>
+    <w:p>
+      <w:pPr>
+        <w:pStyle w:val="10"/>
+        <w:keepNext w:val="0"/>
+        <w:keepLines w:val="0"/>
+        <w:widowControl/>
+        <w:suppressLineNumbers w:val="0"/>
+      </w:pPr>
+      <w:r>
+        <w:t>If you reversed them:</w:t>
+      </w:r>
+    </w:p>
+    <w:p>
+      <w:pPr>
+        <w:pStyle w:val="10"/>
+        <w:keepNext w:val="0"/>
+        <w:keepLines w:val="0"/>
+        <w:widowControl/>
+        <w:suppressLineNumbers w:val="0"/>
+      </w:pPr>
+      <w:r>
+        <w:t>Python</w:t>
+      </w:r>
+    </w:p>
+    <w:p>
+      <w:pPr>
+        <w:pStyle w:val="10"/>
+        <w:keepNext w:val="0"/>
+        <w:keepLines w:val="0"/>
+        <w:widowControl/>
+        <w:suppressLineNumbers w:val="0"/>
+      </w:pPr>
+      <w:r>
+        <w:t>Run</w:t>
+      </w:r>
+    </w:p>
+    <w:p>
+      <w:pPr>
+        <w:pStyle w:val="9"/>
+        <w:keepNext w:val="0"/>
+        <w:keepLines w:val="0"/>
+        <w:widowControl/>
+        <w:suppressLineNumbers w:val="0"/>
+        <w:rPr>
+          <w:rStyle w:val="8"/>
+        </w:rPr>
+      </w:pPr>
+      <w:r>
+        <w:rPr>
+          <w:rStyle w:val="8"/>
+        </w:rPr>
+        <w:t>except APIError:</w:t>
+      </w:r>
+    </w:p>
+    <w:p>
+      <w:pPr>
+        <w:pStyle w:val="9"/>
+        <w:keepNext w:val="0"/>
+        <w:keepLines w:val="0"/>
+        <w:widowControl/>
+        <w:suppressLineNumbers w:val="0"/>
+        <w:rPr>
+          <w:rStyle w:val="8"/>
+        </w:rPr>
+      </w:pPr>
+      <w:r>
+        <w:rPr>
+          <w:rStyle w:val="8"/>
+        </w:rPr>
+        <w:t xml:space="preserve">    ...</w:t>
+      </w:r>
+    </w:p>
+    <w:p>
+      <w:pPr>
+        <w:pStyle w:val="9"/>
+        <w:keepNext w:val="0"/>
+        <w:keepLines w:val="0"/>
+        <w:widowControl/>
+        <w:suppressLineNumbers w:val="0"/>
+      </w:pPr>
+      <w:r>
+        <w:rPr>
+          <w:rStyle w:val="8"/>
+        </w:rPr>
+        <w:t>except NotFoundError:</w:t>
+      </w:r>
+    </w:p>
+    <w:p>
+      <w:pPr>
+        <w:pStyle w:val="10"/>
+        <w:keepNext w:val="0"/>
+        <w:keepLines w:val="0"/>
+        <w:widowControl/>
+        <w:suppressLineNumbers w:val="0"/>
+      </w:pPr>
+      <w:r>
+        <w:t xml:space="preserve">the second block would never execute, because </w:t>
+      </w:r>
+      <w:r>
+        <w:rPr>
+          <w:rStyle w:val="8"/>
+        </w:rPr>
+        <w:t>NotFoundError</w:t>
+      </w:r>
+      <w:r>
+        <w:t xml:space="preserve"> is already an APIError.</w:t>
+      </w:r>
+    </w:p>
+    <w:p>
+      <w:pPr>
+        <w:pStyle w:val="10"/>
+        <w:keepNext w:val="0"/>
+        <w:keepLines w:val="0"/>
+        <w:widowControl/>
+        <w:suppressLineNumbers w:val="0"/>
+      </w:pPr>
+      <w:r>
+        <w:t>This is standard polymorphism.</w:t>
+      </w:r>
+    </w:p>
+    <w:p>
+      <w:pPr>
+        <w:pStyle w:val="2"/>
+        <w:keepNext w:val="0"/>
+        <w:keepLines w:val="0"/>
+        <w:widowControl/>
+        <w:suppressLineNumbers w:val="0"/>
+      </w:pPr>
+      <w:r>
+        <w:t>One bug in your code</w:t>
+      </w:r>
+    </w:p>
+    <w:p>
+      <w:pPr>
+        <w:pStyle w:val="10"/>
+        <w:keepNext w:val="0"/>
+        <w:keepLines w:val="0"/>
+        <w:widowControl/>
+        <w:suppressLineNumbers w:val="0"/>
+      </w:pPr>
+      <w:r>
+        <w:t xml:space="preserve">I noticed this in </w:t>
+      </w:r>
+      <w:r>
+        <w:rPr>
+          <w:rStyle w:val="8"/>
+        </w:rPr>
+        <w:t>main.py</w:t>
+      </w:r>
+      <w:r>
+        <w:t>:</w:t>
+      </w:r>
+    </w:p>
+    <w:p>
+      <w:pPr>
+        <w:pStyle w:val="10"/>
+        <w:keepNext w:val="0"/>
+        <w:keepLines w:val="0"/>
+        <w:widowControl/>
+        <w:suppressLineNumbers w:val="0"/>
+      </w:pPr>
+      <w:r>
+        <w:t>Python</w:t>
+      </w:r>
+    </w:p>
+    <w:p>
+      <w:pPr>
+        <w:pStyle w:val="10"/>
+        <w:keepNext w:val="0"/>
+        <w:keepLines w:val="0"/>
+        <w:widowControl/>
+        <w:suppressLineNumbers w:val="0"/>
+      </w:pPr>
+      <w:r>
+        <w:t>Run</w:t>
+      </w:r>
+    </w:p>
+    <w:p>
+      <w:pPr>
+        <w:pStyle w:val="9"/>
+        <w:keepNext w:val="0"/>
+        <w:keepLines w:val="0"/>
+        <w:widowControl/>
+        <w:suppressLineNumbers w:val="0"/>
+      </w:pPr>
+      <w:r>
+        <w:rPr>
+          <w:rStyle w:val="8"/>
+        </w:rPr>
+        <w:t>print(f"Caught NotFoundError : {e}")</w:t>
+      </w:r>
+    </w:p>
+    <w:p>
+      <w:pPr>
+        <w:pStyle w:val="10"/>
+        <w:keepNext w:val="0"/>
+        <w:keepLines w:val="0"/>
+        <w:widowControl/>
+        <w:suppressLineNumbers w:val="0"/>
+      </w:pPr>
+      <w:r>
+        <w:t>Your output showed:</w:t>
+      </w:r>
+    </w:p>
+    <w:p>
+      <w:pPr>
+        <w:pStyle w:val="9"/>
+        <w:keepNext w:val="0"/>
+        <w:keepLines w:val="0"/>
+        <w:widowControl/>
+        <w:suppressLineNumbers w:val="0"/>
+      </w:pPr>
+      <w:r>
+        <w:rPr>
+          <w:rStyle w:val="8"/>
+        </w:rPr>
+        <w:t>Caught NotFoundError : {e}</w:t>
+      </w:r>
+    </w:p>
+    <w:p>
+      <w:pPr>
+        <w:pStyle w:val="10"/>
+        <w:keepNext w:val="0"/>
+        <w:keepLines w:val="0"/>
+        <w:widowControl/>
+        <w:suppressLineNumbers w:val="0"/>
+      </w:pPr>
+      <w:r>
+        <w:t xml:space="preserve">If it literally prints </w:t>
+      </w:r>
+      <w:r>
+        <w:rPr>
+          <w:rStyle w:val="8"/>
+        </w:rPr>
+        <w:t>{e}</w:t>
+      </w:r>
+      <w:r>
+        <w:t xml:space="preserve">, then the </w:t>
+      </w:r>
+      <w:r>
+        <w:rPr>
+          <w:rStyle w:val="8"/>
+        </w:rPr>
+        <w:t>f</w:t>
+      </w:r>
+      <w:r>
+        <w:t xml:space="preserve"> string was probably missing when you ran it, or the file differs from the uploaded version. The uploaded file correctly uses an f-string.</w:t>
+      </w:r>
+    </w:p>
+    <w:p>
+      <w:pPr>
+        <w:pStyle w:val="10"/>
+        <w:keepNext w:val="0"/>
+        <w:keepLines w:val="0"/>
+        <w:widowControl/>
+        <w:suppressLineNumbers w:val="0"/>
+      </w:pPr>
+      <w:r>
+        <w:t>main.py</w:t>
+      </w:r>
+    </w:p>
+    <w:p>
+      <w:pPr>
+        <w:pStyle w:val="2"/>
+        <w:keepNext w:val="0"/>
+        <w:keepLines w:val="0"/>
+        <w:widowControl/>
+        <w:suppressLineNumbers w:val="0"/>
+      </w:pPr>
+      <w:r>
+        <w:t>The mental model you should remember</w:t>
+      </w:r>
+    </w:p>
+    <w:p>
+      <w:pPr>
+        <w:pStyle w:val="10"/>
+        <w:keepNext w:val="0"/>
+        <w:keepLines w:val="0"/>
+        <w:widowControl/>
+        <w:suppressLineNumbers w:val="0"/>
+      </w:pPr>
+      <w:r>
+        <w:t>|</w:t>
+      </w:r>
+      <w:r>
+        <w:br w:type="textWrapping"/>
+      </w:r>
+      <w:r>
+        <w:t>File</w:t>
+      </w:r>
+    </w:p>
+    <w:p>
+      <w:pPr>
+        <w:pStyle w:val="10"/>
+        <w:keepNext w:val="0"/>
+        <w:keepLines w:val="0"/>
+        <w:widowControl/>
+        <w:suppressLineNumbers w:val="0"/>
+      </w:pPr>
+      <w:r>
+        <w:t>|</w:t>
+      </w:r>
+    </w:p>
+    <w:p>
+      <w:pPr>
+        <w:pStyle w:val="10"/>
+        <w:keepNext w:val="0"/>
+        <w:keepLines w:val="0"/>
+        <w:widowControl/>
+        <w:suppressLineNumbers w:val="0"/>
+      </w:pPr>
+      <w:r>
+        <w:t>Responsibility</w:t>
+      </w:r>
+    </w:p>
+    <w:p>
+      <w:pPr>
+        <w:pStyle w:val="10"/>
+        <w:keepNext w:val="0"/>
+        <w:keepLines w:val="0"/>
+        <w:widowControl/>
+        <w:suppressLineNumbers w:val="0"/>
+      </w:pPr>
+      <w:r>
+        <w:t>|</w:t>
+      </w:r>
+    </w:p>
+    <w:p>
+      <w:pPr>
+        <w:pStyle w:val="10"/>
+        <w:keepNext w:val="0"/>
+        <w:keepLines w:val="0"/>
+        <w:widowControl/>
+        <w:suppressLineNumbers w:val="0"/>
+      </w:pPr>
+      <w:r>
+        <w:t>Does it know about GitHub?</w:t>
+      </w:r>
+    </w:p>
+    <w:p>
+      <w:pPr>
+        <w:pStyle w:val="10"/>
+        <w:keepNext w:val="0"/>
+        <w:keepLines w:val="0"/>
+        <w:widowControl/>
+        <w:suppressLineNumbers w:val="0"/>
+      </w:pPr>
+      <w:r>
+        <w:t>|</w:t>
+      </w:r>
+      <w:r>
+        <w:br w:type="textWrapping"/>
+      </w:r>
+      <w:r>
+        <w:t>| --- | --- | --- |</w:t>
+      </w:r>
+      <w:r>
+        <w:br w:type="textWrapping"/>
+      </w:r>
+      <w:r>
+        <w:t>|</w:t>
+      </w:r>
+    </w:p>
+    <w:p>
+      <w:pPr>
+        <w:pStyle w:val="10"/>
+        <w:keepNext w:val="0"/>
+        <w:keepLines w:val="0"/>
+        <w:widowControl/>
+        <w:suppressLineNumbers w:val="0"/>
+      </w:pPr>
+      <w:r>
+        <w:rPr>
+          <w:rStyle w:val="8"/>
+        </w:rPr>
+        <w:t>exceptions.py</w:t>
+      </w:r>
+    </w:p>
+    <w:p>
+      <w:pPr>
+        <w:pStyle w:val="10"/>
+        <w:keepNext w:val="0"/>
+        <w:keepLines w:val="0"/>
+        <w:widowControl/>
+        <w:suppressLineNumbers w:val="0"/>
+      </w:pPr>
+      <w:r>
+        <w:t>|</w:t>
+      </w:r>
+    </w:p>
+    <w:p>
+      <w:pPr>
+        <w:pStyle w:val="10"/>
+        <w:keepNext w:val="0"/>
+        <w:keepLines w:val="0"/>
+        <w:widowControl/>
+        <w:suppressLineNumbers w:val="0"/>
+      </w:pPr>
+      <w:r>
+        <w:t>Defines exception objects</w:t>
+      </w:r>
+    </w:p>
+    <w:p>
+      <w:pPr>
+        <w:pStyle w:val="10"/>
+        <w:keepNext w:val="0"/>
+        <w:keepLines w:val="0"/>
+        <w:widowControl/>
+        <w:suppressLineNumbers w:val="0"/>
+      </w:pPr>
+      <w:r>
+        <w:t>|</w:t>
+      </w:r>
+    </w:p>
+    <w:p>
+      <w:pPr>
+        <w:pStyle w:val="10"/>
+        <w:keepNext w:val="0"/>
+        <w:keepLines w:val="0"/>
+        <w:widowControl/>
+        <w:suppressLineNumbers w:val="0"/>
+      </w:pPr>
+      <w:r>
+        <w:t>❌ No</w:t>
+      </w:r>
+    </w:p>
+    <w:p>
+      <w:pPr>
+        <w:pStyle w:val="10"/>
+        <w:keepNext w:val="0"/>
+        <w:keepLines w:val="0"/>
+        <w:widowControl/>
+        <w:suppressLineNumbers w:val="0"/>
+      </w:pPr>
+      <w:r>
+        <w:t>|</w:t>
+      </w:r>
+      <w:r>
+        <w:br w:type="textWrapping"/>
+      </w:r>
+      <w:r>
+        <w:t>|</w:t>
+      </w:r>
+    </w:p>
+    <w:p>
+      <w:pPr>
+        <w:pStyle w:val="10"/>
+        <w:keepNext w:val="0"/>
+        <w:keepLines w:val="0"/>
+        <w:widowControl/>
+        <w:suppressLineNumbers w:val="0"/>
+      </w:pPr>
+      <w:r>
+        <w:rPr>
+          <w:rStyle w:val="8"/>
+        </w:rPr>
+        <w:t>BaseAPIClient</w:t>
+      </w:r>
+    </w:p>
+    <w:p>
+      <w:pPr>
+        <w:pStyle w:val="10"/>
+        <w:keepNext w:val="0"/>
+        <w:keepLines w:val="0"/>
+        <w:widowControl/>
+        <w:suppressLineNumbers w:val="0"/>
+      </w:pPr>
+      <w:r>
+        <w:t>|</w:t>
+      </w:r>
+    </w:p>
+    <w:p>
+      <w:pPr>
+        <w:pStyle w:val="10"/>
+        <w:keepNext w:val="0"/>
+        <w:keepLines w:val="0"/>
+        <w:widowControl/>
+        <w:suppressLineNumbers w:val="0"/>
+      </w:pPr>
+      <w:r>
+        <w:t>Sends requests &amp; raises exceptions</w:t>
+      </w:r>
+    </w:p>
+    <w:p>
+      <w:pPr>
+        <w:pStyle w:val="10"/>
+        <w:keepNext w:val="0"/>
+        <w:keepLines w:val="0"/>
+        <w:widowControl/>
+        <w:suppressLineNumbers w:val="0"/>
+      </w:pPr>
+      <w:r>
+        <w:t>|</w:t>
+      </w:r>
+    </w:p>
+    <w:p>
+      <w:pPr>
+        <w:pStyle w:val="10"/>
+        <w:keepNext w:val="0"/>
+        <w:keepLines w:val="0"/>
+        <w:widowControl/>
+        <w:suppressLineNumbers w:val="0"/>
+      </w:pPr>
+      <w:r>
+        <w:t>❌ No</w:t>
+      </w:r>
+    </w:p>
+    <w:p>
+      <w:pPr>
+        <w:pStyle w:val="10"/>
+        <w:keepNext w:val="0"/>
+        <w:keepLines w:val="0"/>
+        <w:widowControl/>
+        <w:suppressLineNumbers w:val="0"/>
+      </w:pPr>
+      <w:r>
+        <w:t>|</w:t>
+      </w:r>
+      <w:r>
+        <w:br w:type="textWrapping"/>
+      </w:r>
+      <w:r>
+        <w:t>|</w:t>
+      </w:r>
+    </w:p>
+    <w:p>
+      <w:pPr>
+        <w:pStyle w:val="10"/>
+        <w:keepNext w:val="0"/>
+        <w:keepLines w:val="0"/>
+        <w:widowControl/>
+        <w:suppressLineNumbers w:val="0"/>
+      </w:pPr>
+      <w:r>
+        <w:rPr>
+          <w:rStyle w:val="8"/>
+        </w:rPr>
+        <w:t>GitHubClient</w:t>
+      </w:r>
+    </w:p>
+    <w:p>
+      <w:pPr>
+        <w:pStyle w:val="10"/>
+        <w:keepNext w:val="0"/>
+        <w:keepLines w:val="0"/>
+        <w:widowControl/>
+        <w:suppressLineNumbers w:val="0"/>
+      </w:pPr>
+      <w:r>
+        <w:t>|</w:t>
+      </w:r>
+    </w:p>
+    <w:p>
+      <w:pPr>
+        <w:pStyle w:val="10"/>
+        <w:keepNext w:val="0"/>
+        <w:keepLines w:val="0"/>
+        <w:widowControl/>
+        <w:suppressLineNumbers w:val="0"/>
+      </w:pPr>
+      <w:r>
+        <w:t>GitHub endpoints &amp; headers</w:t>
+      </w:r>
+    </w:p>
+    <w:p>
+      <w:pPr>
+        <w:pStyle w:val="10"/>
+        <w:keepNext w:val="0"/>
+        <w:keepLines w:val="0"/>
+        <w:widowControl/>
+        <w:suppressLineNumbers w:val="0"/>
+      </w:pPr>
+      <w:r>
+        <w:t>|</w:t>
+      </w:r>
+    </w:p>
+    <w:p>
+      <w:pPr>
+        <w:pStyle w:val="10"/>
+        <w:keepNext w:val="0"/>
+        <w:keepLines w:val="0"/>
+        <w:widowControl/>
+        <w:suppressLineNumbers w:val="0"/>
+      </w:pPr>
+      <w:r>
+        <w:t>✅ Yes</w:t>
+      </w:r>
+    </w:p>
+    <w:p>
+      <w:pPr>
+        <w:pStyle w:val="10"/>
+        <w:keepNext w:val="0"/>
+        <w:keepLines w:val="0"/>
+        <w:widowControl/>
+        <w:suppressLineNumbers w:val="0"/>
+      </w:pPr>
+      <w:r>
+        <w:t>|</w:t>
+      </w:r>
+      <w:r>
+        <w:br w:type="textWrapping"/>
+      </w:r>
+      <w:r>
+        <w:t>|</w:t>
+      </w:r>
+    </w:p>
+    <w:p>
+      <w:pPr>
+        <w:pStyle w:val="10"/>
+        <w:keepNext w:val="0"/>
+        <w:keepLines w:val="0"/>
+        <w:widowControl/>
+        <w:suppressLineNumbers w:val="0"/>
+      </w:pPr>
+      <w:r>
+        <w:rPr>
+          <w:rStyle w:val="8"/>
+        </w:rPr>
+        <w:t>main.py</w:t>
+      </w:r>
+    </w:p>
+    <w:p>
+      <w:pPr>
+        <w:pStyle w:val="10"/>
+        <w:keepNext w:val="0"/>
+        <w:keepLines w:val="0"/>
+        <w:widowControl/>
+        <w:suppressLineNumbers w:val="0"/>
+      </w:pPr>
+      <w:r>
+        <w:t>|</w:t>
+      </w:r>
+    </w:p>
+    <w:p>
+      <w:pPr>
+        <w:pStyle w:val="10"/>
+        <w:keepNext w:val="0"/>
+        <w:keepLines w:val="0"/>
+        <w:widowControl/>
+        <w:suppressLineNumbers w:val="0"/>
+      </w:pPr>
+      <w:r>
+        <w:t>Uses the client &amp; catches exceptions</w:t>
+      </w:r>
+    </w:p>
+    <w:p>
+      <w:pPr>
+        <w:pStyle w:val="10"/>
+        <w:keepNext w:val="0"/>
+        <w:keepLines w:val="0"/>
+        <w:widowControl/>
+        <w:suppressLineNumbers w:val="0"/>
+      </w:pPr>
+      <w:r>
+        <w:t>|</w:t>
+      </w:r>
+    </w:p>
+    <w:p>
+      <w:pPr>
+        <w:pStyle w:val="10"/>
+        <w:keepNext w:val="0"/>
+        <w:keepLines w:val="0"/>
+        <w:widowControl/>
+        <w:suppressLineNumbers w:val="0"/>
+      </w:pPr>
+      <w:r>
+        <w:t>✅ Yes</w:t>
+      </w:r>
+    </w:p>
+    <w:p>
+      <w:pPr>
+        <w:pStyle w:val="10"/>
+        <w:keepNext w:val="0"/>
+        <w:keepLines w:val="0"/>
+        <w:widowControl/>
+        <w:suppressLineNumbers w:val="0"/>
+      </w:pPr>
+      <w:r>
+        <w:t>|</w:t>
+      </w:r>
+    </w:p>
+    <w:p>
+      <w:pPr>
+        <w:pStyle w:val="10"/>
+        <w:keepNext w:val="0"/>
+        <w:keepLines w:val="0"/>
+        <w:widowControl/>
+        <w:suppressLineNumbers w:val="0"/>
+      </w:pPr>
+      <w:r>
+        <w:t>And the execution order is always:</w:t>
+      </w:r>
+    </w:p>
+    <w:p>
+      <w:pPr>
+        <w:pStyle w:val="9"/>
+        <w:keepNext w:val="0"/>
+        <w:keepLines w:val="0"/>
+        <w:widowControl/>
+        <w:suppressLineNumbers w:val="0"/>
+        <w:rPr>
+          <w:rStyle w:val="8"/>
+        </w:rPr>
+      </w:pPr>
+      <w:r>
+        <w:rPr>
+          <w:rStyle w:val="8"/>
+        </w:rPr>
+        <w:t>main.py</w:t>
+      </w:r>
+    </w:p>
+    <w:p>
+      <w:pPr>
+        <w:pStyle w:val="9"/>
+        <w:keepNext w:val="0"/>
+        <w:keepLines w:val="0"/>
+        <w:widowControl/>
+        <w:suppressLineNumbers w:val="0"/>
+        <w:rPr>
+          <w:rStyle w:val="8"/>
+        </w:rPr>
+      </w:pPr>
+      <w:r>
+        <w:rPr>
+          <w:rStyle w:val="8"/>
+        </w:rPr>
+        <w:t xml:space="preserve">   │</w:t>
+      </w:r>
+    </w:p>
+    <w:p>
+      <w:pPr>
+        <w:pStyle w:val="9"/>
+        <w:keepNext w:val="0"/>
+        <w:keepLines w:val="0"/>
+        <w:widowControl/>
+        <w:suppressLineNumbers w:val="0"/>
+        <w:rPr>
+          <w:rStyle w:val="8"/>
+        </w:rPr>
+      </w:pPr>
+      <w:r>
+        <w:rPr>
+          <w:rStyle w:val="8"/>
+        </w:rPr>
+        <w:t xml:space="preserve">   ▼</w:t>
+      </w:r>
+    </w:p>
+    <w:p>
+      <w:pPr>
+        <w:pStyle w:val="9"/>
+        <w:keepNext w:val="0"/>
+        <w:keepLines w:val="0"/>
+        <w:widowControl/>
+        <w:suppressLineNumbers w:val="0"/>
+        <w:rPr>
+          <w:rStyle w:val="8"/>
+        </w:rPr>
+      </w:pPr>
+      <w:r>
+        <w:rPr>
+          <w:rStyle w:val="8"/>
+        </w:rPr>
+        <w:t>GitHubClient.get_repo()</w:t>
+      </w:r>
+    </w:p>
+    <w:p>
+      <w:pPr>
+        <w:pStyle w:val="9"/>
+        <w:keepNext w:val="0"/>
+        <w:keepLines w:val="0"/>
+        <w:widowControl/>
+        <w:suppressLineNumbers w:val="0"/>
+        <w:rPr>
+          <w:rStyle w:val="8"/>
+        </w:rPr>
+      </w:pPr>
+      <w:r>
+        <w:rPr>
+          <w:rStyle w:val="8"/>
+        </w:rPr>
+        <w:t xml:space="preserve">   │</w:t>
+      </w:r>
+    </w:p>
+    <w:p>
+      <w:pPr>
+        <w:pStyle w:val="9"/>
+        <w:keepNext w:val="0"/>
+        <w:keepLines w:val="0"/>
+        <w:widowControl/>
+        <w:suppressLineNumbers w:val="0"/>
+        <w:rPr>
+          <w:rStyle w:val="8"/>
+        </w:rPr>
+      </w:pPr>
+      <w:r>
+        <w:rPr>
+          <w:rStyle w:val="8"/>
+        </w:rPr>
+        <w:t xml:space="preserve">   ▼</w:t>
+      </w:r>
+    </w:p>
+    <w:p>
+      <w:pPr>
+        <w:pStyle w:val="9"/>
+        <w:keepNext w:val="0"/>
+        <w:keepLines w:val="0"/>
+        <w:widowControl/>
+        <w:suppressLineNumbers w:val="0"/>
+        <w:rPr>
+          <w:rStyle w:val="8"/>
+        </w:rPr>
+      </w:pPr>
+      <w:r>
+        <w:rPr>
+          <w:rStyle w:val="8"/>
+        </w:rPr>
+        <w:t>BaseAPIClient.get()</w:t>
+      </w:r>
+    </w:p>
+    <w:p>
+      <w:pPr>
+        <w:pStyle w:val="9"/>
+        <w:keepNext w:val="0"/>
+        <w:keepLines w:val="0"/>
+        <w:widowControl/>
+        <w:suppressLineNumbers w:val="0"/>
+        <w:rPr>
+          <w:rStyle w:val="8"/>
+        </w:rPr>
+      </w:pPr>
+      <w:r>
+        <w:rPr>
+          <w:rStyle w:val="8"/>
+        </w:rPr>
+        <w:t xml:space="preserve">   │</w:t>
+      </w:r>
+    </w:p>
+    <w:p>
+      <w:pPr>
+        <w:pStyle w:val="9"/>
+        <w:keepNext w:val="0"/>
+        <w:keepLines w:val="0"/>
+        <w:widowControl/>
+        <w:suppressLineNumbers w:val="0"/>
+        <w:rPr>
+          <w:rStyle w:val="8"/>
+        </w:rPr>
+      </w:pPr>
+      <w:r>
+        <w:rPr>
+          <w:rStyle w:val="8"/>
+        </w:rPr>
+        <w:t xml:space="preserve">   ▼</w:t>
+      </w:r>
+    </w:p>
+    <w:p>
+      <w:pPr>
+        <w:pStyle w:val="9"/>
+        <w:keepNext w:val="0"/>
+        <w:keepLines w:val="0"/>
+        <w:widowControl/>
+        <w:suppressLineNumbers w:val="0"/>
+        <w:rPr>
+          <w:rStyle w:val="8"/>
+        </w:rPr>
+      </w:pPr>
+      <w:r>
+        <w:rPr>
+          <w:rStyle w:val="8"/>
+        </w:rPr>
+        <w:t>BaseAPIClient.request()</w:t>
+      </w:r>
+    </w:p>
+    <w:p>
+      <w:pPr>
+        <w:pStyle w:val="9"/>
+        <w:keepNext w:val="0"/>
+        <w:keepLines w:val="0"/>
+        <w:widowControl/>
+        <w:suppressLineNumbers w:val="0"/>
+        <w:rPr>
+          <w:rStyle w:val="8"/>
+        </w:rPr>
+      </w:pPr>
+      <w:r>
+        <w:rPr>
+          <w:rStyle w:val="8"/>
+        </w:rPr>
+        <w:t xml:space="preserve">   │</w:t>
+      </w:r>
+    </w:p>
+    <w:p>
+      <w:pPr>
+        <w:pStyle w:val="9"/>
+        <w:keepNext w:val="0"/>
+        <w:keepLines w:val="0"/>
+        <w:widowControl/>
+        <w:suppressLineNumbers w:val="0"/>
+        <w:rPr>
+          <w:rStyle w:val="8"/>
+        </w:rPr>
+      </w:pPr>
+      <w:r>
+        <w:rPr>
+          <w:rStyle w:val="8"/>
+        </w:rPr>
+        <w:t xml:space="preserve">   ▼</w:t>
+      </w:r>
+    </w:p>
+    <w:p>
+      <w:pPr>
+        <w:pStyle w:val="9"/>
+        <w:keepNext w:val="0"/>
+        <w:keepLines w:val="0"/>
+        <w:widowControl/>
+        <w:suppressLineNumbers w:val="0"/>
+        <w:rPr>
+          <w:rStyle w:val="8"/>
+        </w:rPr>
+      </w:pPr>
+      <w:r>
+        <w:rPr>
+          <w:rStyle w:val="8"/>
+        </w:rPr>
+        <w:t>GitHub API</w:t>
+      </w:r>
+    </w:p>
+    <w:p>
+      <w:pPr>
+        <w:pStyle w:val="9"/>
+        <w:keepNext w:val="0"/>
+        <w:keepLines w:val="0"/>
+        <w:widowControl/>
+        <w:suppressLineNumbers w:val="0"/>
+        <w:rPr>
+          <w:rStyle w:val="8"/>
+        </w:rPr>
+      </w:pPr>
+      <w:r>
+        <w:rPr>
+          <w:rStyle w:val="8"/>
+        </w:rPr>
+        <w:t xml:space="preserve">   │</w:t>
+      </w:r>
+    </w:p>
+    <w:p>
+      <w:pPr>
+        <w:pStyle w:val="9"/>
+        <w:keepNext w:val="0"/>
+        <w:keepLines w:val="0"/>
+        <w:widowControl/>
+        <w:suppressLineNumbers w:val="0"/>
+        <w:rPr>
+          <w:rStyle w:val="8"/>
+        </w:rPr>
+      </w:pPr>
+      <w:r>
+        <w:rPr>
+          <w:rStyle w:val="8"/>
+        </w:rPr>
+        <w:t xml:space="preserve">   ▼</w:t>
+      </w:r>
+    </w:p>
+    <w:p>
+      <w:pPr>
+        <w:pStyle w:val="9"/>
+        <w:keepNext w:val="0"/>
+        <w:keepLines w:val="0"/>
+        <w:widowControl/>
+        <w:suppressLineNumbers w:val="0"/>
+        <w:rPr>
+          <w:rStyle w:val="8"/>
+        </w:rPr>
+      </w:pPr>
+      <w:r>
+        <w:rPr>
+          <w:rStyle w:val="8"/>
+        </w:rPr>
+        <w:t>_handle_error_response()</w:t>
+      </w:r>
+    </w:p>
+    <w:p>
+      <w:pPr>
+        <w:pStyle w:val="9"/>
+        <w:keepNext w:val="0"/>
+        <w:keepLines w:val="0"/>
+        <w:widowControl/>
+        <w:suppressLineNumbers w:val="0"/>
+        <w:rPr>
+          <w:rStyle w:val="8"/>
+        </w:rPr>
+      </w:pPr>
+      <w:r>
+        <w:rPr>
+          <w:rStyle w:val="8"/>
+        </w:rPr>
+        <w:t xml:space="preserve">   │</w:t>
+      </w:r>
+    </w:p>
+    <w:p>
+      <w:pPr>
+        <w:pStyle w:val="9"/>
+        <w:keepNext w:val="0"/>
+        <w:keepLines w:val="0"/>
+        <w:widowControl/>
+        <w:suppressLineNumbers w:val="0"/>
+        <w:rPr>
+          <w:rStyle w:val="8"/>
+        </w:rPr>
+      </w:pPr>
+      <w:r>
+        <w:rPr>
+          <w:rStyle w:val="8"/>
+        </w:rPr>
+        <w:t xml:space="preserve">   ▼</w:t>
+      </w:r>
+    </w:p>
+    <w:p>
+      <w:pPr>
+        <w:pStyle w:val="9"/>
+        <w:keepNext w:val="0"/>
+        <w:keepLines w:val="0"/>
+        <w:widowControl/>
+        <w:suppressLineNumbers w:val="0"/>
+        <w:rPr>
+          <w:rStyle w:val="8"/>
+        </w:rPr>
+      </w:pPr>
+      <w:r>
+        <w:rPr>
+          <w:rStyle w:val="8"/>
+        </w:rPr>
+        <w:t>raise NotFoundError(...)</w:t>
+      </w:r>
+    </w:p>
+    <w:p>
+      <w:pPr>
+        <w:pStyle w:val="9"/>
+        <w:keepNext w:val="0"/>
+        <w:keepLines w:val="0"/>
+        <w:widowControl/>
+        <w:suppressLineNumbers w:val="0"/>
+        <w:rPr>
+          <w:rStyle w:val="8"/>
+        </w:rPr>
+      </w:pPr>
+      <w:r>
+        <w:rPr>
+          <w:rStyle w:val="8"/>
+        </w:rPr>
+        <w:t xml:space="preserve">   │</w:t>
+      </w:r>
+    </w:p>
+    <w:p>
+      <w:pPr>
+        <w:pStyle w:val="9"/>
+        <w:keepNext w:val="0"/>
+        <w:keepLines w:val="0"/>
+        <w:widowControl/>
+        <w:suppressLineNumbers w:val="0"/>
+        <w:rPr>
+          <w:rStyle w:val="8"/>
+        </w:rPr>
+      </w:pPr>
+      <w:r>
+        <w:rPr>
+          <w:rStyle w:val="8"/>
+        </w:rPr>
+        <w:t xml:space="preserve">   ▼</w:t>
+      </w:r>
+    </w:p>
+    <w:p>
+      <w:pPr>
+        <w:pStyle w:val="9"/>
+        <w:keepNext w:val="0"/>
+        <w:keepLines w:val="0"/>
+        <w:widowControl/>
+        <w:suppressLineNumbers w:val="0"/>
+        <w:rPr>
+          <w:rStyle w:val="8"/>
+        </w:rPr>
+      </w:pPr>
+      <w:r>
+        <w:rPr>
+          <w:rStyle w:val="8"/>
+        </w:rPr>
+        <w:t>except NotFoundError</w:t>
+      </w:r>
+    </w:p>
+    <w:p>
+      <w:pPr>
+        <w:pStyle w:val="9"/>
+        <w:keepNext w:val="0"/>
+        <w:keepLines w:val="0"/>
+        <w:widowControl/>
+        <w:suppressLineNumbers w:val="0"/>
+        <w:rPr>
+          <w:rStyle w:val="8"/>
+        </w:rPr>
+      </w:pPr>
+      <w:r>
+        <w:rPr>
+          <w:rStyle w:val="8"/>
+        </w:rPr>
+        <w:t xml:space="preserve">   │</w:t>
+      </w:r>
+    </w:p>
+    <w:p>
+      <w:pPr>
+        <w:pStyle w:val="9"/>
+        <w:keepNext w:val="0"/>
+        <w:keepLines w:val="0"/>
+        <w:widowControl/>
+        <w:suppressLineNumbers w:val="0"/>
+        <w:rPr>
+          <w:rStyle w:val="8"/>
+        </w:rPr>
+      </w:pPr>
+      <w:r>
+        <w:rPr>
+          <w:rStyle w:val="8"/>
+        </w:rPr>
+        <w:t xml:space="preserve">   ▼</w:t>
+      </w:r>
+    </w:p>
+    <w:p>
+      <w:pPr>
+        <w:pStyle w:val="9"/>
+        <w:keepNext w:val="0"/>
+        <w:keepLines w:val="0"/>
+        <w:widowControl/>
+        <w:suppressLineNumbers w:val="0"/>
+      </w:pPr>
+      <w:r>
+        <w:rPr>
+          <w:rStyle w:val="8"/>
+        </w:rPr>
+        <w:t>print(e)  → APIError.__str__()</w:t>
+      </w:r>
+    </w:p>
+    <w:p>
+      <w:pPr>
+        <w:pStyle w:val="10"/>
+        <w:keepNext w:val="0"/>
+        <w:keepLines w:val="0"/>
+        <w:widowControl/>
+        <w:suppressLineNumbers w:val="0"/>
+      </w:pPr>
+      <w:r>
+        <w:t>Once this control flow clicks, you'll understand almost every production Python integration—Salesforce, GitHub, Slack, Stripe, BRICKS, or any REST API follows the same pattern.</w:t>
+      </w:r>
+    </w:p>
+    <w:p>
+      <w:pPr>
+        <w:pStyle w:val="10"/>
+        <w:keepNext w:val="0"/>
+        <w:keepLines w:val="0"/>
+        <w:widowControl/>
+        <w:suppressLineNumbers w:val="0"/>
+      </w:pPr>
+    </w:p>
+    <w:p>
+      <w:pPr>
+        <w:pStyle w:val="10"/>
+        <w:keepNext w:val="0"/>
+        <w:keepLines w:val="0"/>
+        <w:widowControl/>
+        <w:suppressLineNumbers w:val="0"/>
+      </w:pPr>
+    </w:p>
+    <w:p>
+      <w:pPr>
+        <w:pStyle w:val="10"/>
+        <w:keepNext w:val="0"/>
+        <w:keepLines w:val="0"/>
+        <w:widowControl/>
+        <w:suppressLineNumbers w:val="0"/>
+      </w:pPr>
+    </w:p>
+    <w:p>
+      <w:pPr>
+        <w:pStyle w:val="10"/>
+        <w:keepNext w:val="0"/>
+        <w:keepLines w:val="0"/>
+        <w:widowControl/>
+        <w:suppressLineNumbers w:val="0"/>
+        <w:rPr>
+          <w:rFonts w:hint="default"/>
+          <w:lang w:val="en-US"/>
+        </w:rPr>
+      </w:pPr>
+    </w:p>
+    <w:p>
+      <w:pPr>
+        <w:jc w:val="left"/>
+        <w:rPr>
+          <w:rFonts w:hint="default"/>
+          <w:b/>
+          <w:bCs/>
+          <w:sz w:val="44"/>
+          <w:szCs w:val="44"/>
+          <w:lang w:val="en-US"/>
+        </w:rPr>
+      </w:pPr>
+      <w:r>
+        <w:rPr>
+          <w:rFonts w:hint="default"/>
+          <w:b/>
+          <w:bCs/>
+          <w:sz w:val="44"/>
+          <w:szCs w:val="44"/>
+          <w:lang w:val="en-US"/>
+        </w:rPr>
+        <w:t>============step 5- Pydantic models===========</w:t>
+      </w:r>
+    </w:p>
+    <w:p>
+      <w:pPr>
+        <w:jc w:val="left"/>
+        <w:rPr>
+          <w:rFonts w:hint="default"/>
+          <w:b/>
+          <w:bCs/>
+          <w:sz w:val="44"/>
+          <w:szCs w:val="44"/>
+          <w:lang w:val="en-US"/>
+        </w:rPr>
+      </w:pPr>
+    </w:p>
+    <w:p>
+      <w:pPr>
+        <w:pStyle w:val="10"/>
+        <w:keepNext w:val="0"/>
+        <w:keepLines w:val="0"/>
+        <w:widowControl/>
+        <w:suppressLineNumbers w:val="0"/>
+        <w:rPr>
+          <w:rFonts w:hint="default"/>
           <w:lang w:val="en-US"/>
         </w:rPr>
       </w:pPr>
@@ -3327,9 +8725,9 @@
 <file path=word/numbering.xml><?xml version="1.0" encoding="utf-8"?>
 <w:numbering xmlns:wpc="http://schemas.microsoft.com/office/word/2010/wordprocessingCanvas" xmlns:mc="http://schemas.openxmlformats.org/markup-compatibility/2006" xmlns:o="urn:schemas-microsoft-com:office:office" xmlns:r="http://schemas.openxmlformats.org/officeDocument/2006/relationships" xmlns:m="http://schemas.openxmlformats.org/officeDocument/2006/math" xmlns:v="urn:schemas-microsoft-com:vml" xmlns:wp14="http://schemas.microsoft.com/office/word/2010/wordprocessingDrawing" xmlns:wp="http://schemas.openxmlformats.org/drawingml/2006/wordprocessingDrawing" xmlns:w10="urn:schemas-microsoft-com:office:word" xmlns:w="http://schemas.openxmlformats.org/wordprocessingml/2006/main" xmlns:w14="http://schemas.microsoft.com/office/word/2010/wordml" xmlns:wpg="http://schemas.microsoft.com/office/word/2010/wordprocessingGroup" xmlns:wpi="http://schemas.microsoft.com/office/word/2010/wordprocessingInk" xmlns:wne="http://schemas.microsoft.com/office/word/2006/wordml" xmlns:wps="http://schemas.microsoft.com/office/word/2010/wordprocessingShape" xmlns:wpsCustomData="http://www.wps.cn/officeDocument/2013/wpsCustomData" mc:Ignorable="w14 wp14">
   <w:abstractNum w:abstractNumId="0">
-    <w:nsid w:val="E143C8B9"/>
+    <w:nsid w:val="CED78BC2"/>
     <w:multiLevelType w:val="multilevel"/>
-    <w:tmpl w:val="E143C8B9"/>
+    <w:tmpl w:val="CED78BC2"/>
     <w:lvl w:ilvl="0" w:tentative="0">
       <w:start w:val="1"/>
       <w:numFmt w:val="decimal"/>
@@ -3475,7 +8873,311 @@
       </w:rPr>
     </w:lvl>
   </w:abstractNum>
+  <w:abstractNum w:abstractNumId="1">
+    <w:nsid w:val="E143C8B9"/>
+    <w:multiLevelType w:val="multilevel"/>
+    <w:tmpl w:val="E143C8B9"/>
+    <w:lvl w:ilvl="0" w:tentative="0">
+      <w:start w:val="1"/>
+      <w:numFmt w:val="decimal"/>
+      <w:lvlText w:val="%1."/>
+      <w:lvlJc w:val="left"/>
+      <w:pPr>
+        <w:tabs>
+          <w:tab w:val="left" w:pos="720"/>
+        </w:tabs>
+        <w:ind w:left="720" w:hanging="360"/>
+      </w:pPr>
+      <w:rPr>
+        <w:sz w:val="24"/>
+        <w:szCs w:val="24"/>
+      </w:rPr>
+    </w:lvl>
+    <w:lvl w:ilvl="1" w:tentative="0">
+      <w:start w:val="1"/>
+      <w:numFmt w:val="decimal"/>
+      <w:lvlText w:val="%2."/>
+      <w:lvlJc w:val="left"/>
+      <w:pPr>
+        <w:tabs>
+          <w:tab w:val="left" w:pos="1440"/>
+        </w:tabs>
+        <w:ind w:left="1440" w:hanging="360"/>
+      </w:pPr>
+      <w:rPr>
+        <w:sz w:val="24"/>
+        <w:szCs w:val="24"/>
+      </w:rPr>
+    </w:lvl>
+    <w:lvl w:ilvl="2" w:tentative="0">
+      <w:start w:val="1"/>
+      <w:numFmt w:val="decimal"/>
+      <w:lvlText w:val="%3."/>
+      <w:lvlJc w:val="left"/>
+      <w:pPr>
+        <w:tabs>
+          <w:tab w:val="left" w:pos="2160"/>
+        </w:tabs>
+        <w:ind w:left="2160" w:hanging="360"/>
+      </w:pPr>
+      <w:rPr>
+        <w:sz w:val="24"/>
+        <w:szCs w:val="24"/>
+      </w:rPr>
+    </w:lvl>
+    <w:lvl w:ilvl="3" w:tentative="0">
+      <w:start w:val="1"/>
+      <w:numFmt w:val="decimal"/>
+      <w:lvlText w:val="%4."/>
+      <w:lvlJc w:val="left"/>
+      <w:pPr>
+        <w:tabs>
+          <w:tab w:val="left" w:pos="2517"/>
+        </w:tabs>
+        <w:ind w:left="2880" w:hanging="360"/>
+      </w:pPr>
+      <w:rPr>
+        <w:sz w:val="24"/>
+        <w:szCs w:val="24"/>
+      </w:rPr>
+    </w:lvl>
+    <w:lvl w:ilvl="4" w:tentative="0">
+      <w:start w:val="1"/>
+      <w:numFmt w:val="decimal"/>
+      <w:lvlText w:val="%5."/>
+      <w:lvlJc w:val="left"/>
+      <w:pPr>
+        <w:tabs>
+          <w:tab w:val="left" w:pos="3238"/>
+        </w:tabs>
+        <w:ind w:left="3600" w:hanging="360"/>
+      </w:pPr>
+      <w:rPr>
+        <w:sz w:val="24"/>
+        <w:szCs w:val="24"/>
+      </w:rPr>
+    </w:lvl>
+    <w:lvl w:ilvl="5" w:tentative="0">
+      <w:start w:val="1"/>
+      <w:numFmt w:val="decimal"/>
+      <w:lvlText w:val="%6."/>
+      <w:lvlJc w:val="left"/>
+      <w:pPr>
+        <w:tabs>
+          <w:tab w:val="left" w:pos="3958"/>
+        </w:tabs>
+        <w:ind w:left="4320" w:hanging="360"/>
+      </w:pPr>
+      <w:rPr>
+        <w:sz w:val="24"/>
+        <w:szCs w:val="24"/>
+      </w:rPr>
+    </w:lvl>
+    <w:lvl w:ilvl="6" w:tentative="0">
+      <w:start w:val="1"/>
+      <w:numFmt w:val="decimal"/>
+      <w:lvlText w:val="%7."/>
+      <w:lvlJc w:val="left"/>
+      <w:pPr>
+        <w:tabs>
+          <w:tab w:val="left" w:pos="4678"/>
+        </w:tabs>
+        <w:ind w:left="5040" w:hanging="360"/>
+      </w:pPr>
+      <w:rPr>
+        <w:sz w:val="24"/>
+        <w:szCs w:val="24"/>
+      </w:rPr>
+    </w:lvl>
+    <w:lvl w:ilvl="7" w:tentative="0">
+      <w:start w:val="1"/>
+      <w:numFmt w:val="decimal"/>
+      <w:lvlText w:val="%8."/>
+      <w:lvlJc w:val="left"/>
+      <w:pPr>
+        <w:tabs>
+          <w:tab w:val="left" w:pos="5398"/>
+        </w:tabs>
+        <w:ind w:left="5760" w:hanging="360"/>
+      </w:pPr>
+      <w:rPr>
+        <w:sz w:val="24"/>
+        <w:szCs w:val="24"/>
+      </w:rPr>
+    </w:lvl>
+    <w:lvl w:ilvl="8" w:tentative="0">
+      <w:start w:val="1"/>
+      <w:numFmt w:val="decimal"/>
+      <w:lvlText w:val="%9."/>
+      <w:lvlJc w:val="left"/>
+      <w:pPr>
+        <w:tabs>
+          <w:tab w:val="left" w:pos="6118"/>
+        </w:tabs>
+        <w:ind w:left="6480" w:hanging="360"/>
+      </w:pPr>
+      <w:rPr>
+        <w:sz w:val="24"/>
+        <w:szCs w:val="24"/>
+      </w:rPr>
+    </w:lvl>
+  </w:abstractNum>
+  <w:abstractNum w:abstractNumId="2">
+    <w:nsid w:val="F7EB0C1F"/>
+    <w:multiLevelType w:val="multilevel"/>
+    <w:tmpl w:val="F7EB0C1F"/>
+    <w:lvl w:ilvl="0" w:tentative="0">
+      <w:start w:val="1"/>
+      <w:numFmt w:val="bullet"/>
+      <w:lvlText w:val=""/>
+      <w:lvlJc w:val="left"/>
+      <w:pPr>
+        <w:tabs>
+          <w:tab w:val="left" w:pos="720"/>
+        </w:tabs>
+        <w:ind w:left="720" w:hanging="360"/>
+      </w:pPr>
+      <w:rPr>
+        <w:rFonts w:ascii="Symbol" w:hAnsi="Symbol" w:cs="Symbol"/>
+        <w:sz w:val="20"/>
+      </w:rPr>
+    </w:lvl>
+    <w:lvl w:ilvl="1" w:tentative="0">
+      <w:start w:val="1"/>
+      <w:numFmt w:val="bullet"/>
+      <w:lvlText w:val="o"/>
+      <w:lvlJc w:val="left"/>
+      <w:pPr>
+        <w:tabs>
+          <w:tab w:val="left" w:pos="1440"/>
+        </w:tabs>
+        <w:ind w:left="1440" w:hanging="360"/>
+      </w:pPr>
+      <w:rPr>
+        <w:rFonts w:ascii="Courier New" w:hAnsi="Courier New" w:cs="Courier New"/>
+        <w:sz w:val="20"/>
+      </w:rPr>
+    </w:lvl>
+    <w:lvl w:ilvl="2" w:tentative="0">
+      <w:start w:val="1"/>
+      <w:numFmt w:val="bullet"/>
+      <w:lvlText w:val=""/>
+      <w:lvlJc w:val="left"/>
+      <w:pPr>
+        <w:tabs>
+          <w:tab w:val="left" w:pos="2160"/>
+        </w:tabs>
+        <w:ind w:left="2160" w:hanging="360"/>
+      </w:pPr>
+      <w:rPr>
+        <w:rFonts w:ascii="Wingdings" w:hAnsi="Wingdings" w:cs="Wingdings"/>
+        <w:sz w:val="20"/>
+      </w:rPr>
+    </w:lvl>
+    <w:lvl w:ilvl="3" w:tentative="0">
+      <w:start w:val="1"/>
+      <w:numFmt w:val="bullet"/>
+      <w:lvlText w:val=""/>
+      <w:lvlJc w:val="left"/>
+      <w:pPr>
+        <w:tabs>
+          <w:tab w:val="left" w:pos="2880"/>
+        </w:tabs>
+        <w:ind w:left="2880" w:hanging="360"/>
+      </w:pPr>
+      <w:rPr>
+        <w:rFonts w:hint="default" w:ascii="Wingdings" w:hAnsi="Wingdings" w:cs="Wingdings"/>
+        <w:sz w:val="20"/>
+      </w:rPr>
+    </w:lvl>
+    <w:lvl w:ilvl="4" w:tentative="0">
+      <w:start w:val="1"/>
+      <w:numFmt w:val="bullet"/>
+      <w:lvlText w:val=""/>
+      <w:lvlJc w:val="left"/>
+      <w:pPr>
+        <w:tabs>
+          <w:tab w:val="left" w:pos="3600"/>
+        </w:tabs>
+        <w:ind w:left="3600" w:hanging="360"/>
+      </w:pPr>
+      <w:rPr>
+        <w:rFonts w:hint="default" w:ascii="Wingdings" w:hAnsi="Wingdings" w:cs="Wingdings"/>
+        <w:sz w:val="20"/>
+      </w:rPr>
+    </w:lvl>
+    <w:lvl w:ilvl="5" w:tentative="0">
+      <w:start w:val="1"/>
+      <w:numFmt w:val="bullet"/>
+      <w:lvlText w:val=""/>
+      <w:lvlJc w:val="left"/>
+      <w:pPr>
+        <w:tabs>
+          <w:tab w:val="left" w:pos="4320"/>
+        </w:tabs>
+        <w:ind w:left="4320" w:hanging="360"/>
+      </w:pPr>
+      <w:rPr>
+        <w:rFonts w:hint="default" w:ascii="Wingdings" w:hAnsi="Wingdings" w:cs="Wingdings"/>
+        <w:sz w:val="20"/>
+      </w:rPr>
+    </w:lvl>
+    <w:lvl w:ilvl="6" w:tentative="0">
+      <w:start w:val="1"/>
+      <w:numFmt w:val="bullet"/>
+      <w:lvlText w:val=""/>
+      <w:lvlJc w:val="left"/>
+      <w:pPr>
+        <w:tabs>
+          <w:tab w:val="left" w:pos="5040"/>
+        </w:tabs>
+        <w:ind w:left="5040" w:hanging="360"/>
+      </w:pPr>
+      <w:rPr>
+        <w:rFonts w:hint="default" w:ascii="Wingdings" w:hAnsi="Wingdings" w:cs="Wingdings"/>
+        <w:sz w:val="20"/>
+      </w:rPr>
+    </w:lvl>
+    <w:lvl w:ilvl="7" w:tentative="0">
+      <w:start w:val="1"/>
+      <w:numFmt w:val="bullet"/>
+      <w:lvlText w:val=""/>
+      <w:lvlJc w:val="left"/>
+      <w:pPr>
+        <w:tabs>
+          <w:tab w:val="left" w:pos="5760"/>
+        </w:tabs>
+        <w:ind w:left="5760" w:hanging="360"/>
+      </w:pPr>
+      <w:rPr>
+        <w:rFonts w:hint="default" w:ascii="Wingdings" w:hAnsi="Wingdings" w:cs="Wingdings"/>
+        <w:sz w:val="20"/>
+      </w:rPr>
+    </w:lvl>
+    <w:lvl w:ilvl="8" w:tentative="0">
+      <w:start w:val="1"/>
+      <w:numFmt w:val="bullet"/>
+      <w:lvlText w:val=""/>
+      <w:lvlJc w:val="left"/>
+      <w:pPr>
+        <w:tabs>
+          <w:tab w:val="left" w:pos="6480"/>
+        </w:tabs>
+        <w:ind w:left="6480" w:hanging="360"/>
+      </w:pPr>
+      <w:rPr>
+        <w:rFonts w:hint="default" w:ascii="Wingdings" w:hAnsi="Wingdings" w:cs="Wingdings"/>
+        <w:sz w:val="20"/>
+      </w:rPr>
+    </w:lvl>
+  </w:abstractNum>
   <w:num w:numId="1">
+    <w:abstractNumId w:val="1"/>
+  </w:num>
+  <w:num w:numId="2">
+    <w:abstractNumId w:val="2"/>
+  </w:num>
+  <w:num w:numId="3">
     <w:abstractNumId w:val="0"/>
   </w:num>
 </w:numbering>
@@ -3751,6 +9453,25 @@
     </w:rPr>
   </w:style>
   <w:style w:type="paragraph" w:styleId="2">
+    <w:name w:val="heading 1"/>
+    <w:next w:val="1"/>
+    <w:qFormat/>
+    <w:uiPriority w:val="0"/>
+    <w:pPr>
+      <w:spacing w:before="0" w:beforeAutospacing="1" w:after="0" w:afterAutospacing="1"/>
+      <w:jc w:val="left"/>
+    </w:pPr>
+    <w:rPr>
+      <w:rFonts w:hint="eastAsia" w:ascii="SimSun" w:hAnsi="SimSun" w:eastAsia="SimSun" w:cs="SimSun"/>
+      <w:b/>
+      <w:bCs/>
+      <w:kern w:val="44"/>
+      <w:sz w:val="48"/>
+      <w:szCs w:val="48"/>
+      <w:lang w:val="en-US" w:eastAsia="zh-CN" w:bidi="ar"/>
+    </w:rPr>
+  </w:style>
+  <w:style w:type="paragraph" w:styleId="3">
     <w:name w:val="heading 2"/>
     <w:next w:val="1"/>
     <w:semiHidden/>
@@ -3771,7 +9492,7 @@
       <w:lang w:val="en-US" w:eastAsia="zh-CN" w:bidi="ar"/>
     </w:rPr>
   </w:style>
-  <w:style w:type="paragraph" w:styleId="3">
+  <w:style w:type="paragraph" w:styleId="4">
     <w:name w:val="heading 3"/>
     <w:next w:val="1"/>
     <w:semiHidden/>
@@ -3792,13 +9513,13 @@
       <w:lang w:val="en-US" w:eastAsia="zh-CN" w:bidi="ar"/>
     </w:rPr>
   </w:style>
-  <w:style w:type="character" w:default="1" w:styleId="4">
+  <w:style w:type="character" w:default="1" w:styleId="5">
     <w:name w:val="Default Paragraph Font"/>
     <w:semiHidden/>
     <w:qFormat/>
     <w:uiPriority w:val="0"/>
   </w:style>
-  <w:style w:type="table" w:default="1" w:styleId="5">
+  <w:style w:type="table" w:default="1" w:styleId="6">
     <w:name w:val="Normal Table"/>
     <w:semiHidden/>
     <w:qFormat/>
@@ -3812,9 +9533,9 @@
       </w:tblCellMar>
     </w:tblPr>
   </w:style>
-  <w:style w:type="character" w:styleId="6">
+  <w:style w:type="character" w:styleId="7">
     <w:name w:val="Emphasis"/>
-    <w:basedOn w:val="4"/>
+    <w:basedOn w:val="5"/>
     <w:qFormat/>
     <w:uiPriority w:val="0"/>
     <w:rPr>
@@ -3822,9 +9543,9 @@
       <w:iCs/>
     </w:rPr>
   </w:style>
-  <w:style w:type="character" w:styleId="7">
+  <w:style w:type="character" w:styleId="8">
     <w:name w:val="HTML Code"/>
-    <w:basedOn w:val="4"/>
+    <w:basedOn w:val="5"/>
     <w:qFormat/>
     <w:uiPriority w:val="0"/>
     <w:rPr>
@@ -3833,7 +9554,7 @@
       <w:szCs w:val="20"/>
     </w:rPr>
   </w:style>
-  <w:style w:type="paragraph" w:styleId="8">
+  <w:style w:type="paragraph" w:styleId="9">
     <w:name w:val="HTML Preformatted"/>
     <w:qFormat/>
     <w:uiPriority w:val="0"/>
@@ -3866,7 +9587,7 @@
       <w:lang w:val="en-US" w:eastAsia="zh-CN" w:bidi="ar"/>
     </w:rPr>
   </w:style>
-  <w:style w:type="paragraph" w:styleId="9">
+  <w:style w:type="paragraph" w:styleId="10">
     <w:name w:val="Normal (Web)"/>
     <w:qFormat/>
     <w:uiPriority w:val="0"/>
@@ -3883,9 +9604,9 @@
       <w:lang w:val="en-US" w:eastAsia="zh-CN" w:bidi="ar"/>
     </w:rPr>
   </w:style>
-  <w:style w:type="character" w:styleId="10">
+  <w:style w:type="character" w:styleId="11">
     <w:name w:val="Strong"/>
-    <w:basedOn w:val="4"/>
+    <w:basedOn w:val="5"/>
     <w:qFormat/>
     <w:uiPriority w:val="0"/>
     <w:rPr>
